--- a/apostila/apostila.docx
+++ b/apostila/apostila.docx
@@ -13221,7 +13221,7 @@
     </w:p>
     <w:bookmarkEnd w:id="71"/>
     <w:bookmarkEnd w:id="72"/>
-    <w:bookmarkStart w:id="81" w:name="mão-na-massa-no-gemini"/>
+    <w:bookmarkStart w:id="99" w:name="mão-na-massa-no-gemini"/>
     <w:p>
       <w:pPr>
         <w:pStyle w:val="Heading1"/>
@@ -14095,7 +14095,7 @@
       </w:r>
     </w:p>
     <w:bookmarkEnd w:id="73"/>
-    <w:bookmarkStart w:id="74" w:name="Xf144a8b13b3fdfc63edd5a5f2a1d255ec6aca89"/>
+    <w:bookmarkStart w:id="77" w:name="Xf144a8b13b3fdfc63edd5a5f2a1d255ec6aca89"/>
     <w:p>
       <w:pPr>
         <w:pStyle w:val="Heading2"/>
@@ -15100,6 +15100,77 @@
     </w:p>
     <w:p>
       <w:pPr>
+        <w:pStyle w:val="BodyText"/>
+      </w:pPr>
+      <w:r>
+        <w:t xml:space="preserve">As médias da Tabela 2, com as letras do teste de Tukey, estão na Figura 1.</w:t>
+      </w:r>
+    </w:p>
+    <w:p>
+      <w:pPr>
+        <w:pStyle w:val="TableCaption"/>
+      </w:pPr>
+      <w:r>
+        <w:t xml:space="preserve">Figura 1 – Altura média de mudas de ipê-amarelo (cm) aos 120 dias, em função do substrato</w:t>
+      </w:r>
+    </w:p>
+    <w:p>
+      <w:pPr>
+        <w:pStyle w:val="Figure"/>
+      </w:pPr>
+      <w:r>
+        <w:drawing>
+          <wp:inline>
+            <wp:extent cx="5334000" cy="2832187"/>
+            <wp:effectExtent b="0" l="0" r="0" t="0"/>
+            <wp:docPr descr="Gráfico de barras da altura média das mudas por substrato, com as letras do teste de Tukey" title="" id="75" name="Picture"/>
+            <a:graphic>
+              <a:graphicData uri="http://schemas.openxmlformats.org/drawingml/2006/picture">
+                <pic:pic>
+                  <pic:nvPicPr>
+                    <pic:cNvPr descr="figuras/fig_dic_mudas.png" id="76" name="Picture"/>
+                    <pic:cNvPicPr>
+                      <a:picLocks noChangeArrowheads="1" noChangeAspect="1"/>
+                    </pic:cNvPicPr>
+                  </pic:nvPicPr>
+                  <pic:blipFill>
+                    <a:blip r:embed="rId74"/>
+                    <a:stretch>
+                      <a:fillRect/>
+                    </a:stretch>
+                  </pic:blipFill>
+                  <pic:spPr bwMode="auto">
+                    <a:xfrm>
+                      <a:off x="0" y="0"/>
+                      <a:ext cx="5334000" cy="2832187"/>
+                    </a:xfrm>
+                    <a:prstGeom prst="rect">
+                      <a:avLst/>
+                    </a:prstGeom>
+                    <a:noFill/>
+                    <a:ln w="9525">
+                      <a:noFill/>
+                      <a:headEnd/>
+                      <a:tailEnd/>
+                    </a:ln>
+                  </pic:spPr>
+                </pic:pic>
+              </a:graphicData>
+            </a:graphic>
+          </wp:inline>
+        </w:drawing>
+      </w:r>
+    </w:p>
+    <w:p>
+      <w:pPr>
+        <w:pStyle w:val="Fontedatabela"/>
+      </w:pPr>
+      <w:r>
+        <w:t xml:space="preserve">Fonte: dados fictícios do curso (2026).</w:t>
+      </w:r>
+    </w:p>
+    <w:p>
+      <w:pPr>
         <w:pStyle w:val="Compact"/>
         <w:numPr>
           <w:ilvl w:val="0"/>
@@ -15170,8 +15241,8 @@
         <w:t xml:space="preserve">.</w:t>
       </w:r>
     </w:p>
-    <w:bookmarkEnd w:id="74"/>
-    <w:bookmarkStart w:id="75" w:name="Xcd73744d582eadd9f26e81a37f5f7ab2e56fa37"/>
+    <w:bookmarkEnd w:id="77"/>
+    <w:bookmarkStart w:id="81" w:name="Xcd73744d582eadd9f26e81a37f5f7ab2e56fa37"/>
     <w:p>
       <w:pPr>
         <w:pStyle w:val="Heading2"/>
@@ -16107,6 +16178,77 @@
     </w:p>
     <w:p>
       <w:pPr>
+        <w:pStyle w:val="BodyText"/>
+      </w:pPr>
+      <w:r>
+        <w:t xml:space="preserve">A Figura 2 mostra as mesmas médias em forma de gráfico.</w:t>
+      </w:r>
+    </w:p>
+    <w:p>
+      <w:pPr>
+        <w:pStyle w:val="TableCaption"/>
+      </w:pPr>
+      <w:r>
+        <w:t xml:space="preserve">Figura 2 – Produtividade média de cultivares de milho (kg ha⁻¹) em aleias de gliricídia</w:t>
+      </w:r>
+    </w:p>
+    <w:p>
+      <w:pPr>
+        <w:pStyle w:val="Figure"/>
+      </w:pPr>
+      <w:r>
+        <w:drawing>
+          <wp:inline>
+            <wp:extent cx="5334000" cy="2832187"/>
+            <wp:effectExtent b="0" l="0" r="0" t="0"/>
+            <wp:docPr descr="Gráfico de barras da produtividade média por cultivar de milho, com as letras do teste de Tukey" title="" id="79" name="Picture"/>
+            <a:graphic>
+              <a:graphicData uri="http://schemas.openxmlformats.org/drawingml/2006/picture">
+                <pic:pic>
+                  <pic:nvPicPr>
+                    <pic:cNvPr descr="figuras/fig_dbc_milho.png" id="80" name="Picture"/>
+                    <pic:cNvPicPr>
+                      <a:picLocks noChangeArrowheads="1" noChangeAspect="1"/>
+                    </pic:cNvPicPr>
+                  </pic:nvPicPr>
+                  <pic:blipFill>
+                    <a:blip r:embed="rId78"/>
+                    <a:stretch>
+                      <a:fillRect/>
+                    </a:stretch>
+                  </pic:blipFill>
+                  <pic:spPr bwMode="auto">
+                    <a:xfrm>
+                      <a:off x="0" y="0"/>
+                      <a:ext cx="5334000" cy="2832187"/>
+                    </a:xfrm>
+                    <a:prstGeom prst="rect">
+                      <a:avLst/>
+                    </a:prstGeom>
+                    <a:noFill/>
+                    <a:ln w="9525">
+                      <a:noFill/>
+                      <a:headEnd/>
+                      <a:tailEnd/>
+                    </a:ln>
+                  </pic:spPr>
+                </pic:pic>
+              </a:graphicData>
+            </a:graphic>
+          </wp:inline>
+        </w:drawing>
+      </w:r>
+    </w:p>
+    <w:p>
+      <w:pPr>
+        <w:pStyle w:val="Fontedatabela"/>
+      </w:pPr>
+      <w:r>
+        <w:t xml:space="preserve">Fonte: dados fictícios do curso (2026).</w:t>
+      </w:r>
+    </w:p>
+    <w:p>
+      <w:pPr>
         <w:pStyle w:val="Compact"/>
         <w:numPr>
           <w:ilvl w:val="0"/>
@@ -16216,8 +16358,8 @@
         <w:t xml:space="preserve">) testou a homogeneidade pelo teste de O’Neill-Mathews (p = 0,50). O Gemini provavelmente usará Bartlett ou Levene, com p-valor diferente; o importante é a conclusão (variâncias homogêneas).</w:t>
       </w:r>
     </w:p>
-    <w:bookmarkEnd w:id="75"/>
-    <w:bookmarkStart w:id="76" w:name="X06aa590fe1e842f50f5c766fafbf44c9a0a988c"/>
+    <w:bookmarkEnd w:id="81"/>
+    <w:bookmarkStart w:id="85" w:name="X06aa590fe1e842f50f5c766fafbf44c9a0a988c"/>
     <w:p>
       <w:pPr>
         <w:pStyle w:val="Heading2"/>
@@ -17484,6 +17626,77 @@
         <w:pStyle w:val="BodyText"/>
       </w:pPr>
       <w:r>
+        <w:t xml:space="preserve">O gráfico de interação (Figura 3) mostra por que é preciso desdobrar: as linhas das espécies não são paralelas.</w:t>
+      </w:r>
+    </w:p>
+    <w:p>
+      <w:pPr>
+        <w:pStyle w:val="TableCaption"/>
+      </w:pPr>
+      <w:r>
+        <w:t xml:space="preserve">Figura 3 – Massa seca média de mudas (g) aos 6 meses, por espécie florestal e adubação</w:t>
+      </w:r>
+    </w:p>
+    <w:p>
+      <w:pPr>
+        <w:pStyle w:val="Figure"/>
+      </w:pPr>
+      <w:r>
+        <w:drawing>
+          <wp:inline>
+            <wp:extent cx="5334000" cy="2832187"/>
+            <wp:effectExtent b="0" l="0" r="0" t="0"/>
+            <wp:docPr descr="Gráfico de interação: massa seca por adubação, com uma linha para cada espécie" title="" id="83" name="Picture"/>
+            <a:graphic>
+              <a:graphicData uri="http://schemas.openxmlformats.org/drawingml/2006/picture">
+                <pic:pic>
+                  <pic:nvPicPr>
+                    <pic:cNvPr descr="figuras/fig_fatorial.png" id="84" name="Picture"/>
+                    <pic:cNvPicPr>
+                      <a:picLocks noChangeArrowheads="1" noChangeAspect="1"/>
+                    </pic:cNvPicPr>
+                  </pic:nvPicPr>
+                  <pic:blipFill>
+                    <a:blip r:embed="rId82"/>
+                    <a:stretch>
+                      <a:fillRect/>
+                    </a:stretch>
+                  </pic:blipFill>
+                  <pic:spPr bwMode="auto">
+                    <a:xfrm>
+                      <a:off x="0" y="0"/>
+                      <a:ext cx="5334000" cy="2832187"/>
+                    </a:xfrm>
+                    <a:prstGeom prst="rect">
+                      <a:avLst/>
+                    </a:prstGeom>
+                    <a:noFill/>
+                    <a:ln w="9525">
+                      <a:noFill/>
+                      <a:headEnd/>
+                      <a:tailEnd/>
+                    </a:ln>
+                  </pic:spPr>
+                </pic:pic>
+              </a:graphicData>
+            </a:graphic>
+          </wp:inline>
+        </w:drawing>
+      </w:r>
+    </w:p>
+    <w:p>
+      <w:pPr>
+        <w:pStyle w:val="Fontedatabela"/>
+      </w:pPr>
+      <w:r>
+        <w:t xml:space="preserve">Fonte: dados fictícios do curso (2026).</w:t>
+      </w:r>
+    </w:p>
+    <w:p>
+      <w:pPr>
+        <w:pStyle w:val="BodyText"/>
+      </w:pPr>
+      <w:r>
         <w:rPr>
           <w:b/>
           <w:bCs/>
@@ -17550,8 +17763,8 @@
         <w:t xml:space="preserve">a interação. Com interação significativa, essa conclusão é incompleta. Se acontecer, peça o desdobramento.</w:t>
       </w:r>
     </w:p>
-    <w:bookmarkEnd w:id="76"/>
-    <w:bookmarkStart w:id="77" w:name="X72edd4c88c221926afa1383b8a95ee62b60538c"/>
+    <w:bookmarkEnd w:id="85"/>
+    <w:bookmarkStart w:id="89" w:name="X72edd4c88c221926afa1383b8a95ee62b60538c"/>
     <w:p>
       <w:pPr>
         <w:pStyle w:val="Heading2"/>
@@ -18952,6 +19165,77 @@
         <w:pStyle w:val="BodyText"/>
       </w:pPr>
       <w:r>
+        <w:t xml:space="preserve">A Figura 4 compara as cultivares dentro de cada nível de sombreamento.</w:t>
+      </w:r>
+    </w:p>
+    <w:p>
+      <w:pPr>
+        <w:pStyle w:val="TableCaption"/>
+      </w:pPr>
+      <w:r>
+        <w:t xml:space="preserve">Figura 4 – Produtividade média de cultivares de café (sc ha⁻¹) em cada nível de sombreamento</w:t>
+      </w:r>
+    </w:p>
+    <w:p>
+      <w:pPr>
+        <w:pStyle w:val="Figure"/>
+      </w:pPr>
+      <w:r>
+        <w:drawing>
+          <wp:inline>
+            <wp:extent cx="5334000" cy="2832187"/>
+            <wp:effectExtent b="0" l="0" r="0" t="0"/>
+            <wp:docPr descr="Gráfico de barras agrupadas da produtividade de cada cultivar de café em 0, 30 e 50 % de sombreamento" title="" id="87" name="Picture"/>
+            <a:graphic>
+              <a:graphicData uri="http://schemas.openxmlformats.org/drawingml/2006/picture">
+                <pic:pic>
+                  <pic:nvPicPr>
+                    <pic:cNvPr descr="figuras/fig_cafe.png" id="88" name="Picture"/>
+                    <pic:cNvPicPr>
+                      <a:picLocks noChangeArrowheads="1" noChangeAspect="1"/>
+                    </pic:cNvPicPr>
+                  </pic:nvPicPr>
+                  <pic:blipFill>
+                    <a:blip r:embed="rId86"/>
+                    <a:stretch>
+                      <a:fillRect/>
+                    </a:stretch>
+                  </pic:blipFill>
+                  <pic:spPr bwMode="auto">
+                    <a:xfrm>
+                      <a:off x="0" y="0"/>
+                      <a:ext cx="5334000" cy="2832187"/>
+                    </a:xfrm>
+                    <a:prstGeom prst="rect">
+                      <a:avLst/>
+                    </a:prstGeom>
+                    <a:noFill/>
+                    <a:ln w="9525">
+                      <a:noFill/>
+                      <a:headEnd/>
+                      <a:tailEnd/>
+                    </a:ln>
+                  </pic:spPr>
+                </pic:pic>
+              </a:graphicData>
+            </a:graphic>
+          </wp:inline>
+        </w:drawing>
+      </w:r>
+    </w:p>
+    <w:p>
+      <w:pPr>
+        <w:pStyle w:val="Fontedatabela"/>
+      </w:pPr>
+      <w:r>
+        <w:t xml:space="preserve">Fonte: dados fictícios do curso (2026).</w:t>
+      </w:r>
+    </w:p>
+    <w:p>
+      <w:pPr>
+        <w:pStyle w:val="BodyText"/>
+      </w:pPr>
+      <w:r>
         <w:rPr>
           <w:b/>
           <w:bCs/>
@@ -19012,8 +19296,8 @@
         <w:t xml:space="preserve">, porque ela testou a parcela com o erro errado. Isso faz o sombreamento parecer muito mais importante do que é. Esse é o tipo de erro que só quem confere percebe.</w:t>
       </w:r>
     </w:p>
-    <w:bookmarkEnd w:id="77"/>
-    <w:bookmarkStart w:id="78" w:name="Xbcfb084397d523a42e4491f566796f145181408"/>
+    <w:bookmarkEnd w:id="89"/>
+    <w:bookmarkStart w:id="93" w:name="Xbcfb084397d523a42e4491f566796f145181408"/>
     <w:p>
       <w:pPr>
         <w:pStyle w:val="Heading2"/>
@@ -20269,7 +20553,7 @@
         <w:pStyle w:val="Fontedatabela"/>
       </w:pPr>
       <w:r>
-        <w:t xml:space="preserve">Nota: Por ser um fator quantitativo, as doses não foram comparadas por teste de médias; a resposta está descrita pela equação de regressão (Figura 1).</w:t>
+        <w:t xml:space="preserve">Nota: Por ser um fator quantitativo, as doses não foram comparadas por teste de médias; a resposta está descrita pela equação de regressão (Figura 5).</w:t>
       </w:r>
     </w:p>
     <w:p>
@@ -20277,7 +20561,62 @@
         <w:pStyle w:val="TableCaption"/>
       </w:pPr>
       <w:r>
-        <w:t xml:space="preserve">Figura 1 – Volume de madeira de eucalipto (m³ ha⁻¹) em função da dose de nitrogênio em cobertura (kg ha⁻¹)</w:t>
+        <w:t xml:space="preserve">Figura 5 – Volume de madeira de eucalipto (m³ ha⁻¹) em função da dose de nitrogênio em cobertura (kg ha⁻¹)</w:t>
+      </w:r>
+    </w:p>
+    <w:p>
+      <w:pPr>
+        <w:pStyle w:val="Figure"/>
+      </w:pPr>
+      <w:r>
+        <w:drawing>
+          <wp:inline>
+            <wp:extent cx="5334000" cy="2998786"/>
+            <wp:effectExtent b="0" l="0" r="0" t="0"/>
+            <wp:docPr descr="Gráfico de pontos das médias de volume por dose de N, com a curva quadrática ajustada e a linha da DMET" title="" id="91" name="Picture"/>
+            <a:graphic>
+              <a:graphicData uri="http://schemas.openxmlformats.org/drawingml/2006/picture">
+                <pic:pic>
+                  <pic:nvPicPr>
+                    <pic:cNvPr descr="figuras/fig_doses.png" id="92" name="Picture"/>
+                    <pic:cNvPicPr>
+                      <a:picLocks noChangeArrowheads="1" noChangeAspect="1"/>
+                    </pic:cNvPicPr>
+                  </pic:nvPicPr>
+                  <pic:blipFill>
+                    <a:blip r:embed="rId90"/>
+                    <a:stretch>
+                      <a:fillRect/>
+                    </a:stretch>
+                  </pic:blipFill>
+                  <pic:spPr bwMode="auto">
+                    <a:xfrm>
+                      <a:off x="0" y="0"/>
+                      <a:ext cx="5334000" cy="2998786"/>
+                    </a:xfrm>
+                    <a:prstGeom prst="rect">
+                      <a:avLst/>
+                    </a:prstGeom>
+                    <a:noFill/>
+                    <a:ln w="9525">
+                      <a:noFill/>
+                      <a:headEnd/>
+                      <a:tailEnd/>
+                    </a:ln>
+                  </pic:spPr>
+                </pic:pic>
+              </a:graphicData>
+            </a:graphic>
+          </wp:inline>
+        </w:drawing>
+      </w:r>
+    </w:p>
+    <w:p>
+      <w:pPr>
+        <w:pStyle w:val="Fontedatabela"/>
+      </w:pPr>
+      <w:r>
+        <w:t xml:space="preserve">Fonte: dados fictícios do curso (2026).</w:t>
       </w:r>
     </w:p>
     <w:p>
@@ -20289,13 +20628,13 @@
           <w:b/>
           <w:bCs/>
         </w:rPr>
-        <w:t xml:space="preserve">O que o gráfico deve mostrar:</w:t>
-      </w:r>
-      <w:r>
-        <w:t xml:space="preserve"> </w:t>
-      </w:r>
-      <w:r>
-        <w:t xml:space="preserve">os 5 pontos das médias da Tabela 10 e a curva ajustada</w:t>
+        <w:t xml:space="preserve">O que conferir no gráfico que a IA gerar:</w:t>
+      </w:r>
+      <w:r>
+        <w:t xml:space="preserve"> </w:t>
+      </w:r>
+      <w:r>
+        <w:t xml:space="preserve">os mesmos elementos da Figura 5: os 5 pontos das médias da Tabela 10 e a curva ajustada</w:t>
       </w:r>
       <w:r>
         <w:t xml:space="preserve"> </w:t>
@@ -20391,14 +20730,6 @@
       </w:r>
       <w:r>
         <w:t xml:space="preserve">da imagem, e a fonte vai abaixo.</w:t>
-      </w:r>
-    </w:p>
-    <w:p>
-      <w:pPr>
-        <w:pStyle w:val="Fontedatabela"/>
-      </w:pPr>
-      <w:r>
-        <w:t xml:space="preserve">Fonte: dados fictícios do curso (2026).</w:t>
       </w:r>
     </w:p>
     <w:p>
@@ -20604,8 +20935,8 @@
         <w:t xml:space="preserve">dos tratamentos (R² = 0,99 no quadrático; 0,85 no linear). Se a IA ajustar a curva sobre as 20 parcelas individuais, o R² será menor (≈ 0,89), com a mesma equação. Os dois estão certos; só informe no relatório qual foi usado.</w:t>
       </w:r>
     </w:p>
-    <w:bookmarkEnd w:id="78"/>
-    <w:bookmarkStart w:id="79" w:name="X04b6682d4815a8e41541de2cdc2c617f2415daf"/>
+    <w:bookmarkEnd w:id="93"/>
+    <w:bookmarkStart w:id="97" w:name="X04b6682d4815a8e41541de2cdc2c617f2415daf"/>
     <w:p>
       <w:pPr>
         <w:pStyle w:val="Heading2"/>
@@ -21917,6 +22248,77 @@
     </w:p>
     <w:p>
       <w:pPr>
+        <w:pStyle w:val="BodyText"/>
+      </w:pPr>
+      <w:r>
+        <w:t xml:space="preserve">Na Figura 6, os dados originais de cada armadilha mostram a variância crescendo junto com a média.</w:t>
+      </w:r>
+    </w:p>
+    <w:p>
+      <w:pPr>
+        <w:pStyle w:val="TableCaption"/>
+      </w:pPr>
+      <w:r>
+        <w:t xml:space="preserve">Figura 6 – Número de insetos-praga por armadilha (dados originais), em função do manejo</w:t>
+      </w:r>
+    </w:p>
+    <w:p>
+      <w:pPr>
+        <w:pStyle w:val="Figure"/>
+      </w:pPr>
+      <w:r>
+        <w:drawing>
+          <wp:inline>
+            <wp:extent cx="5334000" cy="2998786"/>
+            <wp:effectExtent b="0" l="0" r="0" t="0"/>
+            <wp:docPr descr="Boxplots do número de insetos-praga por manejo, com os pontos de cada armadilha" title="" id="95" name="Picture"/>
+            <a:graphic>
+              <a:graphicData uri="http://schemas.openxmlformats.org/drawingml/2006/picture">
+                <pic:pic>
+                  <pic:nvPicPr>
+                    <pic:cNvPr descr="figuras/fig_pragas.png" id="96" name="Picture"/>
+                    <pic:cNvPicPr>
+                      <a:picLocks noChangeArrowheads="1" noChangeAspect="1"/>
+                    </pic:cNvPicPr>
+                  </pic:nvPicPr>
+                  <pic:blipFill>
+                    <a:blip r:embed="rId94"/>
+                    <a:stretch>
+                      <a:fillRect/>
+                    </a:stretch>
+                  </pic:blipFill>
+                  <pic:spPr bwMode="auto">
+                    <a:xfrm>
+                      <a:off x="0" y="0"/>
+                      <a:ext cx="5334000" cy="2998786"/>
+                    </a:xfrm>
+                    <a:prstGeom prst="rect">
+                      <a:avLst/>
+                    </a:prstGeom>
+                    <a:noFill/>
+                    <a:ln w="9525">
+                      <a:noFill/>
+                      <a:headEnd/>
+                      <a:tailEnd/>
+                    </a:ln>
+                  </pic:spPr>
+                </pic:pic>
+              </a:graphicData>
+            </a:graphic>
+          </wp:inline>
+        </w:drawing>
+      </w:r>
+    </w:p>
+    <w:p>
+      <w:pPr>
+        <w:pStyle w:val="Fontedatabela"/>
+      </w:pPr>
+      <w:r>
+        <w:t xml:space="preserve">Fonte: dados fictícios do curso (2026).</w:t>
+      </w:r>
+    </w:p>
+    <w:p>
+      <w:pPr>
         <w:pStyle w:val="Compact"/>
         <w:numPr>
           <w:ilvl w:val="0"/>
@@ -22079,8 +22481,8 @@
         <w:t xml:space="preserve">que o pressuposto falhou. Se ela fizer a ANOVA nos dados originais e seguir em frente sem comentar o Bartlett, isso é sinal de que você precisa conferir com mais cuidado.</w:t>
       </w:r>
     </w:p>
-    <w:bookmarkEnd w:id="79"/>
-    <w:bookmarkStart w:id="80" w:name="X5582746ecc728a1ed04a4892e05210e5c999e9b"/>
+    <w:bookmarkEnd w:id="97"/>
+    <w:bookmarkStart w:id="98" w:name="X5582746ecc728a1ed04a4892e05210e5c999e9b"/>
     <w:p>
       <w:pPr>
         <w:pStyle w:val="Heading2"/>
@@ -22493,9 +22895,9 @@
         <w:br w:type="page"/>
       </w:r>
     </w:p>
-    <w:bookmarkEnd w:id="80"/>
-    <w:bookmarkEnd w:id="81"/>
-    <w:bookmarkStart w:id="87" w:name="ética-e-boas-práticas"/>
+    <w:bookmarkEnd w:id="98"/>
+    <w:bookmarkEnd w:id="99"/>
+    <w:bookmarkStart w:id="105" w:name="ética-e-boas-práticas"/>
     <w:p>
       <w:pPr>
         <w:pStyle w:val="Heading1"/>
@@ -22513,7 +22915,7 @@
         <w:t xml:space="preserve">Ética e boas práticas</w:t>
       </w:r>
     </w:p>
-    <w:bookmarkStart w:id="82" w:name="nunca-invente-dados"/>
+    <w:bookmarkStart w:id="100" w:name="nunca-invente-dados"/>
     <w:p>
       <w:pPr>
         <w:pStyle w:val="Heading2"/>
@@ -22681,8 +23083,8 @@
         <w:t xml:space="preserve">dados até dar significativo.</w:t>
       </w:r>
     </w:p>
-    <w:bookmarkEnd w:id="82"/>
-    <w:bookmarkStart w:id="83" w:name="confira-cada-resultado"/>
+    <w:bookmarkEnd w:id="100"/>
+    <w:bookmarkStart w:id="101" w:name="confira-cada-resultado"/>
     <w:p>
       <w:pPr>
         <w:pStyle w:val="Heading2"/>
@@ -22806,8 +23208,8 @@
         <w:t xml:space="preserve">sugeridas pela IA, uma por uma.</w:t>
       </w:r>
     </w:p>
-    <w:bookmarkEnd w:id="83"/>
-    <w:bookmarkStart w:id="84" w:name="declare-o-uso-de-ia"/>
+    <w:bookmarkEnd w:id="101"/>
+    <w:bookmarkStart w:id="102" w:name="declare-o-uso-de-ia"/>
     <w:p>
       <w:pPr>
         <w:pStyle w:val="Heading2"/>
@@ -22896,8 +23298,8 @@
         <w:t xml:space="preserve">, isso também deve ser declarado (geralmente nos agradecimentos ou numa nota), conforme a norma da revista.</w:t>
       </w:r>
     </w:p>
-    <w:bookmarkEnd w:id="84"/>
-    <w:bookmarkStart w:id="85" w:name="privacidade-e-proteção-de-dados"/>
+    <w:bookmarkEnd w:id="102"/>
+    <w:bookmarkStart w:id="103" w:name="privacidade-e-proteção-de-dados"/>
     <w:p>
       <w:pPr>
         <w:pStyle w:val="Heading2"/>
@@ -23049,8 +23451,8 @@
         <w:t xml:space="preserve">e o comitê de ética, quando houver pessoas envolvidas na pesquisa (entrevistas, questionários).</w:t>
       </w:r>
     </w:p>
-    <w:bookmarkEnd w:id="85"/>
-    <w:bookmarkStart w:id="86" w:name="resumo-das-boas-práticas"/>
+    <w:bookmarkEnd w:id="103"/>
+    <w:bookmarkStart w:id="104" w:name="resumo-das-boas-práticas"/>
     <w:p>
       <w:pPr>
         <w:pStyle w:val="Heading2"/>
@@ -23186,9 +23588,9 @@
         <w:br w:type="page"/>
       </w:r>
     </w:p>
-    <w:bookmarkEnd w:id="86"/>
-    <w:bookmarkEnd w:id="87"/>
-    <w:bookmarkStart w:id="88" w:name="apêndice-a-glossário"/>
+    <w:bookmarkEnd w:id="104"/>
+    <w:bookmarkEnd w:id="105"/>
+    <w:bookmarkStart w:id="106" w:name="apêndice-a-glossário"/>
     <w:p>
       <w:pPr>
         <w:pStyle w:val="Heading1"/>
@@ -23722,8 +24124,8 @@
         <w:br w:type="page"/>
       </w:r>
     </w:p>
-    <w:bookmarkEnd w:id="88"/>
-    <w:bookmarkStart w:id="89" w:name="X8cf3477aa510de75e702a2d676f685a4cf09716"/>
+    <w:bookmarkEnd w:id="106"/>
+    <w:bookmarkStart w:id="107" w:name="X8cf3477aa510de75e702a2d676f685a4cf09716"/>
     <w:p>
       <w:pPr>
         <w:pStyle w:val="Heading1"/>
@@ -23986,8 +24388,8 @@
         <w:br w:type="page"/>
       </w:r>
     </w:p>
-    <w:bookmarkEnd w:id="89"/>
-    <w:bookmarkStart w:id="94" w:name="apêndice-c-gabarito-dos-exercícios"/>
+    <w:bookmarkEnd w:id="107"/>
+    <w:bookmarkStart w:id="112" w:name="apêndice-c-gabarito-dos-exercícios"/>
     <w:p>
       <w:pPr>
         <w:pStyle w:val="Heading1"/>
@@ -24052,7 +24454,7 @@
           <w:b/>
           <w:bCs/>
         </w:rPr>
-        <w:t xml:space="preserve">As tabelas de ANOVA e de médias estão no Capítulo 6</w:t>
+        <w:t xml:space="preserve">As tabelas de ANOVA e de médias, e os gráficos, estão no Capítulo 6</w:t>
       </w:r>
       <w:r>
         <w:t xml:space="preserve">, já no padrão ABNT, para não repeti-las aqui:</w:t>
@@ -24092,7 +24494,7 @@
               <w:pStyle w:val="Compact"/>
             </w:pPr>
             <w:r>
-              <w:t xml:space="preserve">Tabelas no Capítulo 6</w:t>
+              <w:t xml:space="preserve">Tabelas e figuras no Capítulo 6</w:t>
             </w:r>
           </w:p>
         </w:tc>
@@ -24119,7 +24521,7 @@
               <w:pStyle w:val="Compact"/>
             </w:pPr>
             <w:r>
-              <w:t xml:space="preserve">Tabela 1 (ANOVA) e Tabela 2 (Tukey)</w:t>
+              <w:t xml:space="preserve">Tabela 1 (ANOVA), Tabela 2 (Tukey) e Figura 1</w:t>
             </w:r>
           </w:p>
         </w:tc>
@@ -24146,7 +24548,7 @@
               <w:pStyle w:val="Compact"/>
             </w:pPr>
             <w:r>
-              <w:t xml:space="preserve">Tabela 3 (ANOVA) e Tabela 4 (Tukey)</w:t>
+              <w:t xml:space="preserve">Tabela 3 (ANOVA), Tabela 4 (Tukey) e Figura 2</w:t>
             </w:r>
           </w:p>
         </w:tc>
@@ -24173,7 +24575,7 @@
               <w:pStyle w:val="Compact"/>
             </w:pPr>
             <w:r>
-              <w:t xml:space="preserve">Tabela 5 (ANOVA) e Tabela 6 (desdobramento)</w:t>
+              <w:t xml:space="preserve">Tabela 5 (ANOVA), Tabela 6 (desdobramento) e Figura 3</w:t>
             </w:r>
           </w:p>
         </w:tc>
@@ -24200,7 +24602,7 @@
               <w:pStyle w:val="Compact"/>
             </w:pPr>
             <w:r>
-              <w:t xml:space="preserve">Tabela 7 (ANOVA) e Tabela 8 (cultivares em cada sombreamento)</w:t>
+              <w:t xml:space="preserve">Tabela 7 (ANOVA), Tabela 8 (cultivares em cada sombreamento) e Figura 4</w:t>
             </w:r>
           </w:p>
         </w:tc>
@@ -24227,7 +24629,7 @@
               <w:pStyle w:val="Compact"/>
             </w:pPr>
             <w:r>
-              <w:t xml:space="preserve">Tabela 9 (ANOVA com regressão), Tabela 10 (médias) e Figura 1</w:t>
+              <w:t xml:space="preserve">Tabela 9 (ANOVA com regressão), Tabela 10 (médias) e Figura 5</w:t>
             </w:r>
           </w:p>
         </w:tc>
@@ -24254,7 +24656,7 @@
               <w:pStyle w:val="Compact"/>
             </w:pPr>
             <w:r>
-              <w:t xml:space="preserve">Tabelas 11 e 12 (ANOVA original e transformada) e Tabela 13 (médias)</w:t>
+              <w:t xml:space="preserve">Tabelas 11 e 12 (ANOVA original e transformada), Tabela 13 (médias) e Figura 6</w:t>
             </w:r>
           </w:p>
         </w:tc>
@@ -24268,7 +24670,7 @@
         <w:t xml:space="preserve">Este apêndice traz os detalhes que não cabem nas tabelas: p-valores exatos, pressupostos e modelos de regressão.</w:t>
       </w:r>
     </w:p>
-    <w:bookmarkStart w:id="90" w:name="p-valores-do-teste-f"/>
+    <w:bookmarkStart w:id="108" w:name="p-valores-do-teste-f"/>
     <w:p>
       <w:pPr>
         <w:pStyle w:val="Heading2"/>
@@ -25127,8 +25529,8 @@
         <w:t xml:space="preserve">para o fatorial, a coluna QM aparece com valores incorretos de exibição (4, 2, 5, 3); os QM corretos (SQ/GL) estão na Tabela 5 e conferem com o F mostrado.</w:t>
       </w:r>
     </w:p>
-    <w:bookmarkEnd w:id="90"/>
-    <w:bookmarkStart w:id="91" w:name="pressupostos"/>
+    <w:bookmarkEnd w:id="108"/>
+    <w:bookmarkStart w:id="109" w:name="pressupostos"/>
     <w:p>
       <w:pPr>
         <w:pStyle w:val="Heading2"/>
@@ -25517,8 +25919,8 @@
         </w:tc>
       </w:tr>
     </w:tbl>
-    <w:bookmarkEnd w:id="91"/>
-    <w:bookmarkStart w:id="92" w:name="detalhes-dos-testes-de-médias"/>
+    <w:bookmarkEnd w:id="109"/>
+    <w:bookmarkStart w:id="110" w:name="detalhes-dos-testes-de-médias"/>
     <w:p>
       <w:pPr>
         <w:pStyle w:val="Heading2"/>
@@ -25608,8 +26010,8 @@
         <w:t xml:space="preserve">.</w:t>
       </w:r>
     </w:p>
-    <w:bookmarkEnd w:id="92"/>
-    <w:bookmarkStart w:id="93" w:name="regressão-exercício-5"/>
+    <w:bookmarkEnd w:id="110"/>
+    <w:bookmarkStart w:id="111" w:name="regressão-exercício-5"/>
     <w:p>
       <w:pPr>
         <w:pStyle w:val="Heading2"/>
@@ -25949,8 +26351,8 @@
         <w:t xml:space="preserve">Bom trabalho e bons experimentos!</w:t>
       </w:r>
     </w:p>
-    <w:bookmarkEnd w:id="93"/>
-    <w:bookmarkEnd w:id="94"/>
+    <w:bookmarkEnd w:id="111"/>
+    <w:bookmarkEnd w:id="112"/>
     <w:sectPr>
       <w:footnotePr>
         <w:numRestart w:val="eachSect"/>
@@ -27400,6 +27802,11 @@
   <w:style w:customStyle="1" w:styleId="Figure" w:type="paragraph">
     <w:name w:val="Figure"/>
     <w:basedOn w:val="Normal"/>
+    <w:pPr>
+      <w:keepNext/>
+      <w:spacing w:before="0" w:after="60"/>
+      <w:jc w:val="center"/>
+    </w:pPr>
   </w:style>
   <w:style w:customStyle="1" w:styleId="CaptionedFigure" w:type="paragraph">
     <w:name w:val="Captioned Figure"/>

--- a/apostila/apostila.docx
+++ b/apostila/apostila.docx
@@ -741,7 +741,7 @@
       </w:r>
     </w:p>
     <w:bookmarkEnd w:id="21"/>
-    <w:bookmarkStart w:id="27" w:name="Xf7012c86f50aa219edcfa0fb3917950970d416a"/>
+    <w:bookmarkStart w:id="31" w:name="Xf7012c86f50aa219edcfa0fb3917950970d416a"/>
     <w:p>
       <w:pPr>
         <w:pStyle w:val="Heading1"/>
@@ -892,7 +892,7 @@
       </w:r>
     </w:p>
     <w:bookmarkEnd w:id="22"/>
-    <w:bookmarkStart w:id="23" w:name="o-que-a-ia-faz-bem"/>
+    <w:bookmarkStart w:id="26" w:name="X3033dd76f7908e6f45db012083de6118dd8ce53"/>
     <w:p>
       <w:pPr>
         <w:pStyle w:val="Heading2"/>
@@ -902,6 +902,396 @@
           <w:rStyle w:val="SectionNumber"/>
         </w:rPr>
         <w:t xml:space="preserve">1.2</w:t>
+      </w:r>
+      <w:r>
+        <w:tab/>
+      </w:r>
+      <w:r>
+        <w:t xml:space="preserve">Quanto vale saber usar IA? Um experimento controlado</w:t>
+      </w:r>
+    </w:p>
+    <w:p>
+      <w:pPr>
+        <w:pStyle w:val="FirstParagraph"/>
+      </w:pPr>
+      <w:r>
+        <w:t xml:space="preserve">Será que a IA ajuda mesmo, ou é só impressão? Peng et al. (2023) responderam a essa pergunta do jeito que nós, da estatística experimental, conhecemos bem:</w:t>
+      </w:r>
+      <w:r>
+        <w:t xml:space="preserve"> </w:t>
+      </w:r>
+      <w:r>
+        <w:rPr>
+          <w:b/>
+          <w:bCs/>
+        </w:rPr>
+        <w:t xml:space="preserve">com um experimento</w:t>
+      </w:r>
+      <w:r>
+        <w:t xml:space="preserve">. Eles recrutaram 95 programadores profissionais e</w:t>
+      </w:r>
+      <w:r>
+        <w:t xml:space="preserve"> </w:t>
+      </w:r>
+      <w:r>
+        <w:rPr>
+          <w:b/>
+          <w:bCs/>
+        </w:rPr>
+        <w:t xml:space="preserve">sortearam</w:t>
+      </w:r>
+      <w:r>
+        <w:t xml:space="preserve"> </w:t>
+      </w:r>
+      <w:r>
+        <w:t xml:space="preserve">quem ficaria em cada grupo: 45 receberam um assistente de IA (o GitHub Copilot) e 50 formaram o</w:t>
+      </w:r>
+      <w:r>
+        <w:t xml:space="preserve"> </w:t>
+      </w:r>
+      <w:r>
+        <w:rPr>
+          <w:b/>
+          <w:bCs/>
+        </w:rPr>
+        <w:t xml:space="preserve">grupo controle</w:t>
+      </w:r>
+      <w:r>
+        <w:t xml:space="preserve">, sem IA. A tarefa era a mesma para todos: programar um pequeno servidor web em JavaScript, o mais rápido possível. O</w:t>
+      </w:r>
+      <w:r>
+        <w:t xml:space="preserve"> </w:t>
+      </w:r>
+      <w:r>
+        <w:t xml:space="preserve">“treinamento”</w:t>
+      </w:r>
+      <w:r>
+        <w:t xml:space="preserve"> </w:t>
+      </w:r>
+      <w:r>
+        <w:t xml:space="preserve">do grupo com IA foi só um</w:t>
+      </w:r>
+      <w:r>
+        <w:t xml:space="preserve"> </w:t>
+      </w:r>
+      <w:r>
+        <w:rPr>
+          <w:b/>
+          <w:bCs/>
+        </w:rPr>
+        <w:t xml:space="preserve">vídeo de 1 minuto</w:t>
+      </w:r>
+      <w:r>
+        <w:t xml:space="preserve"> </w:t>
+      </w:r>
+      <w:r>
+        <w:t xml:space="preserve">sobre a ferramenta.</w:t>
+      </w:r>
+    </w:p>
+    <w:p>
+      <w:pPr>
+        <w:pStyle w:val="BodyText"/>
+      </w:pPr>
+      <w:r>
+        <w:t xml:space="preserve">O resultado está na Figura 1. Entre os que concluíram a tarefa, o grupo com IA levou, em média,</w:t>
+      </w:r>
+      <w:r>
+        <w:t xml:space="preserve"> </w:t>
+      </w:r>
+      <w:r>
+        <w:rPr>
+          <w:b/>
+          <w:bCs/>
+        </w:rPr>
+        <w:t xml:space="preserve">71,2 minutos</w:t>
+      </w:r>
+      <w:r>
+        <w:t xml:space="preserve">, contra</w:t>
+      </w:r>
+      <w:r>
+        <w:t xml:space="preserve"> </w:t>
+      </w:r>
+      <w:r>
+        <w:rPr>
+          <w:b/>
+          <w:bCs/>
+        </w:rPr>
+        <w:t xml:space="preserve">160,9 minutos</w:t>
+      </w:r>
+      <w:r>
+        <w:t xml:space="preserve"> </w:t>
+      </w:r>
+      <w:r>
+        <w:t xml:space="preserve">do grupo controle: uma redução de</w:t>
+      </w:r>
+      <w:r>
+        <w:t xml:space="preserve"> </w:t>
+      </w:r>
+      <w:r>
+        <w:rPr>
+          <w:b/>
+          <w:bCs/>
+        </w:rPr>
+        <w:t xml:space="preserve">55,8 %</w:t>
+      </w:r>
+      <w:r>
+        <w:t xml:space="preserve"> </w:t>
+      </w:r>
+      <w:r>
+        <w:t xml:space="preserve">no tempo. A diferença foi testada com um</w:t>
+      </w:r>
+      <w:r>
+        <w:t xml:space="preserve"> </w:t>
+      </w:r>
+      <w:r>
+        <w:rPr>
+          <w:b/>
+          <w:bCs/>
+        </w:rPr>
+        <w:t xml:space="preserve">teste t</w:t>
+      </w:r>
+      <w:r>
+        <w:t xml:space="preserve"> </w:t>
+      </w:r>
+      <w:r>
+        <w:t xml:space="preserve">(p = 0,0017) e o</w:t>
+      </w:r>
+      <w:r>
+        <w:t xml:space="preserve"> </w:t>
+      </w:r>
+      <w:r>
+        <w:rPr>
+          <w:b/>
+          <w:bCs/>
+        </w:rPr>
+        <w:t xml:space="preserve">intervalo de confiança de 95 %</w:t>
+      </w:r>
+      <w:r>
+        <w:t xml:space="preserve"> </w:t>
+      </w:r>
+      <w:r>
+        <w:t xml:space="preserve">para o ganho foi de 21 % a 89 %. Repare que o estudo tem todos os ingredientes deste curso: casualização, grupo controle, teste de hipótese e intervalo de confiança. Outro detalhe curioso: os próprios participantes</w:t>
+      </w:r>
+      <w:r>
+        <w:t xml:space="preserve"> </w:t>
+      </w:r>
+      <w:r>
+        <w:rPr>
+          <w:b/>
+          <w:bCs/>
+        </w:rPr>
+        <w:t xml:space="preserve">subestimaram</w:t>
+      </w:r>
+      <w:r>
+        <w:t xml:space="preserve"> </w:t>
+      </w:r>
+      <w:r>
+        <w:t xml:space="preserve">o efeito; em média, acharam que a IA os deixaria 35 % mais produtivos, quando o ganho medido foi de 55,8 %.</w:t>
+      </w:r>
+    </w:p>
+    <w:p>
+      <w:pPr>
+        <w:pStyle w:val="TableCaption"/>
+      </w:pPr>
+      <w:r>
+        <w:t xml:space="preserve">Figura 1 – Tempo para concluir a tarefa e ganho de produtividade com e sem assistente de IA</w:t>
+      </w:r>
+    </w:p>
+    <w:p>
+      <w:pPr>
+        <w:pStyle w:val="Figure"/>
+      </w:pPr>
+      <w:r>
+        <w:drawing>
+          <wp:inline>
+            <wp:extent cx="5334000" cy="3168209"/>
+            <wp:effectExtent b="0" l="0" r="0" t="0"/>
+            <wp:docPr descr="Painel (a): barras horizontais do tempo médio para concluir a tarefa, 160,9 min sem IA e 71,2 min com IA, redução de 55,8 %. Painel (b): ganho estimado pelos participantes, 35 %, e ganho real medido, 55,8 %" title="" id="24" name="Picture"/>
+            <a:graphic>
+              <a:graphicData uri="http://schemas.openxmlformats.org/drawingml/2006/picture">
+                <pic:pic>
+                  <pic:nvPicPr>
+                    <pic:cNvPr descr="figuras/fig_copilot.png" id="25" name="Picture"/>
+                    <pic:cNvPicPr>
+                      <a:picLocks noChangeArrowheads="1" noChangeAspect="1"/>
+                    </pic:cNvPicPr>
+                  </pic:nvPicPr>
+                  <pic:blipFill>
+                    <a:blip r:embed="rId23"/>
+                    <a:stretch>
+                      <a:fillRect/>
+                    </a:stretch>
+                  </pic:blipFill>
+                  <pic:spPr bwMode="auto">
+                    <a:xfrm>
+                      <a:off x="0" y="0"/>
+                      <a:ext cx="5334000" cy="3168209"/>
+                    </a:xfrm>
+                    <a:prstGeom prst="rect">
+                      <a:avLst/>
+                    </a:prstGeom>
+                    <a:noFill/>
+                    <a:ln w="9525">
+                      <a:noFill/>
+                      <a:headEnd/>
+                      <a:tailEnd/>
+                    </a:ln>
+                  </pic:spPr>
+                </pic:pic>
+              </a:graphicData>
+            </a:graphic>
+          </wp:inline>
+        </w:drawing>
+      </w:r>
+    </w:p>
+    <w:p>
+      <w:pPr>
+        <w:pStyle w:val="Fontedatabela"/>
+      </w:pPr>
+      <w:r>
+        <w:t xml:space="preserve">Fonte: adaptado de Peng et al. (2023).</w:t>
+      </w:r>
+    </w:p>
+    <w:p>
+      <w:pPr>
+        <w:pStyle w:val="BodyText"/>
+      </w:pPr>
+      <w:r>
+        <w:rPr>
+          <w:b/>
+          <w:bCs/>
+        </w:rPr>
+        <w:t xml:space="preserve">O recado para este curso.</w:t>
+      </w:r>
+      <w:r>
+        <w:t xml:space="preserve"> </w:t>
+      </w:r>
+      <w:r>
+        <w:t xml:space="preserve">Bastou</w:t>
+      </w:r>
+      <w:r>
+        <w:t xml:space="preserve"> </w:t>
+      </w:r>
+      <w:r>
+        <w:rPr>
+          <w:b/>
+          <w:bCs/>
+        </w:rPr>
+        <w:t xml:space="preserve">1 minuto de orientação</w:t>
+      </w:r>
+      <w:r>
+        <w:t xml:space="preserve"> </w:t>
+      </w:r>
+      <w:r>
+        <w:t xml:space="preserve">para mudar o resultado. E quem mais ganhou foram os programadores</w:t>
+      </w:r>
+      <w:r>
+        <w:t xml:space="preserve"> </w:t>
+      </w:r>
+      <w:r>
+        <w:rPr>
+          <w:b/>
+          <w:bCs/>
+        </w:rPr>
+        <w:t xml:space="preserve">com menos experiência</w:t>
+      </w:r>
+      <w:r>
+        <w:t xml:space="preserve">, os que programam mais horas por dia e os de 25 a 44 anos (PENG et al., 2023). Ou seja: a IA ajuda justamente quem está começando, que é o público desta apostila.</w:t>
+      </w:r>
+    </w:p>
+    <w:p>
+      <w:pPr>
+        <w:pStyle w:val="BodyText"/>
+      </w:pPr>
+      <w:r>
+        <w:rPr>
+          <w:b/>
+          <w:bCs/>
+        </w:rPr>
+        <w:t xml:space="preserve">Mas atenção aos limites.</w:t>
+      </w:r>
+      <w:r>
+        <w:t xml:space="preserve"> </w:t>
+      </w:r>
+      <w:r>
+        <w:t xml:space="preserve">Foi</w:t>
+      </w:r>
+      <w:r>
+        <w:t xml:space="preserve"> </w:t>
+      </w:r>
+      <w:r>
+        <w:rPr>
+          <w:b/>
+          <w:bCs/>
+        </w:rPr>
+        <w:t xml:space="preserve">uma única tarefa de programação</w:t>
+      </w:r>
+      <w:r>
+        <w:t xml:space="preserve">, padronizada; em outras tarefas, como a análise de um experimento agroflorestal, o ganho pode ser maior, menor ou nenhum. E o estudo mediu</w:t>
+      </w:r>
+      <w:r>
+        <w:t xml:space="preserve"> </w:t>
+      </w:r>
+      <w:r>
+        <w:rPr>
+          <w:b/>
+          <w:bCs/>
+        </w:rPr>
+        <w:t xml:space="preserve">rapidez</w:t>
+      </w:r>
+      <w:r>
+        <w:t xml:space="preserve">, não</w:t>
+      </w:r>
+      <w:r>
+        <w:t xml:space="preserve"> </w:t>
+      </w:r>
+      <w:r>
+        <w:rPr>
+          <w:b/>
+          <w:bCs/>
+        </w:rPr>
+        <w:t xml:space="preserve">qualidade</w:t>
+      </w:r>
+      <w:r>
+        <w:t xml:space="preserve">: ninguém conferiu se o código estava bem feito. Por isso, a regra deste curso continua valendo: a IA pode deixar você mais rápido, mas</w:t>
+      </w:r>
+      <w:r>
+        <w:t xml:space="preserve"> </w:t>
+      </w:r>
+      <w:r>
+        <w:rPr>
+          <w:b/>
+          <w:bCs/>
+        </w:rPr>
+        <w:t xml:space="preserve">confira sempre</w:t>
+      </w:r>
+      <w:r>
+        <w:t xml:space="preserve"> </w:t>
+      </w:r>
+      <w:r>
+        <w:t xml:space="preserve">o resultado (veja</w:t>
+      </w:r>
+      <w:r>
+        <w:t xml:space="preserve"> </w:t>
+      </w:r>
+      <w:r>
+        <w:t xml:space="preserve">“Por que conferir sempre”</w:t>
+      </w:r>
+      <w:r>
+        <w:t xml:space="preserve">, adiante).</w:t>
+      </w:r>
+    </w:p>
+    <w:bookmarkEnd w:id="26"/>
+    <w:bookmarkStart w:id="27" w:name="o-que-a-ia-faz-bem"/>
+    <w:p>
+      <w:pPr>
+        <w:pStyle w:val="Heading2"/>
+      </w:pPr>
+      <w:r>
+        <w:rPr>
+          <w:rStyle w:val="SectionNumber"/>
+        </w:rPr>
+        <w:t xml:space="preserve">1.3</w:t>
       </w:r>
       <w:r>
         <w:tab/>
@@ -1124,8 +1514,8 @@
         </w:tc>
       </w:tr>
     </w:tbl>
-    <w:bookmarkEnd w:id="23"/>
-    <w:bookmarkStart w:id="24" w:name="o-que-a-ia-faz-mal"/>
+    <w:bookmarkEnd w:id="27"/>
+    <w:bookmarkStart w:id="28" w:name="o-que-a-ia-faz-mal"/>
     <w:p>
       <w:pPr>
         <w:pStyle w:val="Heading2"/>
@@ -1134,7 +1524,7 @@
         <w:rPr>
           <w:rStyle w:val="SectionNumber"/>
         </w:rPr>
-        <w:t xml:space="preserve">1.3</w:t>
+        <w:t xml:space="preserve">1.4</w:t>
       </w:r>
       <w:r>
         <w:tab/>
@@ -1365,8 +1755,8 @@
         </w:tc>
       </w:tr>
     </w:tbl>
-    <w:bookmarkEnd w:id="24"/>
-    <w:bookmarkStart w:id="25" w:name="alucinação-o-que-é-e-por-que-acontece"/>
+    <w:bookmarkEnd w:id="28"/>
+    <w:bookmarkStart w:id="29" w:name="alucinação-o-que-é-e-por-que-acontece"/>
     <w:p>
       <w:pPr>
         <w:pStyle w:val="Heading2"/>
@@ -1375,7 +1765,7 @@
         <w:rPr>
           <w:rStyle w:val="SectionNumber"/>
         </w:rPr>
-        <w:t xml:space="preserve">1.4</w:t>
+        <w:t xml:space="preserve">1.5</w:t>
       </w:r>
       <w:r>
         <w:tab/>
@@ -1530,8 +1920,8 @@
         <w:t xml:space="preserve">que não existe em nenhum pacote.</w:t>
       </w:r>
     </w:p>
-    <w:bookmarkEnd w:id="25"/>
-    <w:bookmarkStart w:id="26" w:name="por-que-conferir-sempre"/>
+    <w:bookmarkEnd w:id="29"/>
+    <w:bookmarkStart w:id="30" w:name="por-que-conferir-sempre"/>
     <w:p>
       <w:pPr>
         <w:pStyle w:val="Heading2"/>
@@ -1540,7 +1930,7 @@
         <w:rPr>
           <w:rStyle w:val="SectionNumber"/>
         </w:rPr>
-        <w:t xml:space="preserve">1.5</w:t>
+        <w:t xml:space="preserve">1.6</w:t>
       </w:r>
       <w:r>
         <w:tab/>
@@ -1659,9 +2049,9 @@
         <w:br w:type="page"/>
       </w:r>
     </w:p>
-    <w:bookmarkEnd w:id="26"/>
-    <w:bookmarkEnd w:id="27"/>
-    <w:bookmarkStart w:id="35" w:name="como-a-ia-chega-no-resultado"/>
+    <w:bookmarkEnd w:id="30"/>
+    <w:bookmarkEnd w:id="31"/>
+    <w:bookmarkStart w:id="39" w:name="como-a-ia-chega-no-resultado"/>
     <w:p>
       <w:pPr>
         <w:pStyle w:val="Heading1"/>
@@ -1679,7 +2069,7 @@
         <w:t xml:space="preserve">Como a IA chega no resultado</w:t>
       </w:r>
     </w:p>
-    <w:bookmarkStart w:id="28" w:name="X8e170b865fd39712f9170f4497d8e865ae22a8a"/>
+    <w:bookmarkStart w:id="32" w:name="X8e170b865fd39712f9170f4497d8e865ae22a8a"/>
     <w:p>
       <w:pPr>
         <w:pStyle w:val="Heading2"/>
@@ -1939,8 +2329,8 @@
         <w:t xml:space="preserve">que você usou e a saída original do programa.</w:t>
       </w:r>
     </w:p>
-    <w:bookmarkEnd w:id="28"/>
-    <w:bookmarkStart w:id="32" w:name="tour-rápido-pelas-ferramentas"/>
+    <w:bookmarkEnd w:id="32"/>
+    <w:bookmarkStart w:id="36" w:name="tour-rápido-pelas-ferramentas"/>
     <w:p>
       <w:pPr>
         <w:pStyle w:val="Heading2"/>
@@ -1975,7 +2365,7 @@
         <w:t xml:space="preserve">.</w:t>
       </w:r>
     </w:p>
-    <w:bookmarkStart w:id="29" w:name="r-o-padrão-da-agronomia"/>
+    <w:bookmarkStart w:id="33" w:name="r-o-padrão-da-agronomia"/>
     <w:p>
       <w:pPr>
         <w:pStyle w:val="Heading3"/>
@@ -2161,8 +2551,8 @@
         <w:t xml:space="preserve">) e muito mais.</w:t>
       </w:r>
     </w:p>
-    <w:bookmarkEnd w:id="29"/>
-    <w:bookmarkStart w:id="30" w:name="python-a-língua-nativa-das-ias"/>
+    <w:bookmarkEnd w:id="33"/>
+    <w:bookmarkStart w:id="34" w:name="python-a-língua-nativa-das-ias"/>
     <w:p>
       <w:pPr>
         <w:pStyle w:val="Heading3"/>
@@ -2273,8 +2663,8 @@
         <w:t xml:space="preserve">: testes de Shapiro-Wilk, Bartlett, Levene e Kruskal-Wallis.</w:t>
       </w:r>
     </w:p>
-    <w:bookmarkEnd w:id="30"/>
-    <w:bookmarkStart w:id="31" w:name="sisvar-excel-e-outros"/>
+    <w:bookmarkEnd w:id="34"/>
+    <w:bookmarkStart w:id="35" w:name="sisvar-excel-e-outros"/>
     <w:p>
       <w:pPr>
         <w:pStyle w:val="Heading3"/>
@@ -2397,9 +2787,9 @@
         <w:t xml:space="preserve">diferentes.</w:t>
       </w:r>
     </w:p>
-    <w:bookmarkEnd w:id="31"/>
-    <w:bookmarkEnd w:id="32"/>
-    <w:bookmarkStart w:id="33" w:name="a-mesma-anova-em-r-e-em-python"/>
+    <w:bookmarkEnd w:id="35"/>
+    <w:bookmarkEnd w:id="36"/>
+    <w:bookmarkStart w:id="37" w:name="a-mesma-anova-em-r-e-em-python"/>
     <w:p>
       <w:pPr>
         <w:pStyle w:val="Heading2"/>
@@ -3847,8 +4237,8 @@
         <w:t xml:space="preserve">.</w:t>
       </w:r>
     </w:p>
-    <w:bookmarkEnd w:id="33"/>
-    <w:bookmarkStart w:id="34" w:name="pedindo-para-ver-o-código"/>
+    <w:bookmarkEnd w:id="37"/>
+    <w:bookmarkStart w:id="38" w:name="pedindo-para-ver-o-código"/>
     <w:p>
       <w:pPr>
         <w:pStyle w:val="Heading2"/>
@@ -4065,9 +4455,9 @@
         <w:br w:type="page"/>
       </w:r>
     </w:p>
-    <w:bookmarkEnd w:id="34"/>
-    <w:bookmarkEnd w:id="35"/>
-    <w:bookmarkStart w:id="56" w:name="Xc88828cd1b66dfab1c9507532bd014f3c4e673e"/>
+    <w:bookmarkEnd w:id="38"/>
+    <w:bookmarkEnd w:id="39"/>
+    <w:bookmarkStart w:id="60" w:name="Xc88828cd1b66dfab1c9507532bd014f3c4e673e"/>
     <w:p>
       <w:pPr>
         <w:pStyle w:val="Heading1"/>
@@ -4122,7 +4512,7 @@
         <w:t xml:space="preserve">. Este capítulo resolve as duas coisas.</w:t>
       </w:r>
     </w:p>
-    <w:bookmarkStart w:id="42" w:name="organizando-a-planilha"/>
+    <w:bookmarkStart w:id="46" w:name="organizando-a-planilha"/>
     <w:p>
       <w:pPr>
         <w:pStyle w:val="Heading2"/>
@@ -4140,7 +4530,7 @@
         <w:t xml:space="preserve">Organizando a planilha</w:t>
       </w:r>
     </w:p>
-    <w:bookmarkStart w:id="36" w:name="formato-longo-tidy-1-linha-1-parcela"/>
+    <w:bookmarkStart w:id="40" w:name="formato-longo-tidy-1-linha-1-parcela"/>
     <w:p>
       <w:pPr>
         <w:pStyle w:val="Heading3"/>
@@ -4731,8 +5121,8 @@
         <w:t xml:space="preserve">(altura, diâmetro) ganha a sua coluna.</w:t>
       </w:r>
     </w:p>
-    <w:bookmarkEnd w:id="36"/>
-    <w:bookmarkStart w:id="37" w:name="csv-ou-xlsx"/>
+    <w:bookmarkEnd w:id="40"/>
+    <w:bookmarkStart w:id="41" w:name="csv-ou-xlsx"/>
     <w:p>
       <w:pPr>
         <w:pStyle w:val="Heading3"/>
@@ -5038,8 +5428,8 @@
         <w:t xml:space="preserve">.</w:t>
       </w:r>
     </w:p>
-    <w:bookmarkEnd w:id="37"/>
-    <w:bookmarkStart w:id="38" w:name="nomes-de-colunas"/>
+    <w:bookmarkEnd w:id="41"/>
+    <w:bookmarkStart w:id="42" w:name="nomes-de-colunas"/>
     <w:p>
       <w:pPr>
         <w:pStyle w:val="Heading3"/>
@@ -5474,8 +5864,8 @@
         <w:t xml:space="preserve">são três tratamentos diferentes para o computador!</w:t>
       </w:r>
     </w:p>
-    <w:bookmarkEnd w:id="38"/>
-    <w:bookmarkStart w:id="39" w:name="ponto-ou-vírgula-decimal"/>
+    <w:bookmarkEnd w:id="42"/>
+    <w:bookmarkStart w:id="43" w:name="ponto-ou-vírgula-decimal"/>
     <w:p>
       <w:pPr>
         <w:pStyle w:val="Heading3"/>
@@ -5580,8 +5970,8 @@
         <w:t xml:space="preserve">.</w:t>
       </w:r>
     </w:p>
-    <w:bookmarkEnd w:id="39"/>
-    <w:bookmarkStart w:id="40" w:name="dados-perdidos-parcela-perdida"/>
+    <w:bookmarkEnd w:id="43"/>
+    <w:bookmarkStart w:id="44" w:name="dados-perdidos-parcela-perdida"/>
     <w:p>
       <w:pPr>
         <w:pStyle w:val="Heading3"/>
@@ -5769,8 +6159,8 @@
         <w:t xml:space="preserve">que há parcela perdida: isso deixa o experimento desbalanceado e muda alguns cálculos (GL do resíduo, tipo de soma de quadrados, Tukey com repetições diferentes).</w:t>
       </w:r>
     </w:p>
-    <w:bookmarkEnd w:id="40"/>
-    <w:bookmarkStart w:id="41" w:name="Xde3abe03a0f69992588dacc7f9c35d4b2602ca9"/>
+    <w:bookmarkEnd w:id="44"/>
+    <w:bookmarkStart w:id="45" w:name="Xde3abe03a0f69992588dacc7f9c35d4b2602ca9"/>
     <w:p>
       <w:pPr>
         <w:pStyle w:val="Heading3"/>
@@ -5982,9 +6372,9 @@
         <w:t xml:space="preserve">(5 × 4), com uma delas vazia na altura.</w:t>
       </w:r>
     </w:p>
-    <w:bookmarkEnd w:id="41"/>
-    <w:bookmarkEnd w:id="42"/>
-    <w:bookmarkStart w:id="52" w:name="trabalhando-com-arquivos-no-gemini"/>
+    <w:bookmarkEnd w:id="45"/>
+    <w:bookmarkEnd w:id="46"/>
+    <w:bookmarkStart w:id="56" w:name="trabalhando-com-arquivos-no-gemini"/>
     <w:p>
       <w:pPr>
         <w:pStyle w:val="Heading2"/>
@@ -6058,7 +6448,7 @@
         <w:t xml:space="preserve">para o seu relatório. Lembre-se: quem roda a análise é o Gemini; o seu trabalho é garantir que ele leu os dados certos.</w:t>
       </w:r>
     </w:p>
-    <w:bookmarkStart w:id="43" w:name="formatos-e-quando-usar-cada-um"/>
+    <w:bookmarkStart w:id="47" w:name="formatos-e-quando-usar-cada-um"/>
     <w:p>
       <w:pPr>
         <w:pStyle w:val="Heading3"/>
@@ -6775,8 +7165,8 @@
         <w:t xml:space="preserve">Confira linha por linha com o original.</w:t>
       </w:r>
     </w:p>
-    <w:bookmarkEnd w:id="43"/>
-    <w:bookmarkStart w:id="44" w:name="a-armadilha-do-excel-brasileiro"/>
+    <w:bookmarkEnd w:id="47"/>
+    <w:bookmarkStart w:id="48" w:name="a-armadilha-do-excel-brasileiro"/>
     <w:p>
       <w:pPr>
         <w:pStyle w:val="Heading3"/>
@@ -7012,8 +7402,8 @@
         <w:t xml:space="preserve">, que é o padrão que qualquer programa entende. Os arquivos do curso já estão assim.</w:t>
       </w:r>
     </w:p>
-    <w:bookmarkEnd w:id="44"/>
-    <w:bookmarkStart w:id="45" w:name="X2f664620a3ae4cebc9ed52497fd3ed3f3f9a328"/>
+    <w:bookmarkEnd w:id="48"/>
+    <w:bookmarkStart w:id="49" w:name="X2f664620a3ae4cebc9ed52497fd3ed3f3f9a328"/>
     <w:p>
       <w:pPr>
         <w:pStyle w:val="Heading3"/>
@@ -7205,8 +7595,8 @@
         <w:t xml:space="preserve">, acima).</w:t>
       </w:r>
     </w:p>
-    <w:bookmarkEnd w:id="45"/>
-    <w:bookmarkStart w:id="46" w:name="colando-os-dados-como-texto"/>
+    <w:bookmarkEnd w:id="49"/>
+    <w:bookmarkStart w:id="50" w:name="colando-os-dados-como-texto"/>
     <w:p>
       <w:pPr>
         <w:pStyle w:val="Heading3"/>
@@ -7568,8 +7958,8 @@
         <w:t xml:space="preserve">Não invente valores.</w:t>
       </w:r>
     </w:p>
-    <w:bookmarkEnd w:id="46"/>
-    <w:bookmarkStart w:id="47" w:name="enviando-arquivos"/>
+    <w:bookmarkEnd w:id="50"/>
+    <w:bookmarkStart w:id="51" w:name="enviando-arquivos"/>
     <w:p>
       <w:pPr>
         <w:pStyle w:val="Heading3"/>
@@ -7942,8 +8332,8 @@
         <w:t xml:space="preserve">(ou o contrário).</w:t>
       </w:r>
     </w:p>
-    <w:bookmarkEnd w:id="47"/>
-    <w:bookmarkStart w:id="48" w:name="feche-o-ciclo-confirme-o-que-a-ia-leu"/>
+    <w:bookmarkEnd w:id="51"/>
+    <w:bookmarkStart w:id="52" w:name="feche-o-ciclo-confirme-o-que-a-ia-leu"/>
     <w:p>
       <w:pPr>
         <w:pStyle w:val="Heading3"/>
@@ -8218,8 +8608,8 @@
         <w:t xml:space="preserve">. Só depois de conferir, peça a ANOVA.</w:t>
       </w:r>
     </w:p>
-    <w:bookmarkEnd w:id="48"/>
-    <w:bookmarkStart w:id="49" w:name="X50d92ffe8ce042ffdc15075ec609bd5123a4be9"/>
+    <w:bookmarkEnd w:id="52"/>
+    <w:bookmarkStart w:id="53" w:name="X50d92ffe8ce042ffdc15075ec609bd5123a4be9"/>
     <w:p>
       <w:pPr>
         <w:pStyle w:val="Heading3"/>
@@ -8537,8 +8927,8 @@
         <w:t xml:space="preserve">a análise foi feita e ajuda a escrever a metodologia (Capítulo 7).</w:t>
       </w:r>
     </w:p>
-    <w:bookmarkEnd w:id="49"/>
-    <w:bookmarkStart w:id="50" w:name="skills-e-arquivos-de-contexto"/>
+    <w:bookmarkEnd w:id="53"/>
+    <w:bookmarkStart w:id="54" w:name="skills-e-arquivos-de-contexto"/>
     <w:p>
       <w:pPr>
         <w:pStyle w:val="Heading3"/>
@@ -8808,8 +9198,8 @@
         <w:t xml:space="preserve">Sem parcelas perdidas.</w:t>
       </w:r>
     </w:p>
-    <w:bookmarkEnd w:id="50"/>
-    <w:bookmarkStart w:id="51" w:name="checklist-antes-de-enviar-o-arquivo"/>
+    <w:bookmarkEnd w:id="54"/>
+    <w:bookmarkStart w:id="55" w:name="checklist-antes-de-enviar-o-arquivo"/>
     <w:p>
       <w:pPr>
         <w:pStyle w:val="Heading3"/>
@@ -9152,9 +9542,9 @@
         <w:t xml:space="preserve">(linhas, colunas, níveis, 5 primeiras linhas) antes da análise?</w:t>
       </w:r>
     </w:p>
-    <w:bookmarkEnd w:id="51"/>
-    <w:bookmarkEnd w:id="52"/>
-    <w:bookmarkStart w:id="55" w:name="Xc4a37bd4174b425f75e108c05f24f6a961fed4f"/>
+    <w:bookmarkEnd w:id="55"/>
+    <w:bookmarkEnd w:id="56"/>
+    <w:bookmarkStart w:id="59" w:name="Xc4a37bd4174b425f75e108c05f24f6a961fed4f"/>
     <w:p>
       <w:pPr>
         <w:pStyle w:val="Heading2"/>
@@ -9482,7 +9872,7 @@
         </w:tc>
       </w:tr>
     </w:tbl>
-    <w:bookmarkStart w:id="53" w:name="exemplo-ruim-exemplo-bom"/>
+    <w:bookmarkStart w:id="57" w:name="exemplo-ruim-exemplo-bom"/>
     <w:p>
       <w:pPr>
         <w:pStyle w:val="Heading3"/>
@@ -9671,8 +10061,8 @@
         <w:t xml:space="preserve">de relatório técnico. Não invente valores e mostre o código usado.</w:t>
       </w:r>
     </w:p>
-    <w:bookmarkEnd w:id="53"/>
-    <w:bookmarkStart w:id="54" w:name="mais-dicas-de-prompt"/>
+    <w:bookmarkEnd w:id="57"/>
+    <w:bookmarkStart w:id="58" w:name="mais-dicas-de-prompt"/>
     <w:p>
       <w:pPr>
         <w:pStyle w:val="Heading3"/>
@@ -9791,10 +10181,10 @@
         <w:br w:type="page"/>
       </w:r>
     </w:p>
-    <w:bookmarkEnd w:id="54"/>
-    <w:bookmarkEnd w:id="55"/>
-    <w:bookmarkEnd w:id="56"/>
-    <w:bookmarkStart w:id="68" w:name="ecossistema-gemini"/>
+    <w:bookmarkEnd w:id="58"/>
+    <w:bookmarkEnd w:id="59"/>
+    <w:bookmarkEnd w:id="60"/>
+    <w:bookmarkStart w:id="72" w:name="ecossistema-gemini"/>
     <w:p>
       <w:pPr>
         <w:pStyle w:val="Heading1"/>
@@ -9820,7 +10210,7 @@
         <w:t xml:space="preserve">O Gemini não é só a janela de chat. O Google oferece várias ferramentas ligadas a ele, e algumas são muito úteis para quem pesquisa. Nesta parte da aula, o professor faz uma demonstração; esta apostila traz o passo a passo para você testar depois.</w:t>
       </w:r>
     </w:p>
-    <w:bookmarkStart w:id="57" w:name="quem-tem-acesso-a-quê"/>
+    <w:bookmarkStart w:id="61" w:name="quem-tem-acesso-a-quê"/>
     <w:p>
       <w:pPr>
         <w:pStyle w:val="Heading2"/>
@@ -10485,8 +10875,8 @@
         <w:t xml:space="preserve">não abrir o Gemini ou o NotebookLM, use a conta pessoal ou peça ao setor de TI que libere o serviço.</w:t>
       </w:r>
     </w:p>
-    <w:bookmarkEnd w:id="57"/>
-    <w:bookmarkStart w:id="58" w:name="gemini-app-chat-com-seus-dados"/>
+    <w:bookmarkEnd w:id="61"/>
+    <w:bookmarkStart w:id="62" w:name="gemini-app-chat-com-seus-dados"/>
     <w:p>
       <w:pPr>
         <w:pStyle w:val="Heading2"/>
@@ -10710,8 +11100,8 @@
         <w:t xml:space="preserve">do Tukey sobre cada barra.</w:t>
       </w:r>
     </w:p>
-    <w:bookmarkEnd w:id="58"/>
-    <w:bookmarkStart w:id="59" w:name="X9c27c0a5d68c048b17adf37e953a77018da8314"/>
+    <w:bookmarkEnd w:id="62"/>
+    <w:bookmarkStart w:id="63" w:name="X9c27c0a5d68c048b17adf37e953a77018da8314"/>
     <w:p>
       <w:pPr>
         <w:pStyle w:val="Heading2"/>
@@ -10853,8 +11243,8 @@
         <w:t xml:space="preserve">precisar antes de analisar.</w:t>
       </w:r>
     </w:p>
-    <w:bookmarkEnd w:id="59"/>
-    <w:bookmarkStart w:id="60" w:name="canvas-relatório-e-gráfico-editáveis"/>
+    <w:bookmarkEnd w:id="63"/>
+    <w:bookmarkStart w:id="64" w:name="canvas-relatório-e-gráfico-editáveis"/>
     <w:p>
       <w:pPr>
         <w:pStyle w:val="Heading2"/>
@@ -11014,8 +11404,8 @@
         <w:t xml:space="preserve">qualquer número que não veio da análise.</w:t>
       </w:r>
     </w:p>
-    <w:bookmarkEnd w:id="60"/>
-    <w:bookmarkStart w:id="61" w:name="X74b8d2b4c127441c5cd232f14d3ebdfd880bea4"/>
+    <w:bookmarkEnd w:id="64"/>
+    <w:bookmarkStart w:id="65" w:name="X74b8d2b4c127441c5cd232f14d3ebdfd880bea4"/>
     <w:p>
       <w:pPr>
         <w:pStyle w:val="Heading2"/>
@@ -11209,8 +11599,8 @@
         <w:t xml:space="preserve">Abra os links e veja se o artigo existe e diz o que o relatório afirma. Deep Research reduz, mas não elimina, a alucinação.</w:t>
       </w:r>
     </w:p>
-    <w:bookmarkEnd w:id="61"/>
-    <w:bookmarkStart w:id="62" w:name="X4ba7e6058cbbcc853370795410750c0bd704420"/>
+    <w:bookmarkEnd w:id="65"/>
+    <w:bookmarkStart w:id="66" w:name="X4ba7e6058cbbcc853370795410750c0bd704420"/>
     <w:p>
       <w:pPr>
         <w:pStyle w:val="Heading2"/>
@@ -11363,8 +11753,8 @@
         <w:t xml:space="preserve">produtividade_kg_ha. ANOVA e Tukey 5%.</w:t>
       </w:r>
     </w:p>
-    <w:bookmarkEnd w:id="62"/>
-    <w:bookmarkStart w:id="64" w:name="Xef3f9bc12b3252bee699a4b809ed535836dcdd1"/>
+    <w:bookmarkEnd w:id="66"/>
+    <w:bookmarkStart w:id="68" w:name="Xef3f9bc12b3252bee699a4b809ed535836dcdd1"/>
     <w:p>
       <w:pPr>
         <w:pStyle w:val="Heading2"/>
@@ -11402,7 +11792,7 @@
       <w:r>
         <w:t xml:space="preserve"> </w:t>
       </w:r>
-      <w:hyperlink r:id="rId63">
+      <w:hyperlink r:id="rId67">
         <w:r>
           <w:rPr>
             <w:rStyle w:val="Hyperlink"/>
@@ -11495,7 +11885,7 @@
       <w:r>
         <w:t xml:space="preserve"> </w:t>
       </w:r>
-      <w:hyperlink r:id="rId63">
+      <w:hyperlink r:id="rId67">
         <w:r>
           <w:rPr>
             <w:rStyle w:val="Hyperlink"/>
@@ -11579,8 +11969,8 @@
         <w:t xml:space="preserve">fatorial? Quais as vantagens e desvantagens? Cite os trechos.</w:t>
       </w:r>
     </w:p>
-    <w:bookmarkEnd w:id="64"/>
-    <w:bookmarkStart w:id="66" w:name="X2771570fb5bded8d563e9087ee0ccbd13cea713"/>
+    <w:bookmarkEnd w:id="68"/>
+    <w:bookmarkStart w:id="70" w:name="X2771570fb5bded8d563e9087ee0ccbd13cea713"/>
     <w:p>
       <w:pPr>
         <w:pStyle w:val="Heading2"/>
@@ -11615,7 +12005,7 @@
       <w:r>
         <w:t xml:space="preserve">o Google Colab (</w:t>
       </w:r>
-      <w:hyperlink r:id="rId65">
+      <w:hyperlink r:id="rId69">
         <w:r>
           <w:rPr>
             <w:rStyle w:val="Hyperlink"/>
@@ -11709,7 +12099,7 @@
       <w:r>
         <w:t xml:space="preserve"> </w:t>
       </w:r>
-      <w:hyperlink r:id="rId65">
+      <w:hyperlink r:id="rId69">
         <w:r>
           <w:rPr>
             <w:rStyle w:val="Hyperlink"/>
@@ -11836,8 +12226,8 @@
         <w:t xml:space="preserve">agrupadas. Comente cada célula em português.</w:t>
       </w:r>
     </w:p>
-    <w:bookmarkEnd w:id="66"/>
-    <w:bookmarkStart w:id="67" w:name="gemini-nas-planilhas-google-plano-pago"/>
+    <w:bookmarkEnd w:id="70"/>
+    <w:bookmarkStart w:id="71" w:name="gemini-nas-planilhas-google-plano-pago"/>
     <w:p>
       <w:pPr>
         <w:pStyle w:val="Heading2"/>
@@ -11987,9 +12377,9 @@
         <w:br w:type="page"/>
       </w:r>
     </w:p>
-    <w:bookmarkEnd w:id="67"/>
-    <w:bookmarkEnd w:id="68"/>
-    <w:bookmarkStart w:id="72" w:name="skills-portáteis"/>
+    <w:bookmarkEnd w:id="71"/>
+    <w:bookmarkEnd w:id="72"/>
+    <w:bookmarkStart w:id="76" w:name="skills-portáteis"/>
     <w:p>
       <w:pPr>
         <w:pStyle w:val="Heading1"/>
@@ -12007,7 +12397,7 @@
         <w:t xml:space="preserve">Skills portáteis</w:t>
       </w:r>
     </w:p>
-    <w:bookmarkStart w:id="69" w:name="o-que-é-uma-skill"/>
+    <w:bookmarkStart w:id="73" w:name="o-que-é-uma-skill"/>
     <w:p>
       <w:pPr>
         <w:pStyle w:val="Heading2"/>
@@ -12452,8 +12842,8 @@
         <w:t xml:space="preserve">Porque é só texto em Markdown. O mesmo arquivo funciona no Gemini, no ChatGPT, no Claude ou colado no início de qualquer conversa. Você não fica preso a uma empresa.</w:t>
       </w:r>
     </w:p>
-    <w:bookmarkEnd w:id="69"/>
-    <w:bookmarkStart w:id="70" w:name="X9fb73456480b1226f243cee01fdfd2745bdbfee"/>
+    <w:bookmarkEnd w:id="73"/>
+    <w:bookmarkStart w:id="74" w:name="X9fb73456480b1226f243cee01fdfd2745bdbfee"/>
     <w:p>
       <w:pPr>
         <w:pStyle w:val="Heading2"/>
@@ -12895,8 +13285,8 @@
         <w:t xml:space="preserve">nas instruções e anexe as demais skills como arquivos de conhecimento.</w:t>
       </w:r>
     </w:p>
-    <w:bookmarkEnd w:id="70"/>
-    <w:bookmarkStart w:id="71" w:name="o-mesmo-arquivo-em-outras-ias"/>
+    <w:bookmarkEnd w:id="74"/>
+    <w:bookmarkStart w:id="75" w:name="o-mesmo-arquivo-em-outras-ias"/>
     <w:p>
       <w:pPr>
         <w:pStyle w:val="Heading2"/>
@@ -13219,9 +13609,9 @@
         <w:br w:type="page"/>
       </w:r>
     </w:p>
-    <w:bookmarkEnd w:id="71"/>
-    <w:bookmarkEnd w:id="72"/>
-    <w:bookmarkStart w:id="99" w:name="mão-na-massa-no-gemini"/>
+    <w:bookmarkEnd w:id="75"/>
+    <w:bookmarkEnd w:id="76"/>
+    <w:bookmarkStart w:id="103" w:name="mão-na-massa-no-gemini"/>
     <w:p>
       <w:pPr>
         <w:pStyle w:val="Heading1"/>
@@ -13471,7 +13861,7 @@
         <w:t xml:space="preserve">(significativo ou não) indicam erro.</w:t>
       </w:r>
     </w:p>
-    <w:bookmarkStart w:id="73" w:name="Xbe7ad82db4bba0875932375d84042dfc1cf34ec"/>
+    <w:bookmarkStart w:id="77" w:name="Xbe7ad82db4bba0875932375d84042dfc1cf34ec"/>
     <w:p>
       <w:pPr>
         <w:pStyle w:val="Heading2"/>
@@ -14094,8 +14484,8 @@
         <w:t xml:space="preserve">(topo, abaixo do cabeçalho e fim da tabela), como nas tabelas desta apostila.</w:t>
       </w:r>
     </w:p>
-    <w:bookmarkEnd w:id="73"/>
-    <w:bookmarkStart w:id="77" w:name="Xf144a8b13b3fdfc63edd5a5f2a1d255ec6aca89"/>
+    <w:bookmarkEnd w:id="77"/>
+    <w:bookmarkStart w:id="81" w:name="Xf144a8b13b3fdfc63edd5a5f2a1d255ec6aca89"/>
     <w:p>
       <w:pPr>
         <w:pStyle w:val="Heading2"/>
@@ -15103,7 +15493,7 @@
         <w:pStyle w:val="BodyText"/>
       </w:pPr>
       <w:r>
-        <w:t xml:space="preserve">As médias da Tabela 2, com as letras do teste de Tukey, estão na Figura 1.</w:t>
+        <w:t xml:space="preserve">As médias da Tabela 2, com as letras do teste de Tukey, estão na Figura 2.</w:t>
       </w:r>
     </w:p>
     <w:p>
@@ -15111,7 +15501,7 @@
         <w:pStyle w:val="TableCaption"/>
       </w:pPr>
       <w:r>
-        <w:t xml:space="preserve">Figura 1 – Altura média de mudas de ipê-amarelo (cm) aos 120 dias, em função do substrato</w:t>
+        <w:t xml:space="preserve">Figura 2 – Altura média de mudas de ipê-amarelo (cm) aos 120 dias, em função do substrato</w:t>
       </w:r>
     </w:p>
     <w:p>
@@ -15123,1090 +15513,12 @@
           <wp:inline>
             <wp:extent cx="5334000" cy="2832187"/>
             <wp:effectExtent b="0" l="0" r="0" t="0"/>
-            <wp:docPr descr="Gráfico de barras da altura média das mudas por substrato, com as letras do teste de Tukey" title="" id="75" name="Picture"/>
+            <wp:docPr descr="Gráfico de barras da altura média das mudas por substrato, com as letras do teste de Tukey" title="" id="79" name="Picture"/>
             <a:graphic>
               <a:graphicData uri="http://schemas.openxmlformats.org/drawingml/2006/picture">
                 <pic:pic>
                   <pic:nvPicPr>
-                    <pic:cNvPr descr="figuras/fig_dic_mudas.png" id="76" name="Picture"/>
-                    <pic:cNvPicPr>
-                      <a:picLocks noChangeArrowheads="1" noChangeAspect="1"/>
-                    </pic:cNvPicPr>
-                  </pic:nvPicPr>
-                  <pic:blipFill>
-                    <a:blip r:embed="rId74"/>
-                    <a:stretch>
-                      <a:fillRect/>
-                    </a:stretch>
-                  </pic:blipFill>
-                  <pic:spPr bwMode="auto">
-                    <a:xfrm>
-                      <a:off x="0" y="0"/>
-                      <a:ext cx="5334000" cy="2832187"/>
-                    </a:xfrm>
-                    <a:prstGeom prst="rect">
-                      <a:avLst/>
-                    </a:prstGeom>
-                    <a:noFill/>
-                    <a:ln w="9525">
-                      <a:noFill/>
-                      <a:headEnd/>
-                      <a:tailEnd/>
-                    </a:ln>
-                  </pic:spPr>
-                </pic:pic>
-              </a:graphicData>
-            </a:graphic>
-          </wp:inline>
-        </w:drawing>
-      </w:r>
-    </w:p>
-    <w:p>
-      <w:pPr>
-        <w:pStyle w:val="Fontedatabela"/>
-      </w:pPr>
-      <w:r>
-        <w:t xml:space="preserve">Fonte: dados fictícios do curso (2026).</w:t>
-      </w:r>
-    </w:p>
-    <w:p>
-      <w:pPr>
-        <w:pStyle w:val="Compact"/>
-        <w:numPr>
-          <w:ilvl w:val="0"/>
-          <w:numId w:val="1031"/>
-        </w:numPr>
-      </w:pPr>
-      <w:r>
-        <w:t xml:space="preserve">p-valor do F = 2,09 × 10⁻⁷.</w:t>
-      </w:r>
-    </w:p>
-    <w:p>
-      <w:pPr>
-        <w:pStyle w:val="Compact"/>
-        <w:numPr>
-          <w:ilvl w:val="0"/>
-          <w:numId w:val="1031"/>
-        </w:numPr>
-      </w:pPr>
-      <w:r>
-        <w:t xml:space="preserve">Shapiro-Wilk p = 0,807 (normal) e Bartlett p = 0,095 (homogêneo): pressupostos atendidos.</w:t>
-      </w:r>
-    </w:p>
-    <w:p>
-      <w:pPr>
-        <w:pStyle w:val="FirstParagraph"/>
-      </w:pPr>
-      <w:r>
-        <w:rPr>
-          <w:b/>
-          <w:bCs/>
-        </w:rPr>
-        <w:t xml:space="preserve">Interpretação esperada:</w:t>
-      </w:r>
-      <w:r>
-        <w:t xml:space="preserve"> </w:t>
-      </w:r>
-      <w:r>
-        <w:t xml:space="preserve">composto orgânico, terra com esterco e substrato comercial não diferem entre si e produziram mudas mais altas do que terra pura e terra com areia.</w:t>
-      </w:r>
-    </w:p>
-    <w:p>
-      <w:pPr>
-        <w:pStyle w:val="BodyText"/>
-      </w:pPr>
-      <w:r>
-        <w:rPr>
-          <w:b/>
-          <w:bCs/>
-        </w:rPr>
-        <w:t xml:space="preserve">Desafio extra:</w:t>
-      </w:r>
-      <w:r>
-        <w:t xml:space="preserve"> </w:t>
-      </w:r>
-      <w:r>
-        <w:t xml:space="preserve">peça a mesma análise para</w:t>
-      </w:r>
-      <w:r>
-        <w:t xml:space="preserve"> </w:t>
-      </w:r>
-      <w:r>
-        <w:rPr>
-          <w:rStyle w:val="VerbatimChar"/>
-        </w:rPr>
-        <w:t xml:space="preserve">diametro_mm</w:t>
-      </w:r>
-      <w:r>
-        <w:t xml:space="preserve">.</w:t>
-      </w:r>
-    </w:p>
-    <w:bookmarkEnd w:id="77"/>
-    <w:bookmarkStart w:id="81" w:name="Xcd73744d582eadd9f26e81a37f5f7ab2e56fa37"/>
-    <w:p>
-      <w:pPr>
-        <w:pStyle w:val="Heading2"/>
-      </w:pPr>
-      <w:r>
-        <w:rPr>
-          <w:rStyle w:val="SectionNumber"/>
-        </w:rPr>
-        <w:t xml:space="preserve">6.3</w:t>
-      </w:r>
-      <w:r>
-        <w:tab/>
-      </w:r>
-      <w:r>
-        <w:t xml:space="preserve">Exercício 2: DBC, cultivares de milho em aleias</w:t>
-      </w:r>
-    </w:p>
-    <w:p>
-      <w:pPr>
-        <w:pStyle w:val="FirstParagraph"/>
-      </w:pPr>
-      <w:r>
-        <w:rPr>
-          <w:b/>
-          <w:bCs/>
-        </w:rPr>
-        <w:t xml:space="preserve">Arquivo:</w:t>
-      </w:r>
-      <w:r>
-        <w:t xml:space="preserve"> </w:t>
-      </w:r>
-      <w:r>
-        <w:rPr>
-          <w:rStyle w:val="VerbatimChar"/>
-        </w:rPr>
-        <w:t xml:space="preserve">dbc_milho.csv</w:t>
-      </w:r>
-      <w:r>
-        <w:t xml:space="preserve"> </w:t>
-      </w:r>
-      <w:r>
-        <w:t xml:space="preserve">(20 linhas)</w:t>
-      </w:r>
-    </w:p>
-    <w:p>
-      <w:pPr>
-        <w:pStyle w:val="BodyText"/>
-      </w:pPr>
-      <w:r>
-        <w:rPr>
-          <w:b/>
-          <w:bCs/>
-        </w:rPr>
-        <w:t xml:space="preserve">Como os dados chegam</w:t>
-      </w:r>
-      <w:r>
-        <w:t xml:space="preserve"> </w:t>
-      </w:r>
-      <w:r>
-        <w:t xml:space="preserve">(3 primeiras linhas do arquivo):</w:t>
-      </w:r>
-    </w:p>
-    <w:tbl>
-      <w:tblPr>
-        <w:tblStyle w:val="Table"/>
-        <w:tblW w:type="pct" w:w="5000"/>
-        <w:tblLayout w:type="fixed"/>
-        <w:tblLook w:firstRow="1" w:lastRow="0" w:firstColumn="0" w:lastColumn="0" w:noHBand="0" w:noVBand="0" w:val="0020"/>
-      </w:tblPr>
-      <w:tblGrid>
-        <w:gridCol w:w="1421"/>
-        <w:gridCol w:w="2132"/>
-        <w:gridCol w:w="4366"/>
-      </w:tblGrid>
-      <w:tr>
-        <w:trPr>
-          <w:cantSplit/>
-          <w:tblHeader w:val="on"/>
-        </w:trPr>
-        <w:tc>
-          <w:tcPr/>
-          <w:p>
-            <w:pPr>
-              <w:pStyle w:val="Compact"/>
-              <w:jc w:val="right"/>
-            </w:pPr>
-            <w:r>
-              <w:rPr>
-                <w:rStyle w:val="VerbatimChar"/>
-              </w:rPr>
-              <w:t xml:space="preserve">bloco</w:t>
-            </w:r>
-          </w:p>
-        </w:tc>
-        <w:tc>
-          <w:tcPr/>
-          <w:p>
-            <w:pPr>
-              <w:pStyle w:val="Compact"/>
-            </w:pPr>
-            <w:r>
-              <w:rPr>
-                <w:rStyle w:val="VerbatimChar"/>
-              </w:rPr>
-              <w:t xml:space="preserve">cultivar</w:t>
-            </w:r>
-          </w:p>
-        </w:tc>
-        <w:tc>
-          <w:tcPr/>
-          <w:p>
-            <w:pPr>
-              <w:pStyle w:val="Compact"/>
-              <w:jc w:val="right"/>
-            </w:pPr>
-            <w:r>
-              <w:rPr>
-                <w:rStyle w:val="VerbatimChar"/>
-              </w:rPr>
-              <w:t xml:space="preserve">produtividade_kg_ha</w:t>
-            </w:r>
-          </w:p>
-        </w:tc>
-      </w:tr>
-      <w:tr>
-        <w:trPr>
-          <w:cantSplit/>
-        </w:trPr>
-        <w:tc>
-          <w:tcPr/>
-          <w:p>
-            <w:pPr>
-              <w:pStyle w:val="Compact"/>
-              <w:jc w:val="right"/>
-            </w:pPr>
-            <w:r>
-              <w:t xml:space="preserve">1</w:t>
-            </w:r>
-          </w:p>
-        </w:tc>
-        <w:tc>
-          <w:tcPr/>
-          <w:p>
-            <w:pPr>
-              <w:pStyle w:val="Compact"/>
-            </w:pPr>
-            <w:r>
-              <w:t xml:space="preserve">BRS_Caimbe</w:t>
-            </w:r>
-          </w:p>
-        </w:tc>
-        <w:tc>
-          <w:tcPr/>
-          <w:p>
-            <w:pPr>
-              <w:pStyle w:val="Compact"/>
-              <w:jc w:val="right"/>
-            </w:pPr>
-            <w:r>
-              <w:t xml:space="preserve">5603</w:t>
-            </w:r>
-          </w:p>
-        </w:tc>
-      </w:tr>
-      <w:tr>
-        <w:trPr>
-          <w:cantSplit/>
-        </w:trPr>
-        <w:tc>
-          <w:tcPr/>
-          <w:p>
-            <w:pPr>
-              <w:pStyle w:val="Compact"/>
-              <w:jc w:val="right"/>
-            </w:pPr>
-            <w:r>
-              <w:t xml:space="preserve">2</w:t>
-            </w:r>
-          </w:p>
-        </w:tc>
-        <w:tc>
-          <w:tcPr/>
-          <w:p>
-            <w:pPr>
-              <w:pStyle w:val="Compact"/>
-            </w:pPr>
-            <w:r>
-              <w:t xml:space="preserve">BRS_Caimbe</w:t>
-            </w:r>
-          </w:p>
-        </w:tc>
-        <w:tc>
-          <w:tcPr/>
-          <w:p>
-            <w:pPr>
-              <w:pStyle w:val="Compact"/>
-              <w:jc w:val="right"/>
-            </w:pPr>
-            <w:r>
-              <w:t xml:space="preserve">5157</w:t>
-            </w:r>
-          </w:p>
-        </w:tc>
-      </w:tr>
-      <w:tr>
-        <w:trPr>
-          <w:cantSplit/>
-        </w:trPr>
-        <w:tc>
-          <w:tcPr/>
-          <w:p>
-            <w:pPr>
-              <w:pStyle w:val="Compact"/>
-              <w:jc w:val="right"/>
-            </w:pPr>
-            <w:r>
-              <w:t xml:space="preserve">3</w:t>
-            </w:r>
-          </w:p>
-        </w:tc>
-        <w:tc>
-          <w:tcPr/>
-          <w:p>
-            <w:pPr>
-              <w:pStyle w:val="Compact"/>
-            </w:pPr>
-            <w:r>
-              <w:t xml:space="preserve">BRS_Caimbe</w:t>
-            </w:r>
-          </w:p>
-        </w:tc>
-        <w:tc>
-          <w:tcPr/>
-          <w:p>
-            <w:pPr>
-              <w:pStyle w:val="Compact"/>
-              <w:jc w:val="right"/>
-            </w:pPr>
-            <w:r>
-              <w:t xml:space="preserve">4835</w:t>
-            </w:r>
-          </w:p>
-        </w:tc>
-      </w:tr>
-    </w:tbl>
-    <w:p>
-      <w:pPr>
-        <w:pStyle w:val="BodyText"/>
-      </w:pPr>
-      <w:r>
-        <w:t xml:space="preserve">Use o prompt</w:t>
-      </w:r>
-      <w:r>
-        <w:t xml:space="preserve"> </w:t>
-      </w:r>
-      <w:r>
-        <w:t xml:space="preserve">“bom”</w:t>
-      </w:r>
-      <w:r>
-        <w:t xml:space="preserve"> </w:t>
-      </w:r>
-      <w:r>
-        <w:t xml:space="preserve">do Capítulo 3 (seção</w:t>
-      </w:r>
-      <w:r>
-        <w:t xml:space="preserve"> </w:t>
-      </w:r>
-      <w:r>
-        <w:rPr>
-          <w:i/>
-          <w:iCs/>
-        </w:rPr>
-        <w:t xml:space="preserve">Exemplo ruim × exemplo bom</w:t>
-      </w:r>
-      <w:r>
-        <w:t xml:space="preserve">). Ele já está pronto para este arquivo.</w:t>
-      </w:r>
-    </w:p>
-    <w:p>
-      <w:pPr>
-        <w:pStyle w:val="BodyText"/>
-      </w:pPr>
-      <w:r>
-        <w:rPr>
-          <w:b/>
-          <w:bCs/>
-        </w:rPr>
-        <w:t xml:space="preserve">O que esperar:</w:t>
-      </w:r>
-    </w:p>
-    <w:p>
-      <w:pPr>
-        <w:pStyle w:val="TableCaption"/>
-      </w:pPr>
-      <w:r>
-        <w:t xml:space="preserve">Tabela 3 – Análise de variância da produtividade de milho (kg ha⁻¹) em aleias de gliricídia, em função da cultivar</w:t>
-      </w:r>
-    </w:p>
-    <w:tbl>
-      <w:tblPr>
-        <w:tblStyle w:val="Table"/>
-        <w:tblW w:type="pct" w:w="5000"/>
-        <w:tblBorders>
-          <w:top w:val="single" w:sz="8" w:space="0" w:color="000000"/>
-          <w:left w:val="nil"/>
-          <w:bottom w:val="single" w:sz="8" w:space="0" w:color="000000"/>
-          <w:right w:val="nil"/>
-          <w:insideH w:val="nil"/>
-          <w:insideV w:val="nil"/>
-        </w:tblBorders>
-        <w:tblLayout w:type="fixed"/>
-        <w:tblLook w:firstRow="1" w:lastRow="0" w:firstColumn="0" w:lastColumn="0" w:noHBand="0" w:noVBand="0" w:val="0020"/>
-        <w:tblCaption w:val="Tabela 3 – Análise de variância da produtividade de milho (kg ha⁻¹) em aleias de gliricídia, em função da cultivar"/>
-      </w:tblPr>
-      <w:tblGrid>
-        <w:gridCol w:w="1503"/>
-        <w:gridCol w:w="1102"/>
-        <w:gridCol w:w="1904"/>
-        <w:gridCol w:w="1704"/>
-        <w:gridCol w:w="1704"/>
-      </w:tblGrid>
-      <w:tr>
-        <w:trPr>
-          <w:cantSplit/>
-          <w:tblHeader w:val="on"/>
-        </w:trPr>
-        <w:tc>
-          <w:tcPr>
-            <w:tcBorders>
-              <w:bottom w:val="single" w:sz="6" w:space="0" w:color="000000"/>
-            </w:tcBorders>
-            <w:shd w:val="clear" w:color="auto" w:fill="auto"/>
-          </w:tcPr>
-          <w:p>
-            <w:pPr>
-              <w:pStyle w:val="Compact"/>
-              <w:keepNext/>
-            </w:pPr>
-            <w:r>
-              <w:t xml:space="preserve">FV</w:t>
-            </w:r>
-          </w:p>
-        </w:tc>
-        <w:tc>
-          <w:tcPr>
-            <w:tcBorders>
-              <w:bottom w:val="single" w:sz="6" w:space="0" w:color="000000"/>
-            </w:tcBorders>
-            <w:shd w:val="clear" w:color="auto" w:fill="auto"/>
-          </w:tcPr>
-          <w:p>
-            <w:pPr>
-              <w:pStyle w:val="Compact"/>
-              <w:keepNext/>
-              <w:jc w:val="right"/>
-            </w:pPr>
-            <w:r>
-              <w:t xml:space="preserve">GL</w:t>
-            </w:r>
-          </w:p>
-        </w:tc>
-        <w:tc>
-          <w:tcPr>
-            <w:tcBorders>
-              <w:bottom w:val="single" w:sz="6" w:space="0" w:color="000000"/>
-            </w:tcBorders>
-            <w:shd w:val="clear" w:color="auto" w:fill="auto"/>
-          </w:tcPr>
-          <w:p>
-            <w:pPr>
-              <w:pStyle w:val="Compact"/>
-              <w:keepNext/>
-              <w:jc w:val="right"/>
-            </w:pPr>
-            <w:r>
-              <w:t xml:space="preserve">SQ</w:t>
-            </w:r>
-          </w:p>
-        </w:tc>
-        <w:tc>
-          <w:tcPr>
-            <w:tcBorders>
-              <w:bottom w:val="single" w:sz="6" w:space="0" w:color="000000"/>
-            </w:tcBorders>
-            <w:shd w:val="clear" w:color="auto" w:fill="auto"/>
-          </w:tcPr>
-          <w:p>
-            <w:pPr>
-              <w:pStyle w:val="Compact"/>
-              <w:keepNext/>
-              <w:jc w:val="right"/>
-            </w:pPr>
-            <w:r>
-              <w:t xml:space="preserve">QM</w:t>
-            </w:r>
-          </w:p>
-        </w:tc>
-        <w:tc>
-          <w:tcPr>
-            <w:tcBorders>
-              <w:bottom w:val="single" w:sz="6" w:space="0" w:color="000000"/>
-            </w:tcBorders>
-            <w:shd w:val="clear" w:color="auto" w:fill="auto"/>
-          </w:tcPr>
-          <w:p>
-            <w:pPr>
-              <w:pStyle w:val="Compact"/>
-              <w:keepNext/>
-              <w:jc w:val="right"/>
-            </w:pPr>
-            <w:r>
-              <w:t xml:space="preserve">F</w:t>
-            </w:r>
-          </w:p>
-        </w:tc>
-      </w:tr>
-      <w:tr>
-        <w:trPr>
-          <w:cantSplit/>
-        </w:trPr>
-        <w:tc>
-          <w:tcPr/>
-          <w:p>
-            <w:pPr>
-              <w:pStyle w:val="Compact"/>
-              <w:keepNext/>
-            </w:pPr>
-            <w:r>
-              <w:t xml:space="preserve">Cultivar</w:t>
-            </w:r>
-          </w:p>
-        </w:tc>
-        <w:tc>
-          <w:tcPr/>
-          <w:p>
-            <w:pPr>
-              <w:pStyle w:val="Compact"/>
-              <w:keepNext/>
-              <w:jc w:val="right"/>
-            </w:pPr>
-            <w:r>
-              <w:t xml:space="preserve">4</w:t>
-            </w:r>
-          </w:p>
-        </w:tc>
-        <w:tc>
-          <w:tcPr/>
-          <w:p>
-            <w:pPr>
-              <w:pStyle w:val="Compact"/>
-              <w:keepNext/>
-              <w:jc w:val="right"/>
-            </w:pPr>
-            <w:r>
-              <w:t xml:space="preserve">10.099.915</w:t>
-            </w:r>
-          </w:p>
-        </w:tc>
-        <w:tc>
-          <w:tcPr/>
-          <w:p>
-            <w:pPr>
-              <w:pStyle w:val="Compact"/>
-              <w:keepNext/>
-              <w:jc w:val="right"/>
-            </w:pPr>
-            <w:r>
-              <w:t xml:space="preserve">2.524.979</w:t>
-            </w:r>
-          </w:p>
-        </w:tc>
-        <w:tc>
-          <w:tcPr/>
-          <w:p>
-            <w:pPr>
-              <w:pStyle w:val="Compact"/>
-              <w:keepNext/>
-              <w:jc w:val="right"/>
-            </w:pPr>
-            <w:r>
-              <w:t xml:space="preserve">34,69**</w:t>
-            </w:r>
-          </w:p>
-        </w:tc>
-      </w:tr>
-      <w:tr>
-        <w:trPr>
-          <w:cantSplit/>
-        </w:trPr>
-        <w:tc>
-          <w:tcPr/>
-          <w:p>
-            <w:pPr>
-              <w:pStyle w:val="Compact"/>
-              <w:keepNext/>
-            </w:pPr>
-            <w:r>
-              <w:t xml:space="preserve">Bloco</w:t>
-            </w:r>
-          </w:p>
-        </w:tc>
-        <w:tc>
-          <w:tcPr/>
-          <w:p>
-            <w:pPr>
-              <w:pStyle w:val="Compact"/>
-              <w:keepNext/>
-              <w:jc w:val="right"/>
-            </w:pPr>
-            <w:r>
-              <w:t xml:space="preserve">3</w:t>
-            </w:r>
-          </w:p>
-        </w:tc>
-        <w:tc>
-          <w:tcPr/>
-          <w:p>
-            <w:pPr>
-              <w:pStyle w:val="Compact"/>
-              <w:keepNext/>
-              <w:jc w:val="right"/>
-            </w:pPr>
-            <w:r>
-              <w:t xml:space="preserve">1.688.272</w:t>
-            </w:r>
-          </w:p>
-        </w:tc>
-        <w:tc>
-          <w:tcPr/>
-          <w:p>
-            <w:pPr>
-              <w:pStyle w:val="Compact"/>
-              <w:keepNext/>
-              <w:jc w:val="right"/>
-            </w:pPr>
-            <w:r>
-              <w:t xml:space="preserve">562.757</w:t>
-            </w:r>
-          </w:p>
-        </w:tc>
-        <w:tc>
-          <w:tcPr/>
-          <w:p>
-            <w:pPr>
-              <w:pStyle w:val="Compact"/>
-              <w:keepNext/>
-              <w:jc w:val="right"/>
-            </w:pPr>
-            <w:r>
-              <w:t xml:space="preserve">7,73**</w:t>
-            </w:r>
-          </w:p>
-        </w:tc>
-      </w:tr>
-      <w:tr>
-        <w:trPr>
-          <w:cantSplit/>
-        </w:trPr>
-        <w:tc>
-          <w:tcPr/>
-          <w:p>
-            <w:pPr>
-              <w:pStyle w:val="Compact"/>
-              <w:keepNext/>
-            </w:pPr>
-            <w:r>
-              <w:t xml:space="preserve">Resíduo</w:t>
-            </w:r>
-          </w:p>
-        </w:tc>
-        <w:tc>
-          <w:tcPr/>
-          <w:p>
-            <w:pPr>
-              <w:pStyle w:val="Compact"/>
-              <w:keepNext/>
-              <w:jc w:val="right"/>
-            </w:pPr>
-            <w:r>
-              <w:t xml:space="preserve">12</w:t>
-            </w:r>
-          </w:p>
-        </w:tc>
-        <w:tc>
-          <w:tcPr/>
-          <w:p>
-            <w:pPr>
-              <w:pStyle w:val="Compact"/>
-              <w:keepNext/>
-              <w:jc w:val="right"/>
-            </w:pPr>
-            <w:r>
-              <w:t xml:space="preserve">873.537</w:t>
-            </w:r>
-          </w:p>
-        </w:tc>
-        <w:tc>
-          <w:tcPr/>
-          <w:p>
-            <w:pPr>
-              <w:pStyle w:val="Compact"/>
-              <w:keepNext/>
-              <w:jc w:val="right"/>
-            </w:pPr>
-            <w:r>
-              <w:t xml:space="preserve">72.795</w:t>
-            </w:r>
-          </w:p>
-        </w:tc>
-        <w:tc>
-          <w:tcPr/>
-          <w:p>
-            <w:pPr>
-              <w:pStyle w:val="Compact"/>
-              <w:keepNext/>
-            </w:pPr>
-          </w:p>
-        </w:tc>
-      </w:tr>
-      <w:tr>
-        <w:trPr>
-          <w:cantSplit/>
-        </w:trPr>
-        <w:tc>
-          <w:tcPr/>
-          <w:p>
-            <w:pPr>
-              <w:pStyle w:val="Compact"/>
-              <w:keepNext/>
-            </w:pPr>
-            <w:r>
-              <w:t xml:space="preserve">Total</w:t>
-            </w:r>
-          </w:p>
-        </w:tc>
-        <w:tc>
-          <w:tcPr/>
-          <w:p>
-            <w:pPr>
-              <w:pStyle w:val="Compact"/>
-              <w:keepNext/>
-              <w:jc w:val="right"/>
-            </w:pPr>
-            <w:r>
-              <w:t xml:space="preserve">19</w:t>
-            </w:r>
-          </w:p>
-        </w:tc>
-        <w:tc>
-          <w:tcPr/>
-          <w:p>
-            <w:pPr>
-              <w:pStyle w:val="Compact"/>
-              <w:keepNext/>
-              <w:jc w:val="right"/>
-            </w:pPr>
-            <w:r>
-              <w:t xml:space="preserve">12.661.724</w:t>
-            </w:r>
-          </w:p>
-        </w:tc>
-        <w:tc>
-          <w:tcPr/>
-          <w:p>
-            <w:pPr>
-              <w:pStyle w:val="Compact"/>
-              <w:keepNext/>
-            </w:pPr>
-          </w:p>
-        </w:tc>
-        <w:tc>
-          <w:tcPr/>
-          <w:p>
-            <w:pPr>
-              <w:pStyle w:val="Compact"/>
-              <w:keepNext/>
-            </w:pPr>
-          </w:p>
-        </w:tc>
-      </w:tr>
-    </w:tbl>
-    <w:p>
-      <w:pPr>
-        <w:pStyle w:val="Fontedatabela"/>
-      </w:pPr>
-      <w:r>
-        <w:t xml:space="preserve">Fonte: dados fictícios do curso (2026).</w:t>
-      </w:r>
-    </w:p>
-    <w:p>
-      <w:pPr>
-        <w:pStyle w:val="Fontedatabela"/>
-      </w:pPr>
-      <w:r>
-        <w:t xml:space="preserve">Nota: CV = 5,04 %. ** significativo a 1 % de probabilidade pelo teste F.</w:t>
-      </w:r>
-    </w:p>
-    <w:p>
-      <w:pPr>
-        <w:pStyle w:val="TableCaption"/>
-      </w:pPr>
-      <w:r>
-        <w:t xml:space="preserve">Tabela 4 – Produtividade média de cultivares de milho em aleias de gliricídia</w:t>
-      </w:r>
-    </w:p>
-    <w:tbl>
-      <w:tblPr>
-        <w:tblStyle w:val="Table"/>
-        <w:tblW w:type="pct" w:w="5000"/>
-        <w:tblBorders>
-          <w:top w:val="single" w:sz="8" w:space="0" w:color="000000"/>
-          <w:left w:val="nil"/>
-          <w:bottom w:val="single" w:sz="8" w:space="0" w:color="000000"/>
-          <w:right w:val="nil"/>
-          <w:insideH w:val="nil"/>
-          <w:insideV w:val="nil"/>
-        </w:tblBorders>
-        <w:tblLayout w:type="fixed"/>
-        <w:tblLook w:firstRow="1" w:lastRow="0" w:firstColumn="0" w:lastColumn="0" w:noHBand="0" w:noVBand="0" w:val="0020"/>
-        <w:tblCaption w:val="Tabela 4 – Produtividade média de cultivares de milho em aleias de gliricídia"/>
-      </w:tblPr>
-      <w:tblGrid>
-        <w:gridCol w:w="3350"/>
-        <w:gridCol w:w="4569"/>
-      </w:tblGrid>
-      <w:tr>
-        <w:trPr>
-          <w:cantSplit/>
-          <w:tblHeader w:val="on"/>
-        </w:trPr>
-        <w:tc>
-          <w:tcPr>
-            <w:tcBorders>
-              <w:bottom w:val="single" w:sz="6" w:space="0" w:color="000000"/>
-            </w:tcBorders>
-            <w:shd w:val="clear" w:color="auto" w:fill="auto"/>
-          </w:tcPr>
-          <w:p>
-            <w:pPr>
-              <w:pStyle w:val="Compact"/>
-              <w:keepNext/>
-            </w:pPr>
-            <w:r>
-              <w:t xml:space="preserve">Cultivar</w:t>
-            </w:r>
-          </w:p>
-        </w:tc>
-        <w:tc>
-          <w:tcPr>
-            <w:tcBorders>
-              <w:bottom w:val="single" w:sz="6" w:space="0" w:color="000000"/>
-            </w:tcBorders>
-            <w:shd w:val="clear" w:color="auto" w:fill="auto"/>
-          </w:tcPr>
-          <w:p>
-            <w:pPr>
-              <w:pStyle w:val="Compact"/>
-              <w:keepNext/>
-              <w:jc w:val="right"/>
-            </w:pPr>
-            <w:r>
-              <w:t xml:space="preserve">Produtividade (kg ha⁻¹)</w:t>
-            </w:r>
-          </w:p>
-        </w:tc>
-      </w:tr>
-      <w:tr>
-        <w:trPr>
-          <w:cantSplit/>
-        </w:trPr>
-        <w:tc>
-          <w:tcPr/>
-          <w:p>
-            <w:pPr>
-              <w:pStyle w:val="Compact"/>
-              <w:keepNext/>
-            </w:pPr>
-            <w:r>
-              <w:t xml:space="preserve">Híbrido comercial</w:t>
-            </w:r>
-          </w:p>
-        </w:tc>
-        <w:tc>
-          <w:tcPr/>
-          <w:p>
-            <w:pPr>
-              <w:pStyle w:val="Compact"/>
-              <w:keepNext/>
-              <w:jc w:val="right"/>
-            </w:pPr>
-            <w:r>
-              <w:t xml:space="preserve">6.147 a</w:t>
-            </w:r>
-          </w:p>
-        </w:tc>
-      </w:tr>
-      <w:tr>
-        <w:trPr>
-          <w:cantSplit/>
-        </w:trPr>
-        <w:tc>
-          <w:tcPr/>
-          <w:p>
-            <w:pPr>
-              <w:pStyle w:val="Compact"/>
-              <w:keepNext/>
-            </w:pPr>
-            <w:r>
-              <w:t xml:space="preserve">BRS Gorutuba</w:t>
-            </w:r>
-          </w:p>
-        </w:tc>
-        <w:tc>
-          <w:tcPr/>
-          <w:p>
-            <w:pPr>
-              <w:pStyle w:val="Compact"/>
-              <w:keepNext/>
-              <w:jc w:val="right"/>
-            </w:pPr>
-            <w:r>
-              <w:t xml:space="preserve">6.130 a</w:t>
-            </w:r>
-          </w:p>
-        </w:tc>
-      </w:tr>
-      <w:tr>
-        <w:trPr>
-          <w:cantSplit/>
-        </w:trPr>
-        <w:tc>
-          <w:tcPr/>
-          <w:p>
-            <w:pPr>
-              <w:pStyle w:val="Compact"/>
-              <w:keepNext/>
-            </w:pPr>
-            <w:r>
-              <w:t xml:space="preserve">BRS Caimbé</w:t>
-            </w:r>
-          </w:p>
-        </w:tc>
-        <w:tc>
-          <w:tcPr/>
-          <w:p>
-            <w:pPr>
-              <w:pStyle w:val="Compact"/>
-              <w:keepNext/>
-              <w:jc w:val="right"/>
-            </w:pPr>
-            <w:r>
-              <w:t xml:space="preserve">5.213 b</w:t>
-            </w:r>
-          </w:p>
-        </w:tc>
-      </w:tr>
-      <w:tr>
-        <w:trPr>
-          <w:cantSplit/>
-        </w:trPr>
-        <w:tc>
-          <w:tcPr/>
-          <w:p>
-            <w:pPr>
-              <w:pStyle w:val="Compact"/>
-              <w:keepNext/>
-            </w:pPr>
-            <w:r>
-              <w:t xml:space="preserve">AL Bandeirante</w:t>
-            </w:r>
-          </w:p>
-        </w:tc>
-        <w:tc>
-          <w:tcPr/>
-          <w:p>
-            <w:pPr>
-              <w:pStyle w:val="Compact"/>
-              <w:keepNext/>
-              <w:jc w:val="right"/>
-            </w:pPr>
-            <w:r>
-              <w:t xml:space="preserve">4.974 b</w:t>
-            </w:r>
-          </w:p>
-        </w:tc>
-      </w:tr>
-      <w:tr>
-        <w:trPr>
-          <w:cantSplit/>
-        </w:trPr>
-        <w:tc>
-          <w:tcPr/>
-          <w:p>
-            <w:pPr>
-              <w:pStyle w:val="Compact"/>
-              <w:keepNext/>
-            </w:pPr>
-            <w:r>
-              <w:t xml:space="preserve">Crioulo local</w:t>
-            </w:r>
-          </w:p>
-        </w:tc>
-        <w:tc>
-          <w:tcPr/>
-          <w:p>
-            <w:pPr>
-              <w:pStyle w:val="Compact"/>
-              <w:keepNext/>
-              <w:jc w:val="right"/>
-            </w:pPr>
-            <w:r>
-              <w:t xml:space="preserve">4.291 c</w:t>
-            </w:r>
-          </w:p>
-        </w:tc>
-      </w:tr>
-    </w:tbl>
-    <w:p>
-      <w:pPr>
-        <w:pStyle w:val="Fontedatabela"/>
-      </w:pPr>
-      <w:r>
-        <w:t xml:space="preserve">Fonte: dados fictícios do curso (2026).</w:t>
-      </w:r>
-    </w:p>
-    <w:p>
-      <w:pPr>
-        <w:pStyle w:val="Fontedatabela"/>
-      </w:pPr>
-      <w:r>
-        <w:t xml:space="preserve">Nota: Médias seguidas pela mesma letra na coluna não diferem entre si pelo teste de Tukey a 5 % de probabilidade.</w:t>
-      </w:r>
-    </w:p>
-    <w:p>
-      <w:pPr>
-        <w:pStyle w:val="BodyText"/>
-      </w:pPr>
-      <w:r>
-        <w:t xml:space="preserve">A Figura 2 mostra as mesmas médias em forma de gráfico.</w:t>
-      </w:r>
-    </w:p>
-    <w:p>
-      <w:pPr>
-        <w:pStyle w:val="TableCaption"/>
-      </w:pPr>
-      <w:r>
-        <w:t xml:space="preserve">Figura 2 – Produtividade média de cultivares de milho (kg ha⁻¹) em aleias de gliricídia</w:t>
-      </w:r>
-    </w:p>
-    <w:p>
-      <w:pPr>
-        <w:pStyle w:val="Figure"/>
-      </w:pPr>
-      <w:r>
-        <w:drawing>
-          <wp:inline>
-            <wp:extent cx="5334000" cy="2832187"/>
-            <wp:effectExtent b="0" l="0" r="0" t="0"/>
-            <wp:docPr descr="Gráfico de barras da produtividade média por cultivar de milho, com as letras do teste de Tukey" title="" id="79" name="Picture"/>
-            <a:graphic>
-              <a:graphicData uri="http://schemas.openxmlformats.org/drawingml/2006/picture">
-                <pic:pic>
-                  <pic:nvPicPr>
-                    <pic:cNvPr descr="figuras/fig_dbc_milho.png" id="80" name="Picture"/>
+                    <pic:cNvPr descr="figuras/fig_dic_mudas.png" id="80" name="Picture"/>
                     <pic:cNvPicPr>
                       <a:picLocks noChangeArrowheads="1" noChangeAspect="1"/>
                     </pic:cNvPicPr>
@@ -16252,11 +15564,11 @@
         <w:pStyle w:val="Compact"/>
         <w:numPr>
           <w:ilvl w:val="0"/>
-          <w:numId w:val="1032"/>
+          <w:numId w:val="1031"/>
         </w:numPr>
       </w:pPr>
       <w:r>
-        <w:t xml:space="preserve">p-valores: cultivar 1,7 × 10⁻⁶; bloco 0,0039. Shapiro-Wilk p = 0,313 (normal).</w:t>
+        <w:t xml:space="preserve">p-valor do F = 2,09 × 10⁻⁷.</w:t>
       </w:r>
     </w:p>
     <w:p>
@@ -16264,27 +15576,11 @@
         <w:pStyle w:val="Compact"/>
         <w:numPr>
           <w:ilvl w:val="0"/>
-          <w:numId w:val="1032"/>
+          <w:numId w:val="1031"/>
         </w:numPr>
       </w:pPr>
       <w:r>
-        <w:t xml:space="preserve">O efeito de bloco foi significativo:</w:t>
-      </w:r>
-      <w:r>
-        <w:t xml:space="preserve"> </w:t>
-      </w:r>
-      <w:r>
-        <w:rPr>
-          <w:b/>
-          <w:bCs/>
-        </w:rPr>
-        <w:t xml:space="preserve">o bloqueio foi útil</w:t>
-      </w:r>
-      <w:r>
-        <w:t xml:space="preserve"> </w:t>
-      </w:r>
-      <w:r>
-        <w:t xml:space="preserve">(as faixas de declive realmente diferiam).</w:t>
+        <w:t xml:space="preserve">Shapiro-Wilk p = 0,807 (normal) e Bartlett p = 0,095 (homogêneo): pressupostos atendidos.</w:t>
       </w:r>
     </w:p>
     <w:p>
@@ -16296,70 +15592,47 @@
           <w:b/>
           <w:bCs/>
         </w:rPr>
-        <w:t xml:space="preserve">Atenção:</w:t>
-      </w:r>
-    </w:p>
-    <w:p>
-      <w:pPr>
-        <w:pStyle w:val="Compact"/>
-        <w:numPr>
-          <w:ilvl w:val="0"/>
-          <w:numId w:val="1033"/>
-        </w:numPr>
-      </w:pPr>
-      <w:r>
-        <w:t xml:space="preserve">Se a IA mostrar</w:t>
-      </w:r>
-      <w:r>
-        <w:t xml:space="preserve"> </w:t>
-      </w:r>
-      <w:r>
-        <w:rPr>
-          <w:b/>
-          <w:bCs/>
-        </w:rPr>
-        <w:t xml:space="preserve">Resíduo com 15 GL</w:t>
-      </w:r>
-      <w:r>
-        <w:t xml:space="preserve">, ela esqueceu o bloco (analisou como DIC). Corrija:</w:t>
-      </w:r>
-      <w:r>
-        <w:t xml:space="preserve"> </w:t>
-      </w:r>
-      <w:r>
-        <w:rPr>
-          <w:i/>
-          <w:iCs/>
-        </w:rPr>
-        <w:t xml:space="preserve">“o bloco deve entrar no modelo como fator”</w:t>
+        <w:t xml:space="preserve">Interpretação esperada:</w:t>
+      </w:r>
+      <w:r>
+        <w:t xml:space="preserve"> </w:t>
+      </w:r>
+      <w:r>
+        <w:t xml:space="preserve">composto orgânico, terra com esterco e substrato comercial não diferem entre si e produziram mudas mais altas do que terra pura e terra com areia.</w:t>
+      </w:r>
+    </w:p>
+    <w:p>
+      <w:pPr>
+        <w:pStyle w:val="BodyText"/>
+      </w:pPr>
+      <w:r>
+        <w:rPr>
+          <w:b/>
+          <w:bCs/>
+        </w:rPr>
+        <w:t xml:space="preserve">Desafio extra:</w:t>
+      </w:r>
+      <w:r>
+        <w:t xml:space="preserve"> </w:t>
+      </w:r>
+      <w:r>
+        <w:t xml:space="preserve">peça a mesma análise para</w:t>
+      </w:r>
+      <w:r>
+        <w:t xml:space="preserve"> </w:t>
+      </w:r>
+      <w:r>
+        <w:rPr>
+          <w:rStyle w:val="VerbatimChar"/>
+        </w:rPr>
+        <w:t xml:space="preserve">diametro_mm</w:t>
       </w:r>
       <w:r>
         <w:t xml:space="preserve">.</w:t>
       </w:r>
     </w:p>
-    <w:p>
-      <w:pPr>
-        <w:pStyle w:val="Compact"/>
-        <w:numPr>
-          <w:ilvl w:val="0"/>
-          <w:numId w:val="1033"/>
-        </w:numPr>
-      </w:pPr>
-      <w:r>
-        <w:t xml:space="preserve">O R (</w:t>
-      </w:r>
-      <w:r>
-        <w:rPr>
-          <w:rStyle w:val="VerbatimChar"/>
-        </w:rPr>
-        <w:t xml:space="preserve">ExpDes.pt</w:t>
-      </w:r>
-      <w:r>
-        <w:t xml:space="preserve">) testou a homogeneidade pelo teste de O’Neill-Mathews (p = 0,50). O Gemini provavelmente usará Bartlett ou Levene, com p-valor diferente; o importante é a conclusão (variâncias homogêneas).</w:t>
-      </w:r>
-    </w:p>
     <w:bookmarkEnd w:id="81"/>
-    <w:bookmarkStart w:id="85" w:name="X06aa590fe1e842f50f5c766fafbf44c9a0a988c"/>
+    <w:bookmarkStart w:id="85" w:name="Xcd73744d582eadd9f26e81a37f5f7ab2e56fa37"/>
     <w:p>
       <w:pPr>
         <w:pStyle w:val="Heading2"/>
@@ -16368,13 +15641,13 @@
         <w:rPr>
           <w:rStyle w:val="SectionNumber"/>
         </w:rPr>
-        <w:t xml:space="preserve">6.4</w:t>
+        <w:t xml:space="preserve">6.3</w:t>
       </w:r>
       <w:r>
         <w:tab/>
       </w:r>
       <w:r>
-        <w:t xml:space="preserve">Exercício 3: fatorial 3 × 3, espécie × adubação</w:t>
+        <w:t xml:space="preserve">Exercício 2: DBC, cultivares de milho em aleias</w:t>
       </w:r>
     </w:p>
     <w:p>
@@ -16395,13 +15668,13 @@
         <w:rPr>
           <w:rStyle w:val="VerbatimChar"/>
         </w:rPr>
-        <w:t xml:space="preserve">fatorial_adubacao.csv</w:t>
-      </w:r>
-      <w:r>
-        <w:t xml:space="preserve"> </w:t>
-      </w:r>
-      <w:r>
-        <w:t xml:space="preserve">(36 linhas)</w:t>
+        <w:t xml:space="preserve">dbc_milho.csv</w:t>
+      </w:r>
+      <w:r>
+        <w:t xml:space="preserve"> </w:t>
+      </w:r>
+      <w:r>
+        <w:t xml:space="preserve">(20 linhas)</w:t>
       </w:r>
     </w:p>
     <w:p>
@@ -16430,10 +15703,9 @@
         <w:tblLook w:firstRow="1" w:lastRow="0" w:firstColumn="0" w:lastColumn="0" w:noHBand="0" w:noVBand="0" w:val="0020"/>
       </w:tblPr>
       <w:tblGrid>
-        <w:gridCol w:w="1604"/>
-        <w:gridCol w:w="1804"/>
-        <w:gridCol w:w="2005"/>
-        <w:gridCol w:w="2506"/>
+        <w:gridCol w:w="1421"/>
+        <w:gridCol w:w="2132"/>
+        <w:gridCol w:w="4366"/>
       </w:tblGrid>
       <w:tr>
         <w:trPr>
@@ -16445,12 +15717,13 @@
           <w:p>
             <w:pPr>
               <w:pStyle w:val="Compact"/>
+              <w:jc w:val="right"/>
             </w:pPr>
             <w:r>
               <w:rPr>
                 <w:rStyle w:val="VerbatimChar"/>
               </w:rPr>
-              <w:t xml:space="preserve">especie</w:t>
+              <w:t xml:space="preserve">bloco</w:t>
             </w:r>
           </w:p>
         </w:tc>
@@ -16464,7 +15737,7 @@
               <w:rPr>
                 <w:rStyle w:val="VerbatimChar"/>
               </w:rPr>
-              <w:t xml:space="preserve">adubacao</w:t>
+              <w:t xml:space="preserve">cultivar</w:t>
             </w:r>
           </w:p>
         </w:tc>
@@ -16479,22 +15752,7 @@
               <w:rPr>
                 <w:rStyle w:val="VerbatimChar"/>
               </w:rPr>
-              <w:t xml:space="preserve">repeticao</w:t>
-            </w:r>
-          </w:p>
-        </w:tc>
-        <w:tc>
-          <w:tcPr/>
-          <w:p>
-            <w:pPr>
-              <w:pStyle w:val="Compact"/>
-              <w:jc w:val="right"/>
-            </w:pPr>
-            <w:r>
-              <w:rPr>
-                <w:rStyle w:val="VerbatimChar"/>
-              </w:rPr>
-              <w:t xml:space="preserve">massa_seca_g</w:t>
+              <w:t xml:space="preserve">produtividade_kg_ha</w:t>
             </w:r>
           </w:p>
         </w:tc>
@@ -16508,28 +15766,6 @@
           <w:p>
             <w:pPr>
               <w:pStyle w:val="Compact"/>
-            </w:pPr>
-            <w:r>
-              <w:t xml:space="preserve">angico</w:t>
-            </w:r>
-          </w:p>
-        </w:tc>
-        <w:tc>
-          <w:tcPr/>
-          <w:p>
-            <w:pPr>
-              <w:pStyle w:val="Compact"/>
-            </w:pPr>
-            <w:r>
-              <w:t xml:space="preserve">sem_adubo</w:t>
-            </w:r>
-          </w:p>
-        </w:tc>
-        <w:tc>
-          <w:tcPr/>
-          <w:p>
-            <w:pPr>
-              <w:pStyle w:val="Compact"/>
               <w:jc w:val="right"/>
             </w:pPr>
             <w:r>
@@ -16542,10 +15778,21 @@
           <w:p>
             <w:pPr>
               <w:pStyle w:val="Compact"/>
-              <w:jc w:val="right"/>
-            </w:pPr>
-            <w:r>
-              <w:t xml:space="preserve">16.2</w:t>
+            </w:pPr>
+            <w:r>
+              <w:t xml:space="preserve">BRS_Caimbe</w:t>
+            </w:r>
+          </w:p>
+        </w:tc>
+        <w:tc>
+          <w:tcPr/>
+          <w:p>
+            <w:pPr>
+              <w:pStyle w:val="Compact"/>
+              <w:jc w:val="right"/>
+            </w:pPr>
+            <w:r>
+              <w:t xml:space="preserve">5603</w:t>
             </w:r>
           </w:p>
         </w:tc>
@@ -16559,28 +15806,6 @@
           <w:p>
             <w:pPr>
               <w:pStyle w:val="Compact"/>
-            </w:pPr>
-            <w:r>
-              <w:t xml:space="preserve">angico</w:t>
-            </w:r>
-          </w:p>
-        </w:tc>
-        <w:tc>
-          <w:tcPr/>
-          <w:p>
-            <w:pPr>
-              <w:pStyle w:val="Compact"/>
-            </w:pPr>
-            <w:r>
-              <w:t xml:space="preserve">sem_adubo</w:t>
-            </w:r>
-          </w:p>
-        </w:tc>
-        <w:tc>
-          <w:tcPr/>
-          <w:p>
-            <w:pPr>
-              <w:pStyle w:val="Compact"/>
               <w:jc w:val="right"/>
             </w:pPr>
             <w:r>
@@ -16593,10 +15818,21 @@
           <w:p>
             <w:pPr>
               <w:pStyle w:val="Compact"/>
-              <w:jc w:val="right"/>
-            </w:pPr>
-            <w:r>
-              <w:t xml:space="preserve">16.2</w:t>
+            </w:pPr>
+            <w:r>
+              <w:t xml:space="preserve">BRS_Caimbe</w:t>
+            </w:r>
+          </w:p>
+        </w:tc>
+        <w:tc>
+          <w:tcPr/>
+          <w:p>
+            <w:pPr>
+              <w:pStyle w:val="Compact"/>
+              <w:jc w:val="right"/>
+            </w:pPr>
+            <w:r>
+              <w:t xml:space="preserve">5157</w:t>
             </w:r>
           </w:p>
         </w:tc>
@@ -16610,28 +15846,6 @@
           <w:p>
             <w:pPr>
               <w:pStyle w:val="Compact"/>
-            </w:pPr>
-            <w:r>
-              <w:t xml:space="preserve">angico</w:t>
-            </w:r>
-          </w:p>
-        </w:tc>
-        <w:tc>
-          <w:tcPr/>
-          <w:p>
-            <w:pPr>
-              <w:pStyle w:val="Compact"/>
-            </w:pPr>
-            <w:r>
-              <w:t xml:space="preserve">sem_adubo</w:t>
-            </w:r>
-          </w:p>
-        </w:tc>
-        <w:tc>
-          <w:tcPr/>
-          <w:p>
-            <w:pPr>
-              <w:pStyle w:val="Compact"/>
               <w:jc w:val="right"/>
             </w:pPr>
             <w:r>
@@ -16644,10 +15858,21 @@
           <w:p>
             <w:pPr>
               <w:pStyle w:val="Compact"/>
-              <w:jc w:val="right"/>
-            </w:pPr>
-            <w:r>
-              <w:t xml:space="preserve">16.3</w:t>
+            </w:pPr>
+            <w:r>
+              <w:t xml:space="preserve">BRS_Caimbe</w:t>
+            </w:r>
+          </w:p>
+        </w:tc>
+        <w:tc>
+          <w:tcPr/>
+          <w:p>
+            <w:pPr>
+              <w:pStyle w:val="Compact"/>
+              <w:jc w:val="right"/>
+            </w:pPr>
+            <w:r>
+              <w:t xml:space="preserve">4835</w:t>
             </w:r>
           </w:p>
         </w:tc>
@@ -16655,180 +15880,40 @@
     </w:tbl>
     <w:p>
       <w:pPr>
-        <w:pStyle w:val="SourceCode"/>
-      </w:pPr>
-      <w:r>
-        <w:rPr>
-          <w:rStyle w:val="VerbatimChar"/>
-        </w:rPr>
-        <w:t xml:space="preserve">Atue como estatístico experimental em ciências agrárias.</w:t>
-      </w:r>
-      <w:r>
-        <w:br/>
-      </w:r>
-      <w:r>
-        <w:rPr>
-          <w:rStyle w:val="VerbatimChar"/>
-        </w:rPr>
-        <w:t xml:space="preserve">Contexto: experimento fatorial 3 x 3 em DIC, com 4 repetições. Fator A:</w:t>
-      </w:r>
-      <w:r>
-        <w:br/>
-      </w:r>
-      <w:r>
-        <w:rPr>
-          <w:rStyle w:val="VerbatimChar"/>
-        </w:rPr>
-        <w:t xml:space="preserve">espécie florestal (angico, aroeira, mogno_africano). Fator B: adubação</w:t>
-      </w:r>
-      <w:r>
-        <w:br/>
-      </w:r>
-      <w:r>
-        <w:rPr>
-          <w:rStyle w:val="VerbatimChar"/>
-        </w:rPr>
-        <w:t xml:space="preserve">(sem_adubo, organico, mineral). Resposta: massa seca de mudas aos 6</w:t>
-      </w:r>
-      <w:r>
-        <w:br/>
-      </w:r>
-      <w:r>
-        <w:rPr>
-          <w:rStyle w:val="VerbatimChar"/>
-        </w:rPr>
-        <w:t xml:space="preserve">meses (g).</w:t>
-      </w:r>
-      <w:r>
-        <w:br/>
-      </w:r>
-      <w:r>
-        <w:rPr>
-          <w:rStyle w:val="VerbatimChar"/>
-        </w:rPr>
-        <w:t xml:space="preserve">Dados: arquivo anexo fatorial_adubacao.csv, colunas especie, adubacao,</w:t>
-      </w:r>
-      <w:r>
-        <w:br/>
-      </w:r>
-      <w:r>
-        <w:rPr>
-          <w:rStyle w:val="VerbatimChar"/>
-        </w:rPr>
-        <w:t xml:space="preserve">repeticao, massa_seca_g.</w:t>
-      </w:r>
-      <w:r>
-        <w:br/>
-      </w:r>
-      <w:r>
-        <w:rPr>
-          <w:rStyle w:val="VerbatimChar"/>
-        </w:rPr>
-        <w:t xml:space="preserve">Tarefa: execute código em Python para:</w:t>
-      </w:r>
-      <w:r>
-        <w:br/>
-      </w:r>
-      <w:r>
-        <w:rPr>
-          <w:rStyle w:val="VerbatimChar"/>
-        </w:rPr>
-        <w:t xml:space="preserve">1. ajustar o modelo massa_seca_g ~ especie * adubacao e testar a</w:t>
-      </w:r>
-      <w:r>
-        <w:br/>
-      </w:r>
-      <w:r>
-        <w:rPr>
-          <w:rStyle w:val="VerbatimChar"/>
-        </w:rPr>
-        <w:t xml:space="preserve">   normalidade dos resíduos (Shapiro-Wilk);</w:t>
-      </w:r>
-      <w:r>
-        <w:br/>
-      </w:r>
-      <w:r>
-        <w:rPr>
-          <w:rStyle w:val="VerbatimChar"/>
-        </w:rPr>
-        <w:t xml:space="preserve">2. apresentar a ANOVA com os efeitos de espécie, adubação e interação;</w:t>
-      </w:r>
-      <w:r>
-        <w:br/>
-      </w:r>
-      <w:r>
-        <w:rPr>
-          <w:rStyle w:val="VerbatimChar"/>
-        </w:rPr>
-        <w:t xml:space="preserve">3. se a interação for significativa a 5%, fazer o desdobramento:</w:t>
-      </w:r>
-      <w:r>
-        <w:br/>
-      </w:r>
-      <w:r>
-        <w:rPr>
-          <w:rStyle w:val="VerbatimChar"/>
-        </w:rPr>
-        <w:t xml:space="preserve">   comparar as espécies dentro de cada adubação e as adubações dentro</w:t>
-      </w:r>
-      <w:r>
-        <w:br/>
-      </w:r>
-      <w:r>
-        <w:rPr>
-          <w:rStyle w:val="VerbatimChar"/>
-        </w:rPr>
-        <w:t xml:space="preserve">   de cada espécie, com Tukey a 5%;</w:t>
-      </w:r>
-      <w:r>
-        <w:br/>
-      </w:r>
-      <w:r>
-        <w:rPr>
-          <w:rStyle w:val="VerbatimChar"/>
-        </w:rPr>
-        <w:t xml:space="preserve">4. calcular o CV%.</w:t>
-      </w:r>
-      <w:r>
-        <w:br/>
-      </w:r>
-      <w:r>
-        <w:rPr>
-          <w:rStyle w:val="VerbatimChar"/>
-        </w:rPr>
-        <w:t xml:space="preserve">Formato: tabela de ANOVA; tabela de dupla entrada (espécies nas linhas,</w:t>
-      </w:r>
-      <w:r>
-        <w:br/>
-      </w:r>
-      <w:r>
-        <w:rPr>
-          <w:rStyle w:val="VerbatimChar"/>
-        </w:rPr>
-        <w:t xml:space="preserve">adubações nas colunas) com as médias, letras minúsculas comparando</w:t>
-      </w:r>
-      <w:r>
-        <w:br/>
-      </w:r>
-      <w:r>
-        <w:rPr>
-          <w:rStyle w:val="VerbatimChar"/>
-        </w:rPr>
-        <w:t xml:space="preserve">espécies na coluna e letras maiúsculas comparando adubações na linha;</w:t>
-      </w:r>
-      <w:r>
-        <w:br/>
-      </w:r>
-      <w:r>
-        <w:rPr>
-          <w:rStyle w:val="VerbatimChar"/>
-        </w:rPr>
-        <w:t xml:space="preserve">parágrafo de interpretação. Não invente valores; mostre o código.</w:t>
-      </w:r>
-    </w:p>
-    <w:p>
-      <w:pPr>
-        <w:pStyle w:val="FirstParagraph"/>
+        <w:pStyle w:val="BodyText"/>
+      </w:pPr>
+      <w:r>
+        <w:t xml:space="preserve">Use o prompt</w:t>
+      </w:r>
+      <w:r>
+        <w:t xml:space="preserve"> </w:t>
+      </w:r>
+      <w:r>
+        <w:t xml:space="preserve">“bom”</w:t>
+      </w:r>
+      <w:r>
+        <w:t xml:space="preserve"> </w:t>
+      </w:r>
+      <w:r>
+        <w:t xml:space="preserve">do Capítulo 3 (seção</w:t>
+      </w:r>
+      <w:r>
+        <w:t xml:space="preserve"> </w:t>
+      </w:r>
+      <w:r>
+        <w:rPr>
+          <w:i/>
+          <w:iCs/>
+        </w:rPr>
+        <w:t xml:space="preserve">Exemplo ruim × exemplo bom</w:t>
+      </w:r>
+      <w:r>
+        <w:t xml:space="preserve">). Ele já está pronto para este arquivo.</w:t>
+      </w:r>
+    </w:p>
+    <w:p>
+      <w:pPr>
+        <w:pStyle w:val="BodyText"/>
       </w:pPr>
       <w:r>
         <w:rPr>
@@ -16843,7 +15928,7 @@
         <w:pStyle w:val="TableCaption"/>
       </w:pPr>
       <w:r>
-        <w:t xml:space="preserve">Tabela 5 – Análise de variância da massa seca de mudas (g) aos 6 meses, em função da espécie florestal e da adubação</w:t>
+        <w:t xml:space="preserve">Tabela 3 – Análise de variância da produtividade de milho (kg ha⁻¹) em aleias de gliricídia, em função da cultivar</w:t>
       </w:r>
     </w:p>
     <w:tbl>
@@ -16860,14 +15945,14 @@
         </w:tblBorders>
         <w:tblLayout w:type="fixed"/>
         <w:tblLook w:firstRow="1" w:lastRow="0" w:firstColumn="0" w:lastColumn="0" w:noHBand="0" w:noVBand="0" w:val="0020"/>
-        <w:tblCaption w:val="Tabela 5 – Análise de variância da massa seca de mudas (g) aos 6 meses, em função da espécie florestal e da adubação"/>
+        <w:tblCaption w:val="Tabela 3 – Análise de variância da produtividade de milho (kg ha⁻¹) em aleias de gliricídia, em função da cultivar"/>
       </w:tblPr>
       <w:tblGrid>
-        <w:gridCol w:w="2233"/>
-        <w:gridCol w:w="1116"/>
-        <w:gridCol w:w="1523"/>
-        <w:gridCol w:w="1116"/>
-        <w:gridCol w:w="1929"/>
+        <w:gridCol w:w="1503"/>
+        <w:gridCol w:w="1102"/>
+        <w:gridCol w:w="1904"/>
+        <w:gridCol w:w="1704"/>
+        <w:gridCol w:w="1704"/>
       </w:tblGrid>
       <w:tr>
         <w:trPr>
@@ -16976,7 +16061,7 @@
               <w:keepNext/>
             </w:pPr>
             <w:r>
-              <w:t xml:space="preserve">Espécie (E)</w:t>
+              <w:t xml:space="preserve">Cultivar</w:t>
             </w:r>
           </w:p>
         </w:tc>
@@ -16989,7 +16074,7 @@
               <w:jc w:val="right"/>
             </w:pPr>
             <w:r>
-              <w:t xml:space="preserve">2</w:t>
+              <w:t xml:space="preserve">4</w:t>
             </w:r>
           </w:p>
         </w:tc>
@@ -17002,7 +16087,7 @@
               <w:jc w:val="right"/>
             </w:pPr>
             <w:r>
-              <w:t xml:space="preserve">769,62</w:t>
+              <w:t xml:space="preserve">10.099.915</w:t>
             </w:r>
           </w:p>
         </w:tc>
@@ -17015,7 +16100,7 @@
               <w:jc w:val="right"/>
             </w:pPr>
             <w:r>
-              <w:t xml:space="preserve">384,81</w:t>
+              <w:t xml:space="preserve">2.524.979</w:t>
             </w:r>
           </w:p>
         </w:tc>
@@ -17028,7 +16113,7 @@
               <w:jc w:val="right"/>
             </w:pPr>
             <w:r>
-              <w:t xml:space="preserve">111,10**</w:t>
+              <w:t xml:space="preserve">34,69**</w:t>
             </w:r>
           </w:p>
         </w:tc>
@@ -17045,7 +16130,7 @@
               <w:keepNext/>
             </w:pPr>
             <w:r>
-              <w:t xml:space="preserve">Adubação (A)</w:t>
+              <w:t xml:space="preserve">Bloco</w:t>
             </w:r>
           </w:p>
         </w:tc>
@@ -17058,7 +16143,7 @@
               <w:jc w:val="right"/>
             </w:pPr>
             <w:r>
-              <w:t xml:space="preserve">2</w:t>
+              <w:t xml:space="preserve">3</w:t>
             </w:r>
           </w:p>
         </w:tc>
@@ -17071,7 +16156,7 @@
               <w:jc w:val="right"/>
             </w:pPr>
             <w:r>
-              <w:t xml:space="preserve">367,60</w:t>
+              <w:t xml:space="preserve">1.688.272</w:t>
             </w:r>
           </w:p>
         </w:tc>
@@ -17084,7 +16169,7 @@
               <w:jc w:val="right"/>
             </w:pPr>
             <w:r>
-              <w:t xml:space="preserve">183,80</w:t>
+              <w:t xml:space="preserve">562.757</w:t>
             </w:r>
           </w:p>
         </w:tc>
@@ -17097,7 +16182,7 @@
               <w:jc w:val="right"/>
             </w:pPr>
             <w:r>
-              <w:t xml:space="preserve">53,06**</w:t>
+              <w:t xml:space="preserve">7,73**</w:t>
             </w:r>
           </w:p>
         </w:tc>
@@ -17114,7 +16199,7 @@
               <w:keepNext/>
             </w:pPr>
             <w:r>
-              <w:t xml:space="preserve">E × A</w:t>
+              <w:t xml:space="preserve">Resíduo</w:t>
             </w:r>
           </w:p>
         </w:tc>
@@ -17127,7 +16212,7 @@
               <w:jc w:val="right"/>
             </w:pPr>
             <w:r>
-              <w:t xml:space="preserve">4</w:t>
+              <w:t xml:space="preserve">12</w:t>
             </w:r>
           </w:p>
         </w:tc>
@@ -17140,7 +16225,7 @@
               <w:jc w:val="right"/>
             </w:pPr>
             <w:r>
-              <w:t xml:space="preserve">217,71</w:t>
+              <w:t xml:space="preserve">873.537</w:t>
             </w:r>
           </w:p>
         </w:tc>
@@ -17153,7 +16238,7 @@
               <w:jc w:val="right"/>
             </w:pPr>
             <w:r>
-              <w:t xml:space="preserve">54,43</w:t>
+              <w:t xml:space="preserve">72.795</w:t>
             </w:r>
           </w:p>
         </w:tc>
@@ -17163,11 +16248,7 @@
             <w:pPr>
               <w:pStyle w:val="Compact"/>
               <w:keepNext/>
-              <w:jc w:val="right"/>
-            </w:pPr>
-            <w:r>
-              <w:t xml:space="preserve">15,71**</w:t>
-            </w:r>
+            </w:pPr>
           </w:p>
         </w:tc>
       </w:tr>
@@ -17183,7 +16264,7 @@
               <w:keepNext/>
             </w:pPr>
             <w:r>
-              <w:t xml:space="preserve">Resíduo</w:t>
+              <w:t xml:space="preserve">Total</w:t>
             </w:r>
           </w:p>
         </w:tc>
@@ -17196,7 +16277,7 @@
               <w:jc w:val="right"/>
             </w:pPr>
             <w:r>
-              <w:t xml:space="preserve">27</w:t>
+              <w:t xml:space="preserve">19</w:t>
             </w:r>
           </w:p>
         </w:tc>
@@ -17209,72 +16290,7 @@
               <w:jc w:val="right"/>
             </w:pPr>
             <w:r>
-              <w:t xml:space="preserve">93,52</w:t>
-            </w:r>
-          </w:p>
-        </w:tc>
-        <w:tc>
-          <w:tcPr/>
-          <w:p>
-            <w:pPr>
-              <w:pStyle w:val="Compact"/>
-              <w:keepNext/>
-              <w:jc w:val="right"/>
-            </w:pPr>
-            <w:r>
-              <w:t xml:space="preserve">3,46</w:t>
-            </w:r>
-          </w:p>
-        </w:tc>
-        <w:tc>
-          <w:tcPr/>
-          <w:p>
-            <w:pPr>
-              <w:pStyle w:val="Compact"/>
-              <w:keepNext/>
-            </w:pPr>
-          </w:p>
-        </w:tc>
-      </w:tr>
-      <w:tr>
-        <w:trPr>
-          <w:cantSplit/>
-        </w:trPr>
-        <w:tc>
-          <w:tcPr/>
-          <w:p>
-            <w:pPr>
-              <w:pStyle w:val="Compact"/>
-              <w:keepNext/>
-            </w:pPr>
-            <w:r>
-              <w:t xml:space="preserve">Total</w:t>
-            </w:r>
-          </w:p>
-        </w:tc>
-        <w:tc>
-          <w:tcPr/>
-          <w:p>
-            <w:pPr>
-              <w:pStyle w:val="Compact"/>
-              <w:keepNext/>
-              <w:jc w:val="right"/>
-            </w:pPr>
-            <w:r>
-              <w:t xml:space="preserve">35</w:t>
-            </w:r>
-          </w:p>
-        </w:tc>
-        <w:tc>
-          <w:tcPr/>
-          <w:p>
-            <w:pPr>
-              <w:pStyle w:val="Compact"/>
-              <w:keepNext/>
-              <w:jc w:val="right"/>
-            </w:pPr>
-            <w:r>
-              <w:t xml:space="preserve">1.448,45</w:t>
+              <w:t xml:space="preserve">12.661.724</w:t>
             </w:r>
           </w:p>
         </w:tc>
@@ -17311,22 +16327,7 @@
         <w:pStyle w:val="Fontedatabela"/>
       </w:pPr>
       <w:r>
-        <w:t xml:space="preserve">Nota: CV = 8,55 %. ** significativo a 1 % de probabilidade pelo teste F.</w:t>
-      </w:r>
-    </w:p>
-    <w:p>
-      <w:pPr>
-        <w:pStyle w:val="BodyText"/>
-      </w:pPr>
-      <w:r>
-        <w:rPr>
-          <w:b/>
-          <w:bCs/>
-        </w:rPr>
-        <w:t xml:space="preserve">A interação é significativa</w:t>
-      </w:r>
-      <w:r>
-        <w:t xml:space="preserve">, então é preciso desdobrar: o efeito da adubação depende da espécie. Shapiro-Wilk p = 0,50 (normal).</w:t>
+        <w:t xml:space="preserve">Nota: CV = 5,04 %. ** significativo a 1 % de probabilidade pelo teste F.</w:t>
       </w:r>
     </w:p>
     <w:p>
@@ -17334,7 +16335,7 @@
         <w:pStyle w:val="TableCaption"/>
       </w:pPr>
       <w:r>
-        <w:t xml:space="preserve">Tabela 6 – Massa seca média de mudas (g) aos 6 meses, por espécie florestal e adubação</w:t>
+        <w:t xml:space="preserve">Tabela 4 – Produtividade média de cultivares de milho em aleias de gliricídia</w:t>
       </w:r>
     </w:p>
     <w:tbl>
@@ -17351,13 +16352,11 @@
         </w:tblBorders>
         <w:tblLayout w:type="fixed"/>
         <w:tblLook w:firstRow="1" w:lastRow="0" w:firstColumn="0" w:lastColumn="0" w:noHBand="0" w:noVBand="0" w:val="0020"/>
-        <w:tblCaption w:val="Tabela 6 – Massa seca média de mudas (g) aos 6 meses, por espécie florestal e adubação"/>
+        <w:tblCaption w:val="Tabela 4 – Produtividade média de cultivares de milho em aleias de gliricídia"/>
       </w:tblPr>
       <w:tblGrid>
-        <w:gridCol w:w="2843"/>
-        <w:gridCol w:w="1827"/>
-        <w:gridCol w:w="1624"/>
-        <w:gridCol w:w="1624"/>
+        <w:gridCol w:w="3350"/>
+        <w:gridCol w:w="4569"/>
       </w:tblGrid>
       <w:tr>
         <w:trPr>
@@ -17377,7 +16376,7 @@
               <w:keepNext/>
             </w:pPr>
             <w:r>
-              <w:t xml:space="preserve">Espécie</w:t>
+              <w:t xml:space="preserve">Cultivar</w:t>
             </w:r>
           </w:p>
         </w:tc>
@@ -17395,43 +16394,7 @@
               <w:jc w:val="right"/>
             </w:pPr>
             <w:r>
-              <w:t xml:space="preserve">Sem adubo</w:t>
-            </w:r>
-          </w:p>
-        </w:tc>
-        <w:tc>
-          <w:tcPr>
-            <w:tcBorders>
-              <w:bottom w:val="single" w:sz="6" w:space="0" w:color="000000"/>
-            </w:tcBorders>
-            <w:shd w:val="clear" w:color="auto" w:fill="auto"/>
-          </w:tcPr>
-          <w:p>
-            <w:pPr>
-              <w:pStyle w:val="Compact"/>
-              <w:keepNext/>
-              <w:jc w:val="right"/>
-            </w:pPr>
-            <w:r>
-              <w:t xml:space="preserve">Orgânico</w:t>
-            </w:r>
-          </w:p>
-        </w:tc>
-        <w:tc>
-          <w:tcPr>
-            <w:tcBorders>
-              <w:bottom w:val="single" w:sz="6" w:space="0" w:color="000000"/>
-            </w:tcBorders>
-            <w:shd w:val="clear" w:color="auto" w:fill="auto"/>
-          </w:tcPr>
-          <w:p>
-            <w:pPr>
-              <w:pStyle w:val="Compact"/>
-              <w:keepNext/>
-              <w:jc w:val="right"/>
-            </w:pPr>
-            <w:r>
-              <w:t xml:space="preserve">Mineral</w:t>
+              <w:t xml:space="preserve">Produtividade (kg ha⁻¹)</w:t>
             </w:r>
           </w:p>
         </w:tc>
@@ -17448,7 +16411,7 @@
               <w:keepNext/>
             </w:pPr>
             <w:r>
-              <w:t xml:space="preserve">Angico</w:t>
+              <w:t xml:space="preserve">Híbrido comercial</w:t>
             </w:r>
           </w:p>
         </w:tc>
@@ -17461,33 +16424,7 @@
               <w:jc w:val="right"/>
             </w:pPr>
             <w:r>
-              <w:t xml:space="preserve">16,03 bB</w:t>
-            </w:r>
-          </w:p>
-        </w:tc>
-        <w:tc>
-          <w:tcPr/>
-          <w:p>
-            <w:pPr>
-              <w:pStyle w:val="Compact"/>
-              <w:keepNext/>
-              <w:jc w:val="right"/>
-            </w:pPr>
-            <w:r>
-              <w:t xml:space="preserve">26,03 aA</w:t>
-            </w:r>
-          </w:p>
-        </w:tc>
-        <w:tc>
-          <w:tcPr/>
-          <w:p>
-            <w:pPr>
-              <w:pStyle w:val="Compact"/>
-              <w:keepNext/>
-              <w:jc w:val="right"/>
-            </w:pPr>
-            <w:r>
-              <w:t xml:space="preserve">23,43 bA</w:t>
+              <w:t xml:space="preserve">6.147 a</w:t>
             </w:r>
           </w:p>
         </w:tc>
@@ -17504,7 +16441,7 @@
               <w:keepNext/>
             </w:pPr>
             <w:r>
-              <w:t xml:space="preserve">Aroeira</w:t>
+              <w:t xml:space="preserve">BRS Gorutuba</w:t>
             </w:r>
           </w:p>
         </w:tc>
@@ -17517,33 +16454,7 @@
               <w:jc w:val="right"/>
             </w:pPr>
             <w:r>
-              <w:t xml:space="preserve">15,48 bA</w:t>
-            </w:r>
-          </w:p>
-        </w:tc>
-        <w:tc>
-          <w:tcPr/>
-          <w:p>
-            <w:pPr>
-              <w:pStyle w:val="Compact"/>
-              <w:keepNext/>
-              <w:jc w:val="right"/>
-            </w:pPr>
-            <w:r>
-              <w:t xml:space="preserve">17,13 bA</w:t>
-            </w:r>
-          </w:p>
-        </w:tc>
-        <w:tc>
-          <w:tcPr/>
-          <w:p>
-            <w:pPr>
-              <w:pStyle w:val="Compact"/>
-              <w:keepNext/>
-              <w:jc w:val="right"/>
-            </w:pPr>
-            <w:r>
-              <w:t xml:space="preserve">15,58 cA</w:t>
+              <w:t xml:space="preserve">6.130 a</w:t>
             </w:r>
           </w:p>
         </w:tc>
@@ -17560,7 +16471,7 @@
               <w:keepNext/>
             </w:pPr>
             <w:r>
-              <w:t xml:space="preserve">Mogno-africano</w:t>
+              <w:t xml:space="preserve">BRS Caimbé</w:t>
             </w:r>
           </w:p>
         </w:tc>
@@ -17573,20 +16484,24 @@
               <w:jc w:val="right"/>
             </w:pPr>
             <w:r>
-              <w:t xml:space="preserve">20,23 aC</w:t>
-            </w:r>
-          </w:p>
-        </w:tc>
+              <w:t xml:space="preserve">5.213 b</w:t>
+            </w:r>
+          </w:p>
+        </w:tc>
+      </w:tr>
+      <w:tr>
+        <w:trPr>
+          <w:cantSplit/>
+        </w:trPr>
         <w:tc>
           <w:tcPr/>
           <w:p>
             <w:pPr>
               <w:pStyle w:val="Compact"/>
               <w:keepNext/>
-              <w:jc w:val="right"/>
-            </w:pPr>
-            <w:r>
-              <w:t xml:space="preserve">28,33 aB</w:t>
+            </w:pPr>
+            <w:r>
+              <w:t xml:space="preserve">AL Bandeirante</w:t>
             </w:r>
           </w:p>
         </w:tc>
@@ -17599,7 +16514,37 @@
               <w:jc w:val="right"/>
             </w:pPr>
             <w:r>
-              <w:t xml:space="preserve">33,60 aA</w:t>
+              <w:t xml:space="preserve">4.974 b</w:t>
+            </w:r>
+          </w:p>
+        </w:tc>
+      </w:tr>
+      <w:tr>
+        <w:trPr>
+          <w:cantSplit/>
+        </w:trPr>
+        <w:tc>
+          <w:tcPr/>
+          <w:p>
+            <w:pPr>
+              <w:pStyle w:val="Compact"/>
+              <w:keepNext/>
+            </w:pPr>
+            <w:r>
+              <w:t xml:space="preserve">Crioulo local</w:t>
+            </w:r>
+          </w:p>
+        </w:tc>
+        <w:tc>
+          <w:tcPr/>
+          <w:p>
+            <w:pPr>
+              <w:pStyle w:val="Compact"/>
+              <w:keepNext/>
+              <w:jc w:val="right"/>
+            </w:pPr>
+            <w:r>
+              <w:t xml:space="preserve">4.291 c</w:t>
             </w:r>
           </w:p>
         </w:tc>
@@ -17618,7 +16563,7 @@
         <w:pStyle w:val="Fontedatabela"/>
       </w:pPr>
       <w:r>
-        <w:t xml:space="preserve">Nota: Médias seguidas pela mesma letra minúscula na coluna (espécies dentro de cada adubação) e maiúscula na linha (adubações dentro de cada espécie) não diferem entre si pelo teste de Tukey a 5 % de probabilidade. Para aroeira, o efeito da adubação foi não significativo (F = 0,99; p = 0,385).</w:t>
+        <w:t xml:space="preserve">Nota: Médias seguidas pela mesma letra na coluna não diferem entre si pelo teste de Tukey a 5 % de probabilidade.</w:t>
       </w:r>
     </w:p>
     <w:p>
@@ -17626,7 +16571,7 @@
         <w:pStyle w:val="BodyText"/>
       </w:pPr>
       <w:r>
-        <w:t xml:space="preserve">O gráfico de interação (Figura 3) mostra por que é preciso desdobrar: as linhas das espécies não são paralelas.</w:t>
+        <w:t xml:space="preserve">A Figura 3 mostra as mesmas médias em forma de gráfico.</w:t>
       </w:r>
     </w:p>
     <w:p>
@@ -17634,7 +16579,7 @@
         <w:pStyle w:val="TableCaption"/>
       </w:pPr>
       <w:r>
-        <w:t xml:space="preserve">Figura 3 – Massa seca média de mudas (g) aos 6 meses, por espécie florestal e adubação</w:t>
+        <w:t xml:space="preserve">Figura 3 – Produtividade média de cultivares de milho (kg ha⁻¹) em aleias de gliricídia</w:t>
       </w:r>
     </w:p>
     <w:p>
@@ -17646,12 +16591,12 @@
           <wp:inline>
             <wp:extent cx="5334000" cy="2832187"/>
             <wp:effectExtent b="0" l="0" r="0" t="0"/>
-            <wp:docPr descr="Gráfico de interação: massa seca por adubação, com uma linha para cada espécie" title="" id="83" name="Picture"/>
+            <wp:docPr descr="Gráfico de barras da produtividade média por cultivar de milho, com as letras do teste de Tukey" title="" id="83" name="Picture"/>
             <a:graphic>
               <a:graphicData uri="http://schemas.openxmlformats.org/drawingml/2006/picture">
                 <pic:pic>
                   <pic:nvPicPr>
-                    <pic:cNvPr descr="figuras/fig_fatorial.png" id="84" name="Picture"/>
+                    <pic:cNvPr descr="figuras/fig_dbc_milho.png" id="84" name="Picture"/>
                     <pic:cNvPicPr>
                       <a:picLocks noChangeArrowheads="1" noChangeAspect="1"/>
                     </pic:cNvPicPr>
@@ -17694,30 +16639,89 @@
     </w:p>
     <w:p>
       <w:pPr>
-        <w:pStyle w:val="BodyText"/>
-      </w:pPr>
-      <w:r>
-        <w:rPr>
-          <w:b/>
-          <w:bCs/>
-        </w:rPr>
-        <w:t xml:space="preserve">Interpretação esperada:</w:t>
-      </w:r>
-      <w:r>
-        <w:t xml:space="preserve"> </w:t>
-      </w:r>
-      <w:r>
-        <w:t xml:space="preserve">o mogno-africano respondeu mais à adubação mineral; o angico respondeu igualmente às adubações orgânica e mineral; a</w:t>
-      </w:r>
-      <w:r>
-        <w:t xml:space="preserve"> </w:t>
-      </w:r>
-      <w:r>
-        <w:rPr>
-          <w:b/>
-          <w:bCs/>
-        </w:rPr>
-        <w:t xml:space="preserve">aroeira não respondeu à adubação</w:t>
+        <w:pStyle w:val="Compact"/>
+        <w:numPr>
+          <w:ilvl w:val="0"/>
+          <w:numId w:val="1032"/>
+        </w:numPr>
+      </w:pPr>
+      <w:r>
+        <w:t xml:space="preserve">p-valores: cultivar 1,7 × 10⁻⁶; bloco 0,0039. Shapiro-Wilk p = 0,313 (normal).</w:t>
+      </w:r>
+    </w:p>
+    <w:p>
+      <w:pPr>
+        <w:pStyle w:val="Compact"/>
+        <w:numPr>
+          <w:ilvl w:val="0"/>
+          <w:numId w:val="1032"/>
+        </w:numPr>
+      </w:pPr>
+      <w:r>
+        <w:t xml:space="preserve">O efeito de bloco foi significativo:</w:t>
+      </w:r>
+      <w:r>
+        <w:t xml:space="preserve"> </w:t>
+      </w:r>
+      <w:r>
+        <w:rPr>
+          <w:b/>
+          <w:bCs/>
+        </w:rPr>
+        <w:t xml:space="preserve">o bloqueio foi útil</w:t>
+      </w:r>
+      <w:r>
+        <w:t xml:space="preserve"> </w:t>
+      </w:r>
+      <w:r>
+        <w:t xml:space="preserve">(as faixas de declive realmente diferiam).</w:t>
+      </w:r>
+    </w:p>
+    <w:p>
+      <w:pPr>
+        <w:pStyle w:val="FirstParagraph"/>
+      </w:pPr>
+      <w:r>
+        <w:rPr>
+          <w:b/>
+          <w:bCs/>
+        </w:rPr>
+        <w:t xml:space="preserve">Atenção:</w:t>
+      </w:r>
+    </w:p>
+    <w:p>
+      <w:pPr>
+        <w:pStyle w:val="Compact"/>
+        <w:numPr>
+          <w:ilvl w:val="0"/>
+          <w:numId w:val="1033"/>
+        </w:numPr>
+      </w:pPr>
+      <w:r>
+        <w:t xml:space="preserve">Se a IA mostrar</w:t>
+      </w:r>
+      <w:r>
+        <w:t xml:space="preserve"> </w:t>
+      </w:r>
+      <w:r>
+        <w:rPr>
+          <w:b/>
+          <w:bCs/>
+        </w:rPr>
+        <w:t xml:space="preserve">Resíduo com 15 GL</w:t>
+      </w:r>
+      <w:r>
+        <w:t xml:space="preserve">, ela esqueceu o bloco (analisou como DIC). Corrija:</w:t>
+      </w:r>
+      <w:r>
+        <w:t xml:space="preserve"> </w:t>
+      </w:r>
+      <w:r>
+        <w:rPr>
+          <w:i/>
+          <w:iCs/>
+        </w:rPr>
+        <w:t xml:space="preserve">“o bloco deve entrar no modelo como fator”</w:t>
       </w:r>
       <w:r>
         <w:t xml:space="preserve">.</w:t>
@@ -17725,46 +16729,27 @@
     </w:p>
     <w:p>
       <w:pPr>
-        <w:pStyle w:val="BodyText"/>
-      </w:pPr>
-      <w:r>
-        <w:rPr>
-          <w:b/>
-          <w:bCs/>
-        </w:rPr>
-        <w:t xml:space="preserve">Atenção:</w:t>
-      </w:r>
-      <w:r>
-        <w:t xml:space="preserve"> </w:t>
-      </w:r>
-      <w:r>
-        <w:t xml:space="preserve">a IA às vezes interpreta os efeitos principais (</w:t>
-      </w:r>
-      <w:r>
-        <w:t xml:space="preserve">“o mogno é a melhor espécie”</w:t>
-      </w:r>
-      <w:r>
-        <w:t xml:space="preserve">)</w:t>
-      </w:r>
-      <w:r>
-        <w:t xml:space="preserve"> </w:t>
-      </w:r>
-      <w:r>
-        <w:rPr>
-          <w:b/>
-          <w:bCs/>
-        </w:rPr>
-        <w:t xml:space="preserve">sem desdobrar</w:t>
-      </w:r>
-      <w:r>
-        <w:t xml:space="preserve"> </w:t>
-      </w:r>
-      <w:r>
-        <w:t xml:space="preserve">a interação. Com interação significativa, essa conclusão é incompleta. Se acontecer, peça o desdobramento.</w:t>
+        <w:pStyle w:val="Compact"/>
+        <w:numPr>
+          <w:ilvl w:val="0"/>
+          <w:numId w:val="1033"/>
+        </w:numPr>
+      </w:pPr>
+      <w:r>
+        <w:t xml:space="preserve">O R (</w:t>
+      </w:r>
+      <w:r>
+        <w:rPr>
+          <w:rStyle w:val="VerbatimChar"/>
+        </w:rPr>
+        <w:t xml:space="preserve">ExpDes.pt</w:t>
+      </w:r>
+      <w:r>
+        <w:t xml:space="preserve">) testou a homogeneidade pelo teste de O’Neill-Mathews (p = 0,50). O Gemini provavelmente usará Bartlett ou Levene, com p-valor diferente; o importante é a conclusão (variâncias homogêneas).</w:t>
       </w:r>
     </w:p>
     <w:bookmarkEnd w:id="85"/>
-    <w:bookmarkStart w:id="89" w:name="X72edd4c88c221926afa1383b8a95ee62b60538c"/>
+    <w:bookmarkStart w:id="89" w:name="X06aa590fe1e842f50f5c766fafbf44c9a0a988c"/>
     <w:p>
       <w:pPr>
         <w:pStyle w:val="Heading2"/>
@@ -17773,13 +16758,13 @@
         <w:rPr>
           <w:rStyle w:val="SectionNumber"/>
         </w:rPr>
-        <w:t xml:space="preserve">6.5</w:t>
+        <w:t xml:space="preserve">6.4</w:t>
       </w:r>
       <w:r>
         <w:tab/>
       </w:r>
       <w:r>
-        <w:t xml:space="preserve">Exercício 4: parcela subdividida, café sombreado</w:t>
+        <w:t xml:space="preserve">Exercício 3: fatorial 3 × 3, espécie × adubação</w:t>
       </w:r>
     </w:p>
     <w:p>
@@ -17800,7 +16785,7 @@
         <w:rPr>
           <w:rStyle w:val="VerbatimChar"/>
         </w:rPr>
-        <w:t xml:space="preserve">parcela_sub_cafe_sombra.csv</w:t>
+        <w:t xml:space="preserve">fatorial_adubacao.csv</w:t>
       </w:r>
       <w:r>
         <w:t xml:space="preserve"> </w:t>
@@ -17835,10 +16820,10 @@
         <w:tblLook w:firstRow="1" w:lastRow="0" w:firstColumn="0" w:lastColumn="0" w:noHBand="0" w:noVBand="0" w:val="0020"/>
       </w:tblPr>
       <w:tblGrid>
-        <w:gridCol w:w="1015"/>
-        <w:gridCol w:w="2538"/>
-        <w:gridCol w:w="1421"/>
-        <w:gridCol w:w="2944"/>
+        <w:gridCol w:w="1604"/>
+        <w:gridCol w:w="1804"/>
+        <w:gridCol w:w="2005"/>
+        <w:gridCol w:w="2506"/>
       </w:tblGrid>
       <w:tr>
         <w:trPr>
@@ -17850,42 +16835,41 @@
           <w:p>
             <w:pPr>
               <w:pStyle w:val="Compact"/>
-              <w:jc w:val="right"/>
             </w:pPr>
             <w:r>
               <w:rPr>
                 <w:rStyle w:val="VerbatimChar"/>
               </w:rPr>
-              <w:t xml:space="preserve">bloco</w:t>
-            </w:r>
-          </w:p>
-        </w:tc>
-        <w:tc>
-          <w:tcPr/>
-          <w:p>
-            <w:pPr>
-              <w:pStyle w:val="Compact"/>
-              <w:jc w:val="right"/>
+              <w:t xml:space="preserve">especie</w:t>
+            </w:r>
+          </w:p>
+        </w:tc>
+        <w:tc>
+          <w:tcPr/>
+          <w:p>
+            <w:pPr>
+              <w:pStyle w:val="Compact"/>
             </w:pPr>
             <w:r>
               <w:rPr>
                 <w:rStyle w:val="VerbatimChar"/>
               </w:rPr>
-              <w:t xml:space="preserve">sombreamento_pct</w:t>
-            </w:r>
-          </w:p>
-        </w:tc>
-        <w:tc>
-          <w:tcPr/>
-          <w:p>
-            <w:pPr>
-              <w:pStyle w:val="Compact"/>
+              <w:t xml:space="preserve">adubacao</w:t>
+            </w:r>
+          </w:p>
+        </w:tc>
+        <w:tc>
+          <w:tcPr/>
+          <w:p>
+            <w:pPr>
+              <w:pStyle w:val="Compact"/>
+              <w:jc w:val="right"/>
             </w:pPr>
             <w:r>
               <w:rPr>
                 <w:rStyle w:val="VerbatimChar"/>
               </w:rPr>
-              <w:t xml:space="preserve">cultivar</w:t>
+              <w:t xml:space="preserve">repeticao</w:t>
             </w:r>
           </w:p>
         </w:tc>
@@ -17900,7 +16884,7 @@
               <w:rPr>
                 <w:rStyle w:val="VerbatimChar"/>
               </w:rPr>
-              <w:t xml:space="preserve">produtividade_sc_ha</w:t>
+              <w:t xml:space="preserve">massa_seca_g</w:t>
             </w:r>
           </w:p>
         </w:tc>
@@ -17914,6 +16898,28 @@
           <w:p>
             <w:pPr>
               <w:pStyle w:val="Compact"/>
+            </w:pPr>
+            <w:r>
+              <w:t xml:space="preserve">angico</w:t>
+            </w:r>
+          </w:p>
+        </w:tc>
+        <w:tc>
+          <w:tcPr/>
+          <w:p>
+            <w:pPr>
+              <w:pStyle w:val="Compact"/>
+            </w:pPr>
+            <w:r>
+              <w:t xml:space="preserve">sem_adubo</w:t>
+            </w:r>
+          </w:p>
+        </w:tc>
+        <w:tc>
+          <w:tcPr/>
+          <w:p>
+            <w:pPr>
+              <w:pStyle w:val="Compact"/>
               <w:jc w:val="right"/>
             </w:pPr>
             <w:r>
@@ -17929,30 +16935,7 @@
               <w:jc w:val="right"/>
             </w:pPr>
             <w:r>
-              <w:t xml:space="preserve">0</w:t>
-            </w:r>
-          </w:p>
-        </w:tc>
-        <w:tc>
-          <w:tcPr/>
-          <w:p>
-            <w:pPr>
-              <w:pStyle w:val="Compact"/>
-            </w:pPr>
-            <w:r>
-              <w:t xml:space="preserve">Catuai_144</w:t>
-            </w:r>
-          </w:p>
-        </w:tc>
-        <w:tc>
-          <w:tcPr/>
-          <w:p>
-            <w:pPr>
-              <w:pStyle w:val="Compact"/>
-              <w:jc w:val="right"/>
-            </w:pPr>
-            <w:r>
-              <w:t xml:space="preserve">28.6</w:t>
+              <w:t xml:space="preserve">16.2</w:t>
             </w:r>
           </w:p>
         </w:tc>
@@ -17966,45 +16949,44 @@
           <w:p>
             <w:pPr>
               <w:pStyle w:val="Compact"/>
-              <w:jc w:val="right"/>
-            </w:pPr>
-            <w:r>
-              <w:t xml:space="preserve">1</w:t>
-            </w:r>
-          </w:p>
-        </w:tc>
-        <w:tc>
-          <w:tcPr/>
-          <w:p>
-            <w:pPr>
-              <w:pStyle w:val="Compact"/>
-              <w:jc w:val="right"/>
-            </w:pPr>
-            <w:r>
-              <w:t xml:space="preserve">0</w:t>
-            </w:r>
-          </w:p>
-        </w:tc>
-        <w:tc>
-          <w:tcPr/>
-          <w:p>
-            <w:pPr>
-              <w:pStyle w:val="Compact"/>
-            </w:pPr>
-            <w:r>
-              <w:t xml:space="preserve">Arara</w:t>
-            </w:r>
-          </w:p>
-        </w:tc>
-        <w:tc>
-          <w:tcPr/>
-          <w:p>
-            <w:pPr>
-              <w:pStyle w:val="Compact"/>
-              <w:jc w:val="right"/>
-            </w:pPr>
-            <w:r>
-              <w:t xml:space="preserve">30.6</w:t>
+            </w:pPr>
+            <w:r>
+              <w:t xml:space="preserve">angico</w:t>
+            </w:r>
+          </w:p>
+        </w:tc>
+        <w:tc>
+          <w:tcPr/>
+          <w:p>
+            <w:pPr>
+              <w:pStyle w:val="Compact"/>
+            </w:pPr>
+            <w:r>
+              <w:t xml:space="preserve">sem_adubo</w:t>
+            </w:r>
+          </w:p>
+        </w:tc>
+        <w:tc>
+          <w:tcPr/>
+          <w:p>
+            <w:pPr>
+              <w:pStyle w:val="Compact"/>
+              <w:jc w:val="right"/>
+            </w:pPr>
+            <w:r>
+              <w:t xml:space="preserve">2</w:t>
+            </w:r>
+          </w:p>
+        </w:tc>
+        <w:tc>
+          <w:tcPr/>
+          <w:p>
+            <w:pPr>
+              <w:pStyle w:val="Compact"/>
+              <w:jc w:val="right"/>
+            </w:pPr>
+            <w:r>
+              <w:t xml:space="preserve">16.2</w:t>
             </w:r>
           </w:p>
         </w:tc>
@@ -18018,45 +17000,44 @@
           <w:p>
             <w:pPr>
               <w:pStyle w:val="Compact"/>
-              <w:jc w:val="right"/>
-            </w:pPr>
-            <w:r>
-              <w:t xml:space="preserve">1</w:t>
-            </w:r>
-          </w:p>
-        </w:tc>
-        <w:tc>
-          <w:tcPr/>
-          <w:p>
-            <w:pPr>
-              <w:pStyle w:val="Compact"/>
-              <w:jc w:val="right"/>
-            </w:pPr>
-            <w:r>
-              <w:t xml:space="preserve">0</w:t>
-            </w:r>
-          </w:p>
-        </w:tc>
-        <w:tc>
-          <w:tcPr/>
-          <w:p>
-            <w:pPr>
-              <w:pStyle w:val="Compact"/>
-            </w:pPr>
-            <w:r>
-              <w:t xml:space="preserve">Topazio</w:t>
-            </w:r>
-          </w:p>
-        </w:tc>
-        <w:tc>
-          <w:tcPr/>
-          <w:p>
-            <w:pPr>
-              <w:pStyle w:val="Compact"/>
-              <w:jc w:val="right"/>
-            </w:pPr>
-            <w:r>
-              <w:t xml:space="preserve">23.1</w:t>
+            </w:pPr>
+            <w:r>
+              <w:t xml:space="preserve">angico</w:t>
+            </w:r>
+          </w:p>
+        </w:tc>
+        <w:tc>
+          <w:tcPr/>
+          <w:p>
+            <w:pPr>
+              <w:pStyle w:val="Compact"/>
+            </w:pPr>
+            <w:r>
+              <w:t xml:space="preserve">sem_adubo</w:t>
+            </w:r>
+          </w:p>
+        </w:tc>
+        <w:tc>
+          <w:tcPr/>
+          <w:p>
+            <w:pPr>
+              <w:pStyle w:val="Compact"/>
+              <w:jc w:val="right"/>
+            </w:pPr>
+            <w:r>
+              <w:t xml:space="preserve">3</w:t>
+            </w:r>
+          </w:p>
+        </w:tc>
+        <w:tc>
+          <w:tcPr/>
+          <w:p>
+            <w:pPr>
+              <w:pStyle w:val="Compact"/>
+              <w:jc w:val="right"/>
+            </w:pPr>
+            <w:r>
+              <w:t xml:space="preserve">16.3</w:t>
             </w:r>
           </w:p>
         </w:tc>
@@ -18064,14 +17045,6 @@
     </w:tbl>
     <w:p>
       <w:pPr>
-        <w:pStyle w:val="BodyText"/>
-      </w:pPr>
-      <w:r>
-        <w:t xml:space="preserve">Este é o mais difícil, e serve justamente para mostrar onde a IA tropeça.</w:t>
-      </w:r>
-    </w:p>
-    <w:p>
-      <w:pPr>
         <w:pStyle w:val="SourceCode"/>
       </w:pPr>
       <w:r>
@@ -18087,7 +17060,7 @@
         <w:rPr>
           <w:rStyle w:val="VerbatimChar"/>
         </w:rPr>
-        <w:t xml:space="preserve">Contexto: experimento em parcelas subdivididas no delineamento em</w:t>
+        <w:t xml:space="preserve">Contexto: experimento fatorial 3 x 3 em DIC, com 4 repetições. Fator A:</w:t>
       </w:r>
       <w:r>
         <w:br/>
@@ -18096,7 +17069,7 @@
         <w:rPr>
           <w:rStyle w:val="VerbatimChar"/>
         </w:rPr>
-        <w:t xml:space="preserve">blocos casualizados (DBC), com 4 blocos. Parcela: sombreamento do</w:t>
+        <w:t xml:space="preserve">espécie florestal (angico, aroeira, mogno_africano). Fator B: adubação</w:t>
       </w:r>
       <w:r>
         <w:br/>
@@ -18105,7 +17078,7 @@
         <w:rPr>
           <w:rStyle w:val="VerbatimChar"/>
         </w:rPr>
-        <w:t xml:space="preserve">cafezal (0, 30 e 50%). Subparcela: cultivar de café (Catuai_144, Arara,</w:t>
+        <w:t xml:space="preserve">(sem_adubo, organico, mineral). Resposta: massa seca de mudas aos 6</w:t>
       </w:r>
       <w:r>
         <w:br/>
@@ -18114,7 +17087,7 @@
         <w:rPr>
           <w:rStyle w:val="VerbatimChar"/>
         </w:rPr>
-        <w:t xml:space="preserve">Topazio). Resposta: produtividade (sacas/ha).</w:t>
+        <w:t xml:space="preserve">meses (g).</w:t>
       </w:r>
       <w:r>
         <w:br/>
@@ -18123,7 +17096,7 @@
         <w:rPr>
           <w:rStyle w:val="VerbatimChar"/>
         </w:rPr>
-        <w:t xml:space="preserve">Dados: arquivo anexo parcela_sub_cafe_sombra.csv, colunas bloco,</w:t>
+        <w:t xml:space="preserve">Dados: arquivo anexo fatorial_adubacao.csv, colunas especie, adubacao,</w:t>
       </w:r>
       <w:r>
         <w:br/>
@@ -18132,7 +17105,7 @@
         <w:rPr>
           <w:rStyle w:val="VerbatimChar"/>
         </w:rPr>
-        <w:t xml:space="preserve">sombreamento_pct, cultivar, produtividade_sc_ha.</w:t>
+        <w:t xml:space="preserve">repeticao, massa_seca_g.</w:t>
       </w:r>
       <w:r>
         <w:br/>
@@ -18141,7 +17114,7 @@
         <w:rPr>
           <w:rStyle w:val="VerbatimChar"/>
         </w:rPr>
-        <w:t xml:space="preserve">Tarefa: execute código em Python. ATENÇÃO: parcela subdividida tem</w:t>
+        <w:t xml:space="preserve">Tarefa: execute código em Python para:</w:t>
       </w:r>
       <w:r>
         <w:br/>
@@ -18150,7 +17123,7 @@
         <w:rPr>
           <w:rStyle w:val="VerbatimChar"/>
         </w:rPr>
-        <w:t xml:space="preserve">DOIS resíduos. O erro (a) = bloco x sombreamento testa o sombreamento;</w:t>
+        <w:t xml:space="preserve">1. ajustar o modelo massa_seca_g ~ especie * adubacao e testar a</w:t>
       </w:r>
       <w:r>
         <w:br/>
@@ -18159,7 +17132,7 @@
         <w:rPr>
           <w:rStyle w:val="VerbatimChar"/>
         </w:rPr>
-        <w:t xml:space="preserve">o erro (b) testa cultivar e a interação.</w:t>
+        <w:t xml:space="preserve">   normalidade dos resíduos (Shapiro-Wilk);</w:t>
       </w:r>
       <w:r>
         <w:br/>
@@ -18168,7 +17141,7 @@
         <w:rPr>
           <w:rStyle w:val="VerbatimChar"/>
         </w:rPr>
-        <w:t xml:space="preserve">1. Apresente a ANOVA com: sombreamento, bloco, erro (a), cultivar,</w:t>
+        <w:t xml:space="preserve">2. apresentar a ANOVA com os efeitos de espécie, adubação e interação;</w:t>
       </w:r>
       <w:r>
         <w:br/>
@@ -18177,7 +17150,7 @@
         <w:rPr>
           <w:rStyle w:val="VerbatimChar"/>
         </w:rPr>
-        <w:t xml:space="preserve">   sombreamento x cultivar, erro (b) e total, com GL, SQ, QM, F e p.</w:t>
+        <w:t xml:space="preserve">3. se a interação for significativa a 5%, fazer o desdobramento:</w:t>
       </w:r>
       <w:r>
         <w:br/>
@@ -18186,7 +17159,7 @@
         <w:rPr>
           <w:rStyle w:val="VerbatimChar"/>
         </w:rPr>
-        <w:t xml:space="preserve">2. Calcule o CV da parcela (CV1) e da subparcela (CV2).</w:t>
+        <w:t xml:space="preserve">   comparar as espécies dentro de cada adubação e as adubações dentro</w:t>
       </w:r>
       <w:r>
         <w:br/>
@@ -18195,7 +17168,7 @@
         <w:rPr>
           <w:rStyle w:val="VerbatimChar"/>
         </w:rPr>
-        <w:t xml:space="preserve">3. Se a interação for significativa, compare as cultivares dentro de</w:t>
+        <w:t xml:space="preserve">   de cada espécie, com Tukey a 5%;</w:t>
       </w:r>
       <w:r>
         <w:br/>
@@ -18204,7 +17177,7 @@
         <w:rPr>
           <w:rStyle w:val="VerbatimChar"/>
         </w:rPr>
-        <w:t xml:space="preserve">   cada sombreamento (Tukey 5%).</w:t>
+        <w:t xml:space="preserve">4. calcular o CV%.</w:t>
       </w:r>
       <w:r>
         <w:br/>
@@ -18213,7 +17186,7 @@
         <w:rPr>
           <w:rStyle w:val="VerbatimChar"/>
         </w:rPr>
-        <w:t xml:space="preserve">Formato: tabela de ANOVA, tabela de médias e parágrafo de</w:t>
+        <w:t xml:space="preserve">Formato: tabela de ANOVA; tabela de dupla entrada (espécies nas linhas,</w:t>
       </w:r>
       <w:r>
         <w:br/>
@@ -18222,7 +17195,25 @@
         <w:rPr>
           <w:rStyle w:val="VerbatimChar"/>
         </w:rPr>
-        <w:t xml:space="preserve">interpretação. Não invente valores; mostre o código.</w:t>
+        <w:t xml:space="preserve">adubações nas colunas) com as médias, letras minúsculas comparando</w:t>
+      </w:r>
+      <w:r>
+        <w:br/>
+      </w:r>
+      <w:r>
+        <w:rPr>
+          <w:rStyle w:val="VerbatimChar"/>
+        </w:rPr>
+        <w:t xml:space="preserve">espécies na coluna e letras maiúsculas comparando adubações na linha;</w:t>
+      </w:r>
+      <w:r>
+        <w:br/>
+      </w:r>
+      <w:r>
+        <w:rPr>
+          <w:rStyle w:val="VerbatimChar"/>
+        </w:rPr>
+        <w:t xml:space="preserve">parágrafo de interpretação. Não invente valores; mostre o código.</w:t>
       </w:r>
     </w:p>
     <w:p>
@@ -18242,7 +17233,7 @@
         <w:pStyle w:val="TableCaption"/>
       </w:pPr>
       <w:r>
-        <w:t xml:space="preserve">Tabela 7 – Análise de variância da produtividade de café (sc ha⁻¹) em parcelas subdivididas, em função do sombreamento (parcela) e da cultivar (subparcela)</w:t>
+        <w:t xml:space="preserve">Tabela 5 – Análise de variância da massa seca de mudas (g) aos 6 meses, em função da espécie florestal e da adubação</w:t>
       </w:r>
     </w:p>
     <w:tbl>
@@ -18259,14 +17250,14 @@
         </w:tblBorders>
         <w:tblLayout w:type="fixed"/>
         <w:tblLook w:firstRow="1" w:lastRow="0" w:firstColumn="0" w:lastColumn="0" w:noHBand="0" w:noVBand="0" w:val="0020"/>
-        <w:tblCaption w:val="Tabela 7 – Análise de variância da produtividade de café (sc ha⁻¹) em parcelas subdivididas, em função do sombreamento (parcela) e da cultivar (subparcela)"/>
+        <w:tblCaption w:val="Tabela 5 – Análise de variância da massa seca de mudas (g) aos 6 meses, em função da espécie florestal e da adubação"/>
       </w:tblPr>
       <w:tblGrid>
-        <w:gridCol w:w="2944"/>
+        <w:gridCol w:w="2233"/>
         <w:gridCol w:w="1116"/>
+        <w:gridCol w:w="1523"/>
         <w:gridCol w:w="1116"/>
-        <w:gridCol w:w="1116"/>
-        <w:gridCol w:w="1624"/>
+        <w:gridCol w:w="1929"/>
       </w:tblGrid>
       <w:tr>
         <w:trPr>
@@ -18375,7 +17366,7 @@
               <w:keepNext/>
             </w:pPr>
             <w:r>
-              <w:t xml:space="preserve">Sombreamento (S)</w:t>
+              <w:t xml:space="preserve">Espécie (E)</w:t>
             </w:r>
           </w:p>
         </w:tc>
@@ -18401,7 +17392,7 @@
               <w:jc w:val="right"/>
             </w:pPr>
             <w:r>
-              <w:t xml:space="preserve">121,72</w:t>
+              <w:t xml:space="preserve">769,62</w:t>
             </w:r>
           </w:p>
         </w:tc>
@@ -18414,7 +17405,7 @@
               <w:jc w:val="right"/>
             </w:pPr>
             <w:r>
-              <w:t xml:space="preserve">60,86</w:t>
+              <w:t xml:space="preserve">384,81</w:t>
             </w:r>
           </w:p>
         </w:tc>
@@ -18427,7 +17418,7 @@
               <w:jc w:val="right"/>
             </w:pPr>
             <w:r>
-              <w:t xml:space="preserve">6,48*</w:t>
+              <w:t xml:space="preserve">111,10**</w:t>
             </w:r>
           </w:p>
         </w:tc>
@@ -18444,7 +17435,7 @@
               <w:keepNext/>
             </w:pPr>
             <w:r>
-              <w:t xml:space="preserve">Bloco</w:t>
+              <w:t xml:space="preserve">Adubação (A)</w:t>
             </w:r>
           </w:p>
         </w:tc>
@@ -18457,7 +17448,7 @@
               <w:jc w:val="right"/>
             </w:pPr>
             <w:r>
-              <w:t xml:space="preserve">3</w:t>
+              <w:t xml:space="preserve">2</w:t>
             </w:r>
           </w:p>
         </w:tc>
@@ -18470,7 +17461,7 @@
               <w:jc w:val="right"/>
             </w:pPr>
             <w:r>
-              <w:t xml:space="preserve">123,36</w:t>
+              <w:t xml:space="preserve">367,60</w:t>
             </w:r>
           </w:p>
         </w:tc>
@@ -18483,7 +17474,7 @@
               <w:jc w:val="right"/>
             </w:pPr>
             <w:r>
-              <w:t xml:space="preserve">41,12</w:t>
+              <w:t xml:space="preserve">183,80</w:t>
             </w:r>
           </w:p>
         </w:tc>
@@ -18496,13 +17487,7 @@
               <w:jc w:val="right"/>
             </w:pPr>
             <w:r>
-              <w:t xml:space="preserve">4,38</w:t>
-            </w:r>
-            <w:r>
-              <w:rPr>
-                <w:vertAlign w:val="superscript"/>
-              </w:rPr>
-              <w:t xml:space="preserve">ns</w:t>
+              <w:t xml:space="preserve">53,06**</w:t>
             </w:r>
           </w:p>
         </w:tc>
@@ -18519,7 +17504,7 @@
               <w:keepNext/>
             </w:pPr>
             <w:r>
-              <w:t xml:space="preserve">Erro (a)</w:t>
+              <w:t xml:space="preserve">E × A</w:t>
             </w:r>
           </w:p>
         </w:tc>
@@ -18532,7 +17517,7 @@
               <w:jc w:val="right"/>
             </w:pPr>
             <w:r>
-              <w:t xml:space="preserve">6</w:t>
+              <w:t xml:space="preserve">4</w:t>
             </w:r>
           </w:p>
         </w:tc>
@@ -18545,7 +17530,7 @@
               <w:jc w:val="right"/>
             </w:pPr>
             <w:r>
-              <w:t xml:space="preserve">56,38</w:t>
+              <w:t xml:space="preserve">217,71</w:t>
             </w:r>
           </w:p>
         </w:tc>
@@ -18558,7 +17543,7 @@
               <w:jc w:val="right"/>
             </w:pPr>
             <w:r>
-              <w:t xml:space="preserve">9,40</w:t>
+              <w:t xml:space="preserve">54,43</w:t>
             </w:r>
           </w:p>
         </w:tc>
@@ -18568,7 +17553,11 @@
             <w:pPr>
               <w:pStyle w:val="Compact"/>
               <w:keepNext/>
-            </w:pPr>
+              <w:jc w:val="right"/>
+            </w:pPr>
+            <w:r>
+              <w:t xml:space="preserve">15,71**</w:t>
+            </w:r>
           </w:p>
         </w:tc>
       </w:tr>
@@ -18584,7 +17573,7 @@
               <w:keepNext/>
             </w:pPr>
             <w:r>
-              <w:t xml:space="preserve">Cultivar (C)</w:t>
+              <w:t xml:space="preserve">Resíduo</w:t>
             </w:r>
           </w:p>
         </w:tc>
@@ -18597,7 +17586,7 @@
               <w:jc w:val="right"/>
             </w:pPr>
             <w:r>
-              <w:t xml:space="preserve">2</w:t>
+              <w:t xml:space="preserve">27</w:t>
             </w:r>
           </w:p>
         </w:tc>
@@ -18610,7 +17599,7 @@
               <w:jc w:val="right"/>
             </w:pPr>
             <w:r>
-              <w:t xml:space="preserve">228,44</w:t>
+              <w:t xml:space="preserve">93,52</w:t>
             </w:r>
           </w:p>
         </w:tc>
@@ -18623,7 +17612,7 @@
               <w:jc w:val="right"/>
             </w:pPr>
             <w:r>
-              <w:t xml:space="preserve">114,22</w:t>
+              <w:t xml:space="preserve">3,46</w:t>
             </w:r>
           </w:p>
         </w:tc>
@@ -18633,11 +17622,7 @@
             <w:pPr>
               <w:pStyle w:val="Compact"/>
               <w:keepNext/>
-              <w:jc w:val="right"/>
-            </w:pPr>
-            <w:r>
-              <w:t xml:space="preserve">78,61**</w:t>
-            </w:r>
+            </w:pPr>
           </w:p>
         </w:tc>
       </w:tr>
@@ -18653,7 +17638,7 @@
               <w:keepNext/>
             </w:pPr>
             <w:r>
-              <w:t xml:space="preserve">S × C</w:t>
+              <w:t xml:space="preserve">Total</w:t>
             </w:r>
           </w:p>
         </w:tc>
@@ -18666,7 +17651,7 @@
               <w:jc w:val="right"/>
             </w:pPr>
             <w:r>
-              <w:t xml:space="preserve">4</w:t>
+              <w:t xml:space="preserve">35</w:t>
             </w:r>
           </w:p>
         </w:tc>
@@ -18679,141 +17664,7 @@
               <w:jc w:val="right"/>
             </w:pPr>
             <w:r>
-              <w:t xml:space="preserve">34,68</w:t>
-            </w:r>
-          </w:p>
-        </w:tc>
-        <w:tc>
-          <w:tcPr/>
-          <w:p>
-            <w:pPr>
-              <w:pStyle w:val="Compact"/>
-              <w:keepNext/>
-              <w:jc w:val="right"/>
-            </w:pPr>
-            <w:r>
-              <w:t xml:space="preserve">8,67</w:t>
-            </w:r>
-          </w:p>
-        </w:tc>
-        <w:tc>
-          <w:tcPr/>
-          <w:p>
-            <w:pPr>
-              <w:pStyle w:val="Compact"/>
-              <w:keepNext/>
-              <w:jc w:val="right"/>
-            </w:pPr>
-            <w:r>
-              <w:t xml:space="preserve">5,97**</w:t>
-            </w:r>
-          </w:p>
-        </w:tc>
-      </w:tr>
-      <w:tr>
-        <w:trPr>
-          <w:cantSplit/>
-        </w:trPr>
-        <w:tc>
-          <w:tcPr/>
-          <w:p>
-            <w:pPr>
-              <w:pStyle w:val="Compact"/>
-              <w:keepNext/>
-            </w:pPr>
-            <w:r>
-              <w:t xml:space="preserve">Erro (b)</w:t>
-            </w:r>
-          </w:p>
-        </w:tc>
-        <w:tc>
-          <w:tcPr/>
-          <w:p>
-            <w:pPr>
-              <w:pStyle w:val="Compact"/>
-              <w:keepNext/>
-              <w:jc w:val="right"/>
-            </w:pPr>
-            <w:r>
-              <w:t xml:space="preserve">18</w:t>
-            </w:r>
-          </w:p>
-        </w:tc>
-        <w:tc>
-          <w:tcPr/>
-          <w:p>
-            <w:pPr>
-              <w:pStyle w:val="Compact"/>
-              <w:keepNext/>
-              <w:jc w:val="right"/>
-            </w:pPr>
-            <w:r>
-              <w:t xml:space="preserve">26,15</w:t>
-            </w:r>
-          </w:p>
-        </w:tc>
-        <w:tc>
-          <w:tcPr/>
-          <w:p>
-            <w:pPr>
-              <w:pStyle w:val="Compact"/>
-              <w:keepNext/>
-              <w:jc w:val="right"/>
-            </w:pPr>
-            <w:r>
-              <w:t xml:space="preserve">1,45</w:t>
-            </w:r>
-          </w:p>
-        </w:tc>
-        <w:tc>
-          <w:tcPr/>
-          <w:p>
-            <w:pPr>
-              <w:pStyle w:val="Compact"/>
-              <w:keepNext/>
-            </w:pPr>
-          </w:p>
-        </w:tc>
-      </w:tr>
-      <w:tr>
-        <w:trPr>
-          <w:cantSplit/>
-        </w:trPr>
-        <w:tc>
-          <w:tcPr/>
-          <w:p>
-            <w:pPr>
-              <w:pStyle w:val="Compact"/>
-              <w:keepNext/>
-            </w:pPr>
-            <w:r>
-              <w:t xml:space="preserve">Total</w:t>
-            </w:r>
-          </w:p>
-        </w:tc>
-        <w:tc>
-          <w:tcPr/>
-          <w:p>
-            <w:pPr>
-              <w:pStyle w:val="Compact"/>
-              <w:keepNext/>
-              <w:jc w:val="right"/>
-            </w:pPr>
-            <w:r>
-              <w:t xml:space="preserve">35</w:t>
-            </w:r>
-          </w:p>
-        </w:tc>
-        <w:tc>
-          <w:tcPr/>
-          <w:p>
-            <w:pPr>
-              <w:pStyle w:val="Compact"/>
-              <w:keepNext/>
-              <w:jc w:val="right"/>
-            </w:pPr>
-            <w:r>
-              <w:t xml:space="preserve">590,73</w:t>
+              <w:t xml:space="preserve">1.448,45</w:t>
             </w:r>
           </w:p>
         </w:tc>
@@ -18850,22 +17701,22 @@
         <w:pStyle w:val="Fontedatabela"/>
       </w:pPr>
       <w:r>
-        <w:t xml:space="preserve">Nota: CV1 (parcela) = 9,47 %; CV2 (subparcela) = 3,72 %. ** significativo a 1 % e * significativo a 5 % de probabilidade pelo teste F;</w:t>
-      </w:r>
-      <w:r>
-        <w:t xml:space="preserve"> </w:t>
-      </w:r>
-      <w:r>
-        <w:rPr>
-          <w:vertAlign w:val="superscript"/>
-        </w:rPr>
-        <w:t xml:space="preserve">ns</w:t>
-      </w:r>
-      <w:r>
-        <w:t xml:space="preserve"> </w:t>
-      </w:r>
-      <w:r>
-        <w:t xml:space="preserve">não significativo.</w:t>
+        <w:t xml:space="preserve">Nota: CV = 8,55 %. ** significativo a 1 % de probabilidade pelo teste F.</w:t>
+      </w:r>
+    </w:p>
+    <w:p>
+      <w:pPr>
+        <w:pStyle w:val="BodyText"/>
+      </w:pPr>
+      <w:r>
+        <w:rPr>
+          <w:b/>
+          <w:bCs/>
+        </w:rPr>
+        <w:t xml:space="preserve">A interação é significativa</w:t>
+      </w:r>
+      <w:r>
+        <w:t xml:space="preserve">, então é preciso desdobrar: o efeito da adubação depende da espécie. Shapiro-Wilk p = 0,50 (normal).</w:t>
       </w:r>
     </w:p>
     <w:p>
@@ -18873,7 +17724,7 @@
         <w:pStyle w:val="TableCaption"/>
       </w:pPr>
       <w:r>
-        <w:t xml:space="preserve">Tabela 8 – Produtividade média de cultivares de café (sc ha⁻¹) em cada nível de sombreamento</w:t>
+        <w:t xml:space="preserve">Tabela 6 – Massa seca média de mudas (g) aos 6 meses, por espécie florestal e adubação</w:t>
       </w:r>
     </w:p>
     <w:tbl>
@@ -18890,13 +17741,13 @@
         </w:tblBorders>
         <w:tblLayout w:type="fixed"/>
         <w:tblLook w:firstRow="1" w:lastRow="0" w:firstColumn="0" w:lastColumn="0" w:noHBand="0" w:noVBand="0" w:val="0020"/>
-        <w:tblCaption w:val="Tabela 8 – Produtividade média de cultivares de café (sc ha⁻¹) em cada nível de sombreamento"/>
+        <w:tblCaption w:val="Tabela 6 – Massa seca média de mudas (g) aos 6 meses, por espécie florestal e adubação"/>
       </w:tblPr>
       <w:tblGrid>
-        <w:gridCol w:w="2436"/>
-        <w:gridCol w:w="1726"/>
-        <w:gridCol w:w="2030"/>
-        <w:gridCol w:w="1726"/>
+        <w:gridCol w:w="2843"/>
+        <w:gridCol w:w="1827"/>
+        <w:gridCol w:w="1624"/>
+        <w:gridCol w:w="1624"/>
       </w:tblGrid>
       <w:tr>
         <w:trPr>
@@ -18916,7 +17767,7 @@
               <w:keepNext/>
             </w:pPr>
             <w:r>
-              <w:t xml:space="preserve">Cultivar</w:t>
+              <w:t xml:space="preserve">Espécie</w:t>
             </w:r>
           </w:p>
         </w:tc>
@@ -18934,7 +17785,7 @@
               <w:jc w:val="right"/>
             </w:pPr>
             <w:r>
-              <w:t xml:space="preserve">0 %</w:t>
+              <w:t xml:space="preserve">Sem adubo</w:t>
             </w:r>
           </w:p>
         </w:tc>
@@ -18952,7 +17803,7 @@
               <w:jc w:val="right"/>
             </w:pPr>
             <w:r>
-              <w:t xml:space="preserve">30 %</w:t>
+              <w:t xml:space="preserve">Orgânico</w:t>
             </w:r>
           </w:p>
         </w:tc>
@@ -18970,7 +17821,7 @@
               <w:jc w:val="right"/>
             </w:pPr>
             <w:r>
-              <w:t xml:space="preserve">50 %</w:t>
+              <w:t xml:space="preserve">Mineral</w:t>
             </w:r>
           </w:p>
         </w:tc>
@@ -18987,7 +17838,7 @@
               <w:keepNext/>
             </w:pPr>
             <w:r>
-              <w:t xml:space="preserve">Arara</w:t>
+              <w:t xml:space="preserve">Angico</w:t>
             </w:r>
           </w:p>
         </w:tc>
@@ -19000,7 +17851,7 @@
               <w:jc w:val="right"/>
             </w:pPr>
             <w:r>
-              <w:t xml:space="preserve">33,15 a</w:t>
+              <w:t xml:space="preserve">16,03 bB</w:t>
             </w:r>
           </w:p>
         </w:tc>
@@ -19013,7 +17864,7 @@
               <w:jc w:val="right"/>
             </w:pPr>
             <w:r>
-              <w:t xml:space="preserve">35,75 a</w:t>
+              <w:t xml:space="preserve">26,03 aA</w:t>
             </w:r>
           </w:p>
         </w:tc>
@@ -19026,7 +17877,7 @@
               <w:jc w:val="right"/>
             </w:pPr>
             <w:r>
-              <w:t xml:space="preserve">36,98 a</w:t>
+              <w:t xml:space="preserve">23,43 bA</w:t>
             </w:r>
           </w:p>
         </w:tc>
@@ -19043,7 +17894,7 @@
               <w:keepNext/>
             </w:pPr>
             <w:r>
-              <w:t xml:space="preserve">Catuaí 144</w:t>
+              <w:t xml:space="preserve">Aroeira</w:t>
             </w:r>
           </w:p>
         </w:tc>
@@ -19056,7 +17907,7 @@
               <w:jc w:val="right"/>
             </w:pPr>
             <w:r>
-              <w:t xml:space="preserve">31,05 a</w:t>
+              <w:t xml:space="preserve">15,48 bA</w:t>
             </w:r>
           </w:p>
         </w:tc>
@@ -19069,7 +17920,7 @@
               <w:jc w:val="right"/>
             </w:pPr>
             <w:r>
-              <w:t xml:space="preserve">34,63 ab</w:t>
+              <w:t xml:space="preserve">17,13 bA</w:t>
             </w:r>
           </w:p>
         </w:tc>
@@ -19082,7 +17933,7 @@
               <w:jc w:val="right"/>
             </w:pPr>
             <w:r>
-              <w:t xml:space="preserve">32,28 b</w:t>
+              <w:t xml:space="preserve">15,58 cA</w:t>
             </w:r>
           </w:p>
         </w:tc>
@@ -19099,7 +17950,7 @@
               <w:keepNext/>
             </w:pPr>
             <w:r>
-              <w:t xml:space="preserve">Topázio</w:t>
+              <w:t xml:space="preserve">Mogno-africano</w:t>
             </w:r>
           </w:p>
         </w:tc>
@@ -19112,7 +17963,7 @@
               <w:jc w:val="right"/>
             </w:pPr>
             <w:r>
-              <w:t xml:space="preserve">25,45 b</w:t>
+              <w:t xml:space="preserve">20,23 aC</w:t>
             </w:r>
           </w:p>
         </w:tc>
@@ -19125,7 +17976,7 @@
               <w:jc w:val="right"/>
             </w:pPr>
             <w:r>
-              <w:t xml:space="preserve">32,48 b</w:t>
+              <w:t xml:space="preserve">28,33 aB</w:t>
             </w:r>
           </w:p>
         </w:tc>
@@ -19138,7 +17989,7 @@
               <w:jc w:val="right"/>
             </w:pPr>
             <w:r>
-              <w:t xml:space="preserve">29,50 c</w:t>
+              <w:t xml:space="preserve">33,60 aA</w:t>
             </w:r>
           </w:p>
         </w:tc>
@@ -19157,7 +18008,7 @@
         <w:pStyle w:val="Fontedatabela"/>
       </w:pPr>
       <w:r>
-        <w:t xml:space="preserve">Nota: Médias seguidas pela mesma letra minúscula na coluna (cultivares dentro de cada sombreamento) não diferem entre si pelo teste de Tukey a 5 % de probabilidade. O efeito do sombreamento dentro da cultivar foi não significativo para Arara (p = 0,062) e Catuaí 144 (p = 0,083) e significativo para Topázio (p = 0,002); por ser um fator quantitativo, o sombreamento foi analisado por regressão.</w:t>
+        <w:t xml:space="preserve">Nota: Médias seguidas pela mesma letra minúscula na coluna (espécies dentro de cada adubação) e maiúscula na linha (adubações dentro de cada espécie) não diferem entre si pelo teste de Tukey a 5 % de probabilidade. Para aroeira, o efeito da adubação foi não significativo (F = 0,99; p = 0,385).</w:t>
       </w:r>
     </w:p>
     <w:p>
@@ -19165,7 +18016,7 @@
         <w:pStyle w:val="BodyText"/>
       </w:pPr>
       <w:r>
-        <w:t xml:space="preserve">A Figura 4 compara as cultivares dentro de cada nível de sombreamento.</w:t>
+        <w:t xml:space="preserve">O gráfico de interação (Figura 4) mostra por que é preciso desdobrar: as linhas das espécies não são paralelas.</w:t>
       </w:r>
     </w:p>
     <w:p>
@@ -19173,7 +18024,7 @@
         <w:pStyle w:val="TableCaption"/>
       </w:pPr>
       <w:r>
-        <w:t xml:space="preserve">Figura 4 – Produtividade média de cultivares de café (sc ha⁻¹) em cada nível de sombreamento</w:t>
+        <w:t xml:space="preserve">Figura 4 – Massa seca média de mudas (g) aos 6 meses, por espécie florestal e adubação</w:t>
       </w:r>
     </w:p>
     <w:p>
@@ -19185,12 +18036,12 @@
           <wp:inline>
             <wp:extent cx="5334000" cy="2832187"/>
             <wp:effectExtent b="0" l="0" r="0" t="0"/>
-            <wp:docPr descr="Gráfico de barras agrupadas da produtividade de cada cultivar de café em 0, 30 e 50 % de sombreamento" title="" id="87" name="Picture"/>
+            <wp:docPr descr="Gráfico de interação: massa seca por adubação, com uma linha para cada espécie" title="" id="87" name="Picture"/>
             <a:graphic>
               <a:graphicData uri="http://schemas.openxmlformats.org/drawingml/2006/picture">
                 <pic:pic>
                   <pic:nvPicPr>
-                    <pic:cNvPr descr="figuras/fig_cafe.png" id="88" name="Picture"/>
+                    <pic:cNvPr descr="figuras/fig_fatorial.png" id="88" name="Picture"/>
                     <pic:cNvPicPr>
                       <a:picLocks noChangeArrowheads="1" noChangeAspect="1"/>
                     </pic:cNvPicPr>
@@ -19240,6 +18091,1545 @@
           <w:b/>
           <w:bCs/>
         </w:rPr>
+        <w:t xml:space="preserve">Interpretação esperada:</w:t>
+      </w:r>
+      <w:r>
+        <w:t xml:space="preserve"> </w:t>
+      </w:r>
+      <w:r>
+        <w:t xml:space="preserve">o mogno-africano respondeu mais à adubação mineral; o angico respondeu igualmente às adubações orgânica e mineral; a</w:t>
+      </w:r>
+      <w:r>
+        <w:t xml:space="preserve"> </w:t>
+      </w:r>
+      <w:r>
+        <w:rPr>
+          <w:b/>
+          <w:bCs/>
+        </w:rPr>
+        <w:t xml:space="preserve">aroeira não respondeu à adubação</w:t>
+      </w:r>
+      <w:r>
+        <w:t xml:space="preserve">.</w:t>
+      </w:r>
+    </w:p>
+    <w:p>
+      <w:pPr>
+        <w:pStyle w:val="BodyText"/>
+      </w:pPr>
+      <w:r>
+        <w:rPr>
+          <w:b/>
+          <w:bCs/>
+        </w:rPr>
+        <w:t xml:space="preserve">Atenção:</w:t>
+      </w:r>
+      <w:r>
+        <w:t xml:space="preserve"> </w:t>
+      </w:r>
+      <w:r>
+        <w:t xml:space="preserve">a IA às vezes interpreta os efeitos principais (</w:t>
+      </w:r>
+      <w:r>
+        <w:t xml:space="preserve">“o mogno é a melhor espécie”</w:t>
+      </w:r>
+      <w:r>
+        <w:t xml:space="preserve">)</w:t>
+      </w:r>
+      <w:r>
+        <w:t xml:space="preserve"> </w:t>
+      </w:r>
+      <w:r>
+        <w:rPr>
+          <w:b/>
+          <w:bCs/>
+        </w:rPr>
+        <w:t xml:space="preserve">sem desdobrar</w:t>
+      </w:r>
+      <w:r>
+        <w:t xml:space="preserve"> </w:t>
+      </w:r>
+      <w:r>
+        <w:t xml:space="preserve">a interação. Com interação significativa, essa conclusão é incompleta. Se acontecer, peça o desdobramento.</w:t>
+      </w:r>
+    </w:p>
+    <w:bookmarkEnd w:id="89"/>
+    <w:bookmarkStart w:id="93" w:name="X72edd4c88c221926afa1383b8a95ee62b60538c"/>
+    <w:p>
+      <w:pPr>
+        <w:pStyle w:val="Heading2"/>
+      </w:pPr>
+      <w:r>
+        <w:rPr>
+          <w:rStyle w:val="SectionNumber"/>
+        </w:rPr>
+        <w:t xml:space="preserve">6.5</w:t>
+      </w:r>
+      <w:r>
+        <w:tab/>
+      </w:r>
+      <w:r>
+        <w:t xml:space="preserve">Exercício 4: parcela subdividida, café sombreado</w:t>
+      </w:r>
+    </w:p>
+    <w:p>
+      <w:pPr>
+        <w:pStyle w:val="FirstParagraph"/>
+      </w:pPr>
+      <w:r>
+        <w:rPr>
+          <w:b/>
+          <w:bCs/>
+        </w:rPr>
+        <w:t xml:space="preserve">Arquivo:</w:t>
+      </w:r>
+      <w:r>
+        <w:t xml:space="preserve"> </w:t>
+      </w:r>
+      <w:r>
+        <w:rPr>
+          <w:rStyle w:val="VerbatimChar"/>
+        </w:rPr>
+        <w:t xml:space="preserve">parcela_sub_cafe_sombra.csv</w:t>
+      </w:r>
+      <w:r>
+        <w:t xml:space="preserve"> </w:t>
+      </w:r>
+      <w:r>
+        <w:t xml:space="preserve">(36 linhas)</w:t>
+      </w:r>
+    </w:p>
+    <w:p>
+      <w:pPr>
+        <w:pStyle w:val="BodyText"/>
+      </w:pPr>
+      <w:r>
+        <w:rPr>
+          <w:b/>
+          <w:bCs/>
+        </w:rPr>
+        <w:t xml:space="preserve">Como os dados chegam</w:t>
+      </w:r>
+      <w:r>
+        <w:t xml:space="preserve"> </w:t>
+      </w:r>
+      <w:r>
+        <w:t xml:space="preserve">(3 primeiras linhas do arquivo):</w:t>
+      </w:r>
+    </w:p>
+    <w:tbl>
+      <w:tblPr>
+        <w:tblStyle w:val="Table"/>
+        <w:tblW w:type="pct" w:w="5000"/>
+        <w:tblLayout w:type="fixed"/>
+        <w:tblLook w:firstRow="1" w:lastRow="0" w:firstColumn="0" w:lastColumn="0" w:noHBand="0" w:noVBand="0" w:val="0020"/>
+      </w:tblPr>
+      <w:tblGrid>
+        <w:gridCol w:w="1015"/>
+        <w:gridCol w:w="2538"/>
+        <w:gridCol w:w="1421"/>
+        <w:gridCol w:w="2944"/>
+      </w:tblGrid>
+      <w:tr>
+        <w:trPr>
+          <w:cantSplit/>
+          <w:tblHeader w:val="on"/>
+        </w:trPr>
+        <w:tc>
+          <w:tcPr/>
+          <w:p>
+            <w:pPr>
+              <w:pStyle w:val="Compact"/>
+              <w:jc w:val="right"/>
+            </w:pPr>
+            <w:r>
+              <w:rPr>
+                <w:rStyle w:val="VerbatimChar"/>
+              </w:rPr>
+              <w:t xml:space="preserve">bloco</w:t>
+            </w:r>
+          </w:p>
+        </w:tc>
+        <w:tc>
+          <w:tcPr/>
+          <w:p>
+            <w:pPr>
+              <w:pStyle w:val="Compact"/>
+              <w:jc w:val="right"/>
+            </w:pPr>
+            <w:r>
+              <w:rPr>
+                <w:rStyle w:val="VerbatimChar"/>
+              </w:rPr>
+              <w:t xml:space="preserve">sombreamento_pct</w:t>
+            </w:r>
+          </w:p>
+        </w:tc>
+        <w:tc>
+          <w:tcPr/>
+          <w:p>
+            <w:pPr>
+              <w:pStyle w:val="Compact"/>
+            </w:pPr>
+            <w:r>
+              <w:rPr>
+                <w:rStyle w:val="VerbatimChar"/>
+              </w:rPr>
+              <w:t xml:space="preserve">cultivar</w:t>
+            </w:r>
+          </w:p>
+        </w:tc>
+        <w:tc>
+          <w:tcPr/>
+          <w:p>
+            <w:pPr>
+              <w:pStyle w:val="Compact"/>
+              <w:jc w:val="right"/>
+            </w:pPr>
+            <w:r>
+              <w:rPr>
+                <w:rStyle w:val="VerbatimChar"/>
+              </w:rPr>
+              <w:t xml:space="preserve">produtividade_sc_ha</w:t>
+            </w:r>
+          </w:p>
+        </w:tc>
+      </w:tr>
+      <w:tr>
+        <w:trPr>
+          <w:cantSplit/>
+        </w:trPr>
+        <w:tc>
+          <w:tcPr/>
+          <w:p>
+            <w:pPr>
+              <w:pStyle w:val="Compact"/>
+              <w:jc w:val="right"/>
+            </w:pPr>
+            <w:r>
+              <w:t xml:space="preserve">1</w:t>
+            </w:r>
+          </w:p>
+        </w:tc>
+        <w:tc>
+          <w:tcPr/>
+          <w:p>
+            <w:pPr>
+              <w:pStyle w:val="Compact"/>
+              <w:jc w:val="right"/>
+            </w:pPr>
+            <w:r>
+              <w:t xml:space="preserve">0</w:t>
+            </w:r>
+          </w:p>
+        </w:tc>
+        <w:tc>
+          <w:tcPr/>
+          <w:p>
+            <w:pPr>
+              <w:pStyle w:val="Compact"/>
+            </w:pPr>
+            <w:r>
+              <w:t xml:space="preserve">Catuai_144</w:t>
+            </w:r>
+          </w:p>
+        </w:tc>
+        <w:tc>
+          <w:tcPr/>
+          <w:p>
+            <w:pPr>
+              <w:pStyle w:val="Compact"/>
+              <w:jc w:val="right"/>
+            </w:pPr>
+            <w:r>
+              <w:t xml:space="preserve">28.6</w:t>
+            </w:r>
+          </w:p>
+        </w:tc>
+      </w:tr>
+      <w:tr>
+        <w:trPr>
+          <w:cantSplit/>
+        </w:trPr>
+        <w:tc>
+          <w:tcPr/>
+          <w:p>
+            <w:pPr>
+              <w:pStyle w:val="Compact"/>
+              <w:jc w:val="right"/>
+            </w:pPr>
+            <w:r>
+              <w:t xml:space="preserve">1</w:t>
+            </w:r>
+          </w:p>
+        </w:tc>
+        <w:tc>
+          <w:tcPr/>
+          <w:p>
+            <w:pPr>
+              <w:pStyle w:val="Compact"/>
+              <w:jc w:val="right"/>
+            </w:pPr>
+            <w:r>
+              <w:t xml:space="preserve">0</w:t>
+            </w:r>
+          </w:p>
+        </w:tc>
+        <w:tc>
+          <w:tcPr/>
+          <w:p>
+            <w:pPr>
+              <w:pStyle w:val="Compact"/>
+            </w:pPr>
+            <w:r>
+              <w:t xml:space="preserve">Arara</w:t>
+            </w:r>
+          </w:p>
+        </w:tc>
+        <w:tc>
+          <w:tcPr/>
+          <w:p>
+            <w:pPr>
+              <w:pStyle w:val="Compact"/>
+              <w:jc w:val="right"/>
+            </w:pPr>
+            <w:r>
+              <w:t xml:space="preserve">30.6</w:t>
+            </w:r>
+          </w:p>
+        </w:tc>
+      </w:tr>
+      <w:tr>
+        <w:trPr>
+          <w:cantSplit/>
+        </w:trPr>
+        <w:tc>
+          <w:tcPr/>
+          <w:p>
+            <w:pPr>
+              <w:pStyle w:val="Compact"/>
+              <w:jc w:val="right"/>
+            </w:pPr>
+            <w:r>
+              <w:t xml:space="preserve">1</w:t>
+            </w:r>
+          </w:p>
+        </w:tc>
+        <w:tc>
+          <w:tcPr/>
+          <w:p>
+            <w:pPr>
+              <w:pStyle w:val="Compact"/>
+              <w:jc w:val="right"/>
+            </w:pPr>
+            <w:r>
+              <w:t xml:space="preserve">0</w:t>
+            </w:r>
+          </w:p>
+        </w:tc>
+        <w:tc>
+          <w:tcPr/>
+          <w:p>
+            <w:pPr>
+              <w:pStyle w:val="Compact"/>
+            </w:pPr>
+            <w:r>
+              <w:t xml:space="preserve">Topazio</w:t>
+            </w:r>
+          </w:p>
+        </w:tc>
+        <w:tc>
+          <w:tcPr/>
+          <w:p>
+            <w:pPr>
+              <w:pStyle w:val="Compact"/>
+              <w:jc w:val="right"/>
+            </w:pPr>
+            <w:r>
+              <w:t xml:space="preserve">23.1</w:t>
+            </w:r>
+          </w:p>
+        </w:tc>
+      </w:tr>
+    </w:tbl>
+    <w:p>
+      <w:pPr>
+        <w:pStyle w:val="BodyText"/>
+      </w:pPr>
+      <w:r>
+        <w:t xml:space="preserve">Este é o mais difícil, e serve justamente para mostrar onde a IA tropeça.</w:t>
+      </w:r>
+    </w:p>
+    <w:p>
+      <w:pPr>
+        <w:pStyle w:val="SourceCode"/>
+      </w:pPr>
+      <w:r>
+        <w:rPr>
+          <w:rStyle w:val="VerbatimChar"/>
+        </w:rPr>
+        <w:t xml:space="preserve">Atue como estatístico experimental em ciências agrárias.</w:t>
+      </w:r>
+      <w:r>
+        <w:br/>
+      </w:r>
+      <w:r>
+        <w:rPr>
+          <w:rStyle w:val="VerbatimChar"/>
+        </w:rPr>
+        <w:t xml:space="preserve">Contexto: experimento em parcelas subdivididas no delineamento em</w:t>
+      </w:r>
+      <w:r>
+        <w:br/>
+      </w:r>
+      <w:r>
+        <w:rPr>
+          <w:rStyle w:val="VerbatimChar"/>
+        </w:rPr>
+        <w:t xml:space="preserve">blocos casualizados (DBC), com 4 blocos. Parcela: sombreamento do</w:t>
+      </w:r>
+      <w:r>
+        <w:br/>
+      </w:r>
+      <w:r>
+        <w:rPr>
+          <w:rStyle w:val="VerbatimChar"/>
+        </w:rPr>
+        <w:t xml:space="preserve">cafezal (0, 30 e 50%). Subparcela: cultivar de café (Catuai_144, Arara,</w:t>
+      </w:r>
+      <w:r>
+        <w:br/>
+      </w:r>
+      <w:r>
+        <w:rPr>
+          <w:rStyle w:val="VerbatimChar"/>
+        </w:rPr>
+        <w:t xml:space="preserve">Topazio). Resposta: produtividade (sacas/ha).</w:t>
+      </w:r>
+      <w:r>
+        <w:br/>
+      </w:r>
+      <w:r>
+        <w:rPr>
+          <w:rStyle w:val="VerbatimChar"/>
+        </w:rPr>
+        <w:t xml:space="preserve">Dados: arquivo anexo parcela_sub_cafe_sombra.csv, colunas bloco,</w:t>
+      </w:r>
+      <w:r>
+        <w:br/>
+      </w:r>
+      <w:r>
+        <w:rPr>
+          <w:rStyle w:val="VerbatimChar"/>
+        </w:rPr>
+        <w:t xml:space="preserve">sombreamento_pct, cultivar, produtividade_sc_ha.</w:t>
+      </w:r>
+      <w:r>
+        <w:br/>
+      </w:r>
+      <w:r>
+        <w:rPr>
+          <w:rStyle w:val="VerbatimChar"/>
+        </w:rPr>
+        <w:t xml:space="preserve">Tarefa: execute código em Python. ATENÇÃO: parcela subdividida tem</w:t>
+      </w:r>
+      <w:r>
+        <w:br/>
+      </w:r>
+      <w:r>
+        <w:rPr>
+          <w:rStyle w:val="VerbatimChar"/>
+        </w:rPr>
+        <w:t xml:space="preserve">DOIS resíduos. O erro (a) = bloco x sombreamento testa o sombreamento;</w:t>
+      </w:r>
+      <w:r>
+        <w:br/>
+      </w:r>
+      <w:r>
+        <w:rPr>
+          <w:rStyle w:val="VerbatimChar"/>
+        </w:rPr>
+        <w:t xml:space="preserve">o erro (b) testa cultivar e a interação.</w:t>
+      </w:r>
+      <w:r>
+        <w:br/>
+      </w:r>
+      <w:r>
+        <w:rPr>
+          <w:rStyle w:val="VerbatimChar"/>
+        </w:rPr>
+        <w:t xml:space="preserve">1. Apresente a ANOVA com: sombreamento, bloco, erro (a), cultivar,</w:t>
+      </w:r>
+      <w:r>
+        <w:br/>
+      </w:r>
+      <w:r>
+        <w:rPr>
+          <w:rStyle w:val="VerbatimChar"/>
+        </w:rPr>
+        <w:t xml:space="preserve">   sombreamento x cultivar, erro (b) e total, com GL, SQ, QM, F e p.</w:t>
+      </w:r>
+      <w:r>
+        <w:br/>
+      </w:r>
+      <w:r>
+        <w:rPr>
+          <w:rStyle w:val="VerbatimChar"/>
+        </w:rPr>
+        <w:t xml:space="preserve">2. Calcule o CV da parcela (CV1) e da subparcela (CV2).</w:t>
+      </w:r>
+      <w:r>
+        <w:br/>
+      </w:r>
+      <w:r>
+        <w:rPr>
+          <w:rStyle w:val="VerbatimChar"/>
+        </w:rPr>
+        <w:t xml:space="preserve">3. Se a interação for significativa, compare as cultivares dentro de</w:t>
+      </w:r>
+      <w:r>
+        <w:br/>
+      </w:r>
+      <w:r>
+        <w:rPr>
+          <w:rStyle w:val="VerbatimChar"/>
+        </w:rPr>
+        <w:t xml:space="preserve">   cada sombreamento (Tukey 5%).</w:t>
+      </w:r>
+      <w:r>
+        <w:br/>
+      </w:r>
+      <w:r>
+        <w:rPr>
+          <w:rStyle w:val="VerbatimChar"/>
+        </w:rPr>
+        <w:t xml:space="preserve">Formato: tabela de ANOVA, tabela de médias e parágrafo de</w:t>
+      </w:r>
+      <w:r>
+        <w:br/>
+      </w:r>
+      <w:r>
+        <w:rPr>
+          <w:rStyle w:val="VerbatimChar"/>
+        </w:rPr>
+        <w:t xml:space="preserve">interpretação. Não invente valores; mostre o código.</w:t>
+      </w:r>
+    </w:p>
+    <w:p>
+      <w:pPr>
+        <w:pStyle w:val="FirstParagraph"/>
+      </w:pPr>
+      <w:r>
+        <w:rPr>
+          <w:b/>
+          <w:bCs/>
+        </w:rPr>
+        <w:t xml:space="preserve">O que esperar:</w:t>
+      </w:r>
+    </w:p>
+    <w:p>
+      <w:pPr>
+        <w:pStyle w:val="TableCaption"/>
+      </w:pPr>
+      <w:r>
+        <w:t xml:space="preserve">Tabela 7 – Análise de variância da produtividade de café (sc ha⁻¹) em parcelas subdivididas, em função do sombreamento (parcela) e da cultivar (subparcela)</w:t>
+      </w:r>
+    </w:p>
+    <w:tbl>
+      <w:tblPr>
+        <w:tblStyle w:val="Table"/>
+        <w:tblW w:type="pct" w:w="5000"/>
+        <w:tblBorders>
+          <w:top w:val="single" w:sz="8" w:space="0" w:color="000000"/>
+          <w:left w:val="nil"/>
+          <w:bottom w:val="single" w:sz="8" w:space="0" w:color="000000"/>
+          <w:right w:val="nil"/>
+          <w:insideH w:val="nil"/>
+          <w:insideV w:val="nil"/>
+        </w:tblBorders>
+        <w:tblLayout w:type="fixed"/>
+        <w:tblLook w:firstRow="1" w:lastRow="0" w:firstColumn="0" w:lastColumn="0" w:noHBand="0" w:noVBand="0" w:val="0020"/>
+        <w:tblCaption w:val="Tabela 7 – Análise de variância da produtividade de café (sc ha⁻¹) em parcelas subdivididas, em função do sombreamento (parcela) e da cultivar (subparcela)"/>
+      </w:tblPr>
+      <w:tblGrid>
+        <w:gridCol w:w="2944"/>
+        <w:gridCol w:w="1116"/>
+        <w:gridCol w:w="1116"/>
+        <w:gridCol w:w="1116"/>
+        <w:gridCol w:w="1624"/>
+      </w:tblGrid>
+      <w:tr>
+        <w:trPr>
+          <w:cantSplit/>
+          <w:tblHeader w:val="on"/>
+        </w:trPr>
+        <w:tc>
+          <w:tcPr>
+            <w:tcBorders>
+              <w:bottom w:val="single" w:sz="6" w:space="0" w:color="000000"/>
+            </w:tcBorders>
+            <w:shd w:val="clear" w:color="auto" w:fill="auto"/>
+          </w:tcPr>
+          <w:p>
+            <w:pPr>
+              <w:pStyle w:val="Compact"/>
+              <w:keepNext/>
+            </w:pPr>
+            <w:r>
+              <w:t xml:space="preserve">FV</w:t>
+            </w:r>
+          </w:p>
+        </w:tc>
+        <w:tc>
+          <w:tcPr>
+            <w:tcBorders>
+              <w:bottom w:val="single" w:sz="6" w:space="0" w:color="000000"/>
+            </w:tcBorders>
+            <w:shd w:val="clear" w:color="auto" w:fill="auto"/>
+          </w:tcPr>
+          <w:p>
+            <w:pPr>
+              <w:pStyle w:val="Compact"/>
+              <w:keepNext/>
+              <w:jc w:val="right"/>
+            </w:pPr>
+            <w:r>
+              <w:t xml:space="preserve">GL</w:t>
+            </w:r>
+          </w:p>
+        </w:tc>
+        <w:tc>
+          <w:tcPr>
+            <w:tcBorders>
+              <w:bottom w:val="single" w:sz="6" w:space="0" w:color="000000"/>
+            </w:tcBorders>
+            <w:shd w:val="clear" w:color="auto" w:fill="auto"/>
+          </w:tcPr>
+          <w:p>
+            <w:pPr>
+              <w:pStyle w:val="Compact"/>
+              <w:keepNext/>
+              <w:jc w:val="right"/>
+            </w:pPr>
+            <w:r>
+              <w:t xml:space="preserve">SQ</w:t>
+            </w:r>
+          </w:p>
+        </w:tc>
+        <w:tc>
+          <w:tcPr>
+            <w:tcBorders>
+              <w:bottom w:val="single" w:sz="6" w:space="0" w:color="000000"/>
+            </w:tcBorders>
+            <w:shd w:val="clear" w:color="auto" w:fill="auto"/>
+          </w:tcPr>
+          <w:p>
+            <w:pPr>
+              <w:pStyle w:val="Compact"/>
+              <w:keepNext/>
+              <w:jc w:val="right"/>
+            </w:pPr>
+            <w:r>
+              <w:t xml:space="preserve">QM</w:t>
+            </w:r>
+          </w:p>
+        </w:tc>
+        <w:tc>
+          <w:tcPr>
+            <w:tcBorders>
+              <w:bottom w:val="single" w:sz="6" w:space="0" w:color="000000"/>
+            </w:tcBorders>
+            <w:shd w:val="clear" w:color="auto" w:fill="auto"/>
+          </w:tcPr>
+          <w:p>
+            <w:pPr>
+              <w:pStyle w:val="Compact"/>
+              <w:keepNext/>
+              <w:jc w:val="right"/>
+            </w:pPr>
+            <w:r>
+              <w:t xml:space="preserve">F</w:t>
+            </w:r>
+          </w:p>
+        </w:tc>
+      </w:tr>
+      <w:tr>
+        <w:trPr>
+          <w:cantSplit/>
+        </w:trPr>
+        <w:tc>
+          <w:tcPr/>
+          <w:p>
+            <w:pPr>
+              <w:pStyle w:val="Compact"/>
+              <w:keepNext/>
+            </w:pPr>
+            <w:r>
+              <w:t xml:space="preserve">Sombreamento (S)</w:t>
+            </w:r>
+          </w:p>
+        </w:tc>
+        <w:tc>
+          <w:tcPr/>
+          <w:p>
+            <w:pPr>
+              <w:pStyle w:val="Compact"/>
+              <w:keepNext/>
+              <w:jc w:val="right"/>
+            </w:pPr>
+            <w:r>
+              <w:t xml:space="preserve">2</w:t>
+            </w:r>
+          </w:p>
+        </w:tc>
+        <w:tc>
+          <w:tcPr/>
+          <w:p>
+            <w:pPr>
+              <w:pStyle w:val="Compact"/>
+              <w:keepNext/>
+              <w:jc w:val="right"/>
+            </w:pPr>
+            <w:r>
+              <w:t xml:space="preserve">121,72</w:t>
+            </w:r>
+          </w:p>
+        </w:tc>
+        <w:tc>
+          <w:tcPr/>
+          <w:p>
+            <w:pPr>
+              <w:pStyle w:val="Compact"/>
+              <w:keepNext/>
+              <w:jc w:val="right"/>
+            </w:pPr>
+            <w:r>
+              <w:t xml:space="preserve">60,86</w:t>
+            </w:r>
+          </w:p>
+        </w:tc>
+        <w:tc>
+          <w:tcPr/>
+          <w:p>
+            <w:pPr>
+              <w:pStyle w:val="Compact"/>
+              <w:keepNext/>
+              <w:jc w:val="right"/>
+            </w:pPr>
+            <w:r>
+              <w:t xml:space="preserve">6,48*</w:t>
+            </w:r>
+          </w:p>
+        </w:tc>
+      </w:tr>
+      <w:tr>
+        <w:trPr>
+          <w:cantSplit/>
+        </w:trPr>
+        <w:tc>
+          <w:tcPr/>
+          <w:p>
+            <w:pPr>
+              <w:pStyle w:val="Compact"/>
+              <w:keepNext/>
+            </w:pPr>
+            <w:r>
+              <w:t xml:space="preserve">Bloco</w:t>
+            </w:r>
+          </w:p>
+        </w:tc>
+        <w:tc>
+          <w:tcPr/>
+          <w:p>
+            <w:pPr>
+              <w:pStyle w:val="Compact"/>
+              <w:keepNext/>
+              <w:jc w:val="right"/>
+            </w:pPr>
+            <w:r>
+              <w:t xml:space="preserve">3</w:t>
+            </w:r>
+          </w:p>
+        </w:tc>
+        <w:tc>
+          <w:tcPr/>
+          <w:p>
+            <w:pPr>
+              <w:pStyle w:val="Compact"/>
+              <w:keepNext/>
+              <w:jc w:val="right"/>
+            </w:pPr>
+            <w:r>
+              <w:t xml:space="preserve">123,36</w:t>
+            </w:r>
+          </w:p>
+        </w:tc>
+        <w:tc>
+          <w:tcPr/>
+          <w:p>
+            <w:pPr>
+              <w:pStyle w:val="Compact"/>
+              <w:keepNext/>
+              <w:jc w:val="right"/>
+            </w:pPr>
+            <w:r>
+              <w:t xml:space="preserve">41,12</w:t>
+            </w:r>
+          </w:p>
+        </w:tc>
+        <w:tc>
+          <w:tcPr/>
+          <w:p>
+            <w:pPr>
+              <w:pStyle w:val="Compact"/>
+              <w:keepNext/>
+              <w:jc w:val="right"/>
+            </w:pPr>
+            <w:r>
+              <w:t xml:space="preserve">4,38</w:t>
+            </w:r>
+            <w:r>
+              <w:rPr>
+                <w:vertAlign w:val="superscript"/>
+              </w:rPr>
+              <w:t xml:space="preserve">ns</w:t>
+            </w:r>
+          </w:p>
+        </w:tc>
+      </w:tr>
+      <w:tr>
+        <w:trPr>
+          <w:cantSplit/>
+        </w:trPr>
+        <w:tc>
+          <w:tcPr/>
+          <w:p>
+            <w:pPr>
+              <w:pStyle w:val="Compact"/>
+              <w:keepNext/>
+            </w:pPr>
+            <w:r>
+              <w:t xml:space="preserve">Erro (a)</w:t>
+            </w:r>
+          </w:p>
+        </w:tc>
+        <w:tc>
+          <w:tcPr/>
+          <w:p>
+            <w:pPr>
+              <w:pStyle w:val="Compact"/>
+              <w:keepNext/>
+              <w:jc w:val="right"/>
+            </w:pPr>
+            <w:r>
+              <w:t xml:space="preserve">6</w:t>
+            </w:r>
+          </w:p>
+        </w:tc>
+        <w:tc>
+          <w:tcPr/>
+          <w:p>
+            <w:pPr>
+              <w:pStyle w:val="Compact"/>
+              <w:keepNext/>
+              <w:jc w:val="right"/>
+            </w:pPr>
+            <w:r>
+              <w:t xml:space="preserve">56,38</w:t>
+            </w:r>
+          </w:p>
+        </w:tc>
+        <w:tc>
+          <w:tcPr/>
+          <w:p>
+            <w:pPr>
+              <w:pStyle w:val="Compact"/>
+              <w:keepNext/>
+              <w:jc w:val="right"/>
+            </w:pPr>
+            <w:r>
+              <w:t xml:space="preserve">9,40</w:t>
+            </w:r>
+          </w:p>
+        </w:tc>
+        <w:tc>
+          <w:tcPr/>
+          <w:p>
+            <w:pPr>
+              <w:pStyle w:val="Compact"/>
+              <w:keepNext/>
+            </w:pPr>
+          </w:p>
+        </w:tc>
+      </w:tr>
+      <w:tr>
+        <w:trPr>
+          <w:cantSplit/>
+        </w:trPr>
+        <w:tc>
+          <w:tcPr/>
+          <w:p>
+            <w:pPr>
+              <w:pStyle w:val="Compact"/>
+              <w:keepNext/>
+            </w:pPr>
+            <w:r>
+              <w:t xml:space="preserve">Cultivar (C)</w:t>
+            </w:r>
+          </w:p>
+        </w:tc>
+        <w:tc>
+          <w:tcPr/>
+          <w:p>
+            <w:pPr>
+              <w:pStyle w:val="Compact"/>
+              <w:keepNext/>
+              <w:jc w:val="right"/>
+            </w:pPr>
+            <w:r>
+              <w:t xml:space="preserve">2</w:t>
+            </w:r>
+          </w:p>
+        </w:tc>
+        <w:tc>
+          <w:tcPr/>
+          <w:p>
+            <w:pPr>
+              <w:pStyle w:val="Compact"/>
+              <w:keepNext/>
+              <w:jc w:val="right"/>
+            </w:pPr>
+            <w:r>
+              <w:t xml:space="preserve">228,44</w:t>
+            </w:r>
+          </w:p>
+        </w:tc>
+        <w:tc>
+          <w:tcPr/>
+          <w:p>
+            <w:pPr>
+              <w:pStyle w:val="Compact"/>
+              <w:keepNext/>
+              <w:jc w:val="right"/>
+            </w:pPr>
+            <w:r>
+              <w:t xml:space="preserve">114,22</w:t>
+            </w:r>
+          </w:p>
+        </w:tc>
+        <w:tc>
+          <w:tcPr/>
+          <w:p>
+            <w:pPr>
+              <w:pStyle w:val="Compact"/>
+              <w:keepNext/>
+              <w:jc w:val="right"/>
+            </w:pPr>
+            <w:r>
+              <w:t xml:space="preserve">78,61**</w:t>
+            </w:r>
+          </w:p>
+        </w:tc>
+      </w:tr>
+      <w:tr>
+        <w:trPr>
+          <w:cantSplit/>
+        </w:trPr>
+        <w:tc>
+          <w:tcPr/>
+          <w:p>
+            <w:pPr>
+              <w:pStyle w:val="Compact"/>
+              <w:keepNext/>
+            </w:pPr>
+            <w:r>
+              <w:t xml:space="preserve">S × C</w:t>
+            </w:r>
+          </w:p>
+        </w:tc>
+        <w:tc>
+          <w:tcPr/>
+          <w:p>
+            <w:pPr>
+              <w:pStyle w:val="Compact"/>
+              <w:keepNext/>
+              <w:jc w:val="right"/>
+            </w:pPr>
+            <w:r>
+              <w:t xml:space="preserve">4</w:t>
+            </w:r>
+          </w:p>
+        </w:tc>
+        <w:tc>
+          <w:tcPr/>
+          <w:p>
+            <w:pPr>
+              <w:pStyle w:val="Compact"/>
+              <w:keepNext/>
+              <w:jc w:val="right"/>
+            </w:pPr>
+            <w:r>
+              <w:t xml:space="preserve">34,68</w:t>
+            </w:r>
+          </w:p>
+        </w:tc>
+        <w:tc>
+          <w:tcPr/>
+          <w:p>
+            <w:pPr>
+              <w:pStyle w:val="Compact"/>
+              <w:keepNext/>
+              <w:jc w:val="right"/>
+            </w:pPr>
+            <w:r>
+              <w:t xml:space="preserve">8,67</w:t>
+            </w:r>
+          </w:p>
+        </w:tc>
+        <w:tc>
+          <w:tcPr/>
+          <w:p>
+            <w:pPr>
+              <w:pStyle w:val="Compact"/>
+              <w:keepNext/>
+              <w:jc w:val="right"/>
+            </w:pPr>
+            <w:r>
+              <w:t xml:space="preserve">5,97**</w:t>
+            </w:r>
+          </w:p>
+        </w:tc>
+      </w:tr>
+      <w:tr>
+        <w:trPr>
+          <w:cantSplit/>
+        </w:trPr>
+        <w:tc>
+          <w:tcPr/>
+          <w:p>
+            <w:pPr>
+              <w:pStyle w:val="Compact"/>
+              <w:keepNext/>
+            </w:pPr>
+            <w:r>
+              <w:t xml:space="preserve">Erro (b)</w:t>
+            </w:r>
+          </w:p>
+        </w:tc>
+        <w:tc>
+          <w:tcPr/>
+          <w:p>
+            <w:pPr>
+              <w:pStyle w:val="Compact"/>
+              <w:keepNext/>
+              <w:jc w:val="right"/>
+            </w:pPr>
+            <w:r>
+              <w:t xml:space="preserve">18</w:t>
+            </w:r>
+          </w:p>
+        </w:tc>
+        <w:tc>
+          <w:tcPr/>
+          <w:p>
+            <w:pPr>
+              <w:pStyle w:val="Compact"/>
+              <w:keepNext/>
+              <w:jc w:val="right"/>
+            </w:pPr>
+            <w:r>
+              <w:t xml:space="preserve">26,15</w:t>
+            </w:r>
+          </w:p>
+        </w:tc>
+        <w:tc>
+          <w:tcPr/>
+          <w:p>
+            <w:pPr>
+              <w:pStyle w:val="Compact"/>
+              <w:keepNext/>
+              <w:jc w:val="right"/>
+            </w:pPr>
+            <w:r>
+              <w:t xml:space="preserve">1,45</w:t>
+            </w:r>
+          </w:p>
+        </w:tc>
+        <w:tc>
+          <w:tcPr/>
+          <w:p>
+            <w:pPr>
+              <w:pStyle w:val="Compact"/>
+              <w:keepNext/>
+            </w:pPr>
+          </w:p>
+        </w:tc>
+      </w:tr>
+      <w:tr>
+        <w:trPr>
+          <w:cantSplit/>
+        </w:trPr>
+        <w:tc>
+          <w:tcPr/>
+          <w:p>
+            <w:pPr>
+              <w:pStyle w:val="Compact"/>
+              <w:keepNext/>
+            </w:pPr>
+            <w:r>
+              <w:t xml:space="preserve">Total</w:t>
+            </w:r>
+          </w:p>
+        </w:tc>
+        <w:tc>
+          <w:tcPr/>
+          <w:p>
+            <w:pPr>
+              <w:pStyle w:val="Compact"/>
+              <w:keepNext/>
+              <w:jc w:val="right"/>
+            </w:pPr>
+            <w:r>
+              <w:t xml:space="preserve">35</w:t>
+            </w:r>
+          </w:p>
+        </w:tc>
+        <w:tc>
+          <w:tcPr/>
+          <w:p>
+            <w:pPr>
+              <w:pStyle w:val="Compact"/>
+              <w:keepNext/>
+              <w:jc w:val="right"/>
+            </w:pPr>
+            <w:r>
+              <w:t xml:space="preserve">590,73</w:t>
+            </w:r>
+          </w:p>
+        </w:tc>
+        <w:tc>
+          <w:tcPr/>
+          <w:p>
+            <w:pPr>
+              <w:pStyle w:val="Compact"/>
+              <w:keepNext/>
+            </w:pPr>
+          </w:p>
+        </w:tc>
+        <w:tc>
+          <w:tcPr/>
+          <w:p>
+            <w:pPr>
+              <w:pStyle w:val="Compact"/>
+              <w:keepNext/>
+            </w:pPr>
+          </w:p>
+        </w:tc>
+      </w:tr>
+    </w:tbl>
+    <w:p>
+      <w:pPr>
+        <w:pStyle w:val="Fontedatabela"/>
+      </w:pPr>
+      <w:r>
+        <w:t xml:space="preserve">Fonte: dados fictícios do curso (2026).</w:t>
+      </w:r>
+    </w:p>
+    <w:p>
+      <w:pPr>
+        <w:pStyle w:val="Fontedatabela"/>
+      </w:pPr>
+      <w:r>
+        <w:t xml:space="preserve">Nota: CV1 (parcela) = 9,47 %; CV2 (subparcela) = 3,72 %. ** significativo a 1 % e * significativo a 5 % de probabilidade pelo teste F;</w:t>
+      </w:r>
+      <w:r>
+        <w:t xml:space="preserve"> </w:t>
+      </w:r>
+      <w:r>
+        <w:rPr>
+          <w:vertAlign w:val="superscript"/>
+        </w:rPr>
+        <w:t xml:space="preserve">ns</w:t>
+      </w:r>
+      <w:r>
+        <w:t xml:space="preserve"> </w:t>
+      </w:r>
+      <w:r>
+        <w:t xml:space="preserve">não significativo.</w:t>
+      </w:r>
+    </w:p>
+    <w:p>
+      <w:pPr>
+        <w:pStyle w:val="TableCaption"/>
+      </w:pPr>
+      <w:r>
+        <w:t xml:space="preserve">Tabela 8 – Produtividade média de cultivares de café (sc ha⁻¹) em cada nível de sombreamento</w:t>
+      </w:r>
+    </w:p>
+    <w:tbl>
+      <w:tblPr>
+        <w:tblStyle w:val="Table"/>
+        <w:tblW w:type="pct" w:w="5000"/>
+        <w:tblBorders>
+          <w:top w:val="single" w:sz="8" w:space="0" w:color="000000"/>
+          <w:left w:val="nil"/>
+          <w:bottom w:val="single" w:sz="8" w:space="0" w:color="000000"/>
+          <w:right w:val="nil"/>
+          <w:insideH w:val="nil"/>
+          <w:insideV w:val="nil"/>
+        </w:tblBorders>
+        <w:tblLayout w:type="fixed"/>
+        <w:tblLook w:firstRow="1" w:lastRow="0" w:firstColumn="0" w:lastColumn="0" w:noHBand="0" w:noVBand="0" w:val="0020"/>
+        <w:tblCaption w:val="Tabela 8 – Produtividade média de cultivares de café (sc ha⁻¹) em cada nível de sombreamento"/>
+      </w:tblPr>
+      <w:tblGrid>
+        <w:gridCol w:w="2436"/>
+        <w:gridCol w:w="1726"/>
+        <w:gridCol w:w="2030"/>
+        <w:gridCol w:w="1726"/>
+      </w:tblGrid>
+      <w:tr>
+        <w:trPr>
+          <w:cantSplit/>
+          <w:tblHeader w:val="on"/>
+        </w:trPr>
+        <w:tc>
+          <w:tcPr>
+            <w:tcBorders>
+              <w:bottom w:val="single" w:sz="6" w:space="0" w:color="000000"/>
+            </w:tcBorders>
+            <w:shd w:val="clear" w:color="auto" w:fill="auto"/>
+          </w:tcPr>
+          <w:p>
+            <w:pPr>
+              <w:pStyle w:val="Compact"/>
+              <w:keepNext/>
+            </w:pPr>
+            <w:r>
+              <w:t xml:space="preserve">Cultivar</w:t>
+            </w:r>
+          </w:p>
+        </w:tc>
+        <w:tc>
+          <w:tcPr>
+            <w:tcBorders>
+              <w:bottom w:val="single" w:sz="6" w:space="0" w:color="000000"/>
+            </w:tcBorders>
+            <w:shd w:val="clear" w:color="auto" w:fill="auto"/>
+          </w:tcPr>
+          <w:p>
+            <w:pPr>
+              <w:pStyle w:val="Compact"/>
+              <w:keepNext/>
+              <w:jc w:val="right"/>
+            </w:pPr>
+            <w:r>
+              <w:t xml:space="preserve">0 %</w:t>
+            </w:r>
+          </w:p>
+        </w:tc>
+        <w:tc>
+          <w:tcPr>
+            <w:tcBorders>
+              <w:bottom w:val="single" w:sz="6" w:space="0" w:color="000000"/>
+            </w:tcBorders>
+            <w:shd w:val="clear" w:color="auto" w:fill="auto"/>
+          </w:tcPr>
+          <w:p>
+            <w:pPr>
+              <w:pStyle w:val="Compact"/>
+              <w:keepNext/>
+              <w:jc w:val="right"/>
+            </w:pPr>
+            <w:r>
+              <w:t xml:space="preserve">30 %</w:t>
+            </w:r>
+          </w:p>
+        </w:tc>
+        <w:tc>
+          <w:tcPr>
+            <w:tcBorders>
+              <w:bottom w:val="single" w:sz="6" w:space="0" w:color="000000"/>
+            </w:tcBorders>
+            <w:shd w:val="clear" w:color="auto" w:fill="auto"/>
+          </w:tcPr>
+          <w:p>
+            <w:pPr>
+              <w:pStyle w:val="Compact"/>
+              <w:keepNext/>
+              <w:jc w:val="right"/>
+            </w:pPr>
+            <w:r>
+              <w:t xml:space="preserve">50 %</w:t>
+            </w:r>
+          </w:p>
+        </w:tc>
+      </w:tr>
+      <w:tr>
+        <w:trPr>
+          <w:cantSplit/>
+        </w:trPr>
+        <w:tc>
+          <w:tcPr/>
+          <w:p>
+            <w:pPr>
+              <w:pStyle w:val="Compact"/>
+              <w:keepNext/>
+            </w:pPr>
+            <w:r>
+              <w:t xml:space="preserve">Arara</w:t>
+            </w:r>
+          </w:p>
+        </w:tc>
+        <w:tc>
+          <w:tcPr/>
+          <w:p>
+            <w:pPr>
+              <w:pStyle w:val="Compact"/>
+              <w:keepNext/>
+              <w:jc w:val="right"/>
+            </w:pPr>
+            <w:r>
+              <w:t xml:space="preserve">33,15 a</w:t>
+            </w:r>
+          </w:p>
+        </w:tc>
+        <w:tc>
+          <w:tcPr/>
+          <w:p>
+            <w:pPr>
+              <w:pStyle w:val="Compact"/>
+              <w:keepNext/>
+              <w:jc w:val="right"/>
+            </w:pPr>
+            <w:r>
+              <w:t xml:space="preserve">35,75 a</w:t>
+            </w:r>
+          </w:p>
+        </w:tc>
+        <w:tc>
+          <w:tcPr/>
+          <w:p>
+            <w:pPr>
+              <w:pStyle w:val="Compact"/>
+              <w:keepNext/>
+              <w:jc w:val="right"/>
+            </w:pPr>
+            <w:r>
+              <w:t xml:space="preserve">36,98 a</w:t>
+            </w:r>
+          </w:p>
+        </w:tc>
+      </w:tr>
+      <w:tr>
+        <w:trPr>
+          <w:cantSplit/>
+        </w:trPr>
+        <w:tc>
+          <w:tcPr/>
+          <w:p>
+            <w:pPr>
+              <w:pStyle w:val="Compact"/>
+              <w:keepNext/>
+            </w:pPr>
+            <w:r>
+              <w:t xml:space="preserve">Catuaí 144</w:t>
+            </w:r>
+          </w:p>
+        </w:tc>
+        <w:tc>
+          <w:tcPr/>
+          <w:p>
+            <w:pPr>
+              <w:pStyle w:val="Compact"/>
+              <w:keepNext/>
+              <w:jc w:val="right"/>
+            </w:pPr>
+            <w:r>
+              <w:t xml:space="preserve">31,05 a</w:t>
+            </w:r>
+          </w:p>
+        </w:tc>
+        <w:tc>
+          <w:tcPr/>
+          <w:p>
+            <w:pPr>
+              <w:pStyle w:val="Compact"/>
+              <w:keepNext/>
+              <w:jc w:val="right"/>
+            </w:pPr>
+            <w:r>
+              <w:t xml:space="preserve">34,63 ab</w:t>
+            </w:r>
+          </w:p>
+        </w:tc>
+        <w:tc>
+          <w:tcPr/>
+          <w:p>
+            <w:pPr>
+              <w:pStyle w:val="Compact"/>
+              <w:keepNext/>
+              <w:jc w:val="right"/>
+            </w:pPr>
+            <w:r>
+              <w:t xml:space="preserve">32,28 b</w:t>
+            </w:r>
+          </w:p>
+        </w:tc>
+      </w:tr>
+      <w:tr>
+        <w:trPr>
+          <w:cantSplit/>
+        </w:trPr>
+        <w:tc>
+          <w:tcPr/>
+          <w:p>
+            <w:pPr>
+              <w:pStyle w:val="Compact"/>
+              <w:keepNext/>
+            </w:pPr>
+            <w:r>
+              <w:t xml:space="preserve">Topázio</w:t>
+            </w:r>
+          </w:p>
+        </w:tc>
+        <w:tc>
+          <w:tcPr/>
+          <w:p>
+            <w:pPr>
+              <w:pStyle w:val="Compact"/>
+              <w:keepNext/>
+              <w:jc w:val="right"/>
+            </w:pPr>
+            <w:r>
+              <w:t xml:space="preserve">25,45 b</w:t>
+            </w:r>
+          </w:p>
+        </w:tc>
+        <w:tc>
+          <w:tcPr/>
+          <w:p>
+            <w:pPr>
+              <w:pStyle w:val="Compact"/>
+              <w:keepNext/>
+              <w:jc w:val="right"/>
+            </w:pPr>
+            <w:r>
+              <w:t xml:space="preserve">32,48 b</w:t>
+            </w:r>
+          </w:p>
+        </w:tc>
+        <w:tc>
+          <w:tcPr/>
+          <w:p>
+            <w:pPr>
+              <w:pStyle w:val="Compact"/>
+              <w:keepNext/>
+              <w:jc w:val="right"/>
+            </w:pPr>
+            <w:r>
+              <w:t xml:space="preserve">29,50 c</w:t>
+            </w:r>
+          </w:p>
+        </w:tc>
+      </w:tr>
+    </w:tbl>
+    <w:p>
+      <w:pPr>
+        <w:pStyle w:val="Fontedatabela"/>
+      </w:pPr>
+      <w:r>
+        <w:t xml:space="preserve">Fonte: dados fictícios do curso (2026).</w:t>
+      </w:r>
+    </w:p>
+    <w:p>
+      <w:pPr>
+        <w:pStyle w:val="Fontedatabela"/>
+      </w:pPr>
+      <w:r>
+        <w:t xml:space="preserve">Nota: Médias seguidas pela mesma letra minúscula na coluna (cultivares dentro de cada sombreamento) não diferem entre si pelo teste de Tukey a 5 % de probabilidade. O efeito do sombreamento dentro da cultivar foi não significativo para Arara (p = 0,062) e Catuaí 144 (p = 0,083) e significativo para Topázio (p = 0,002); por ser um fator quantitativo, o sombreamento foi analisado por regressão.</w:t>
+      </w:r>
+    </w:p>
+    <w:p>
+      <w:pPr>
+        <w:pStyle w:val="BodyText"/>
+      </w:pPr>
+      <w:r>
+        <w:t xml:space="preserve">A Figura 5 compara as cultivares dentro de cada nível de sombreamento.</w:t>
+      </w:r>
+    </w:p>
+    <w:p>
+      <w:pPr>
+        <w:pStyle w:val="TableCaption"/>
+      </w:pPr>
+      <w:r>
+        <w:t xml:space="preserve">Figura 5 – Produtividade média de cultivares de café (sc ha⁻¹) em cada nível de sombreamento</w:t>
+      </w:r>
+    </w:p>
+    <w:p>
+      <w:pPr>
+        <w:pStyle w:val="Figure"/>
+      </w:pPr>
+      <w:r>
+        <w:drawing>
+          <wp:inline>
+            <wp:extent cx="5334000" cy="2832187"/>
+            <wp:effectExtent b="0" l="0" r="0" t="0"/>
+            <wp:docPr descr="Gráfico de barras agrupadas da produtividade de cada cultivar de café em 0, 30 e 50 % de sombreamento" title="" id="91" name="Picture"/>
+            <a:graphic>
+              <a:graphicData uri="http://schemas.openxmlformats.org/drawingml/2006/picture">
+                <pic:pic>
+                  <pic:nvPicPr>
+                    <pic:cNvPr descr="figuras/fig_cafe.png" id="92" name="Picture"/>
+                    <pic:cNvPicPr>
+                      <a:picLocks noChangeArrowheads="1" noChangeAspect="1"/>
+                    </pic:cNvPicPr>
+                  </pic:nvPicPr>
+                  <pic:blipFill>
+                    <a:blip r:embed="rId90"/>
+                    <a:stretch>
+                      <a:fillRect/>
+                    </a:stretch>
+                  </pic:blipFill>
+                  <pic:spPr bwMode="auto">
+                    <a:xfrm>
+                      <a:off x="0" y="0"/>
+                      <a:ext cx="5334000" cy="2832187"/>
+                    </a:xfrm>
+                    <a:prstGeom prst="rect">
+                      <a:avLst/>
+                    </a:prstGeom>
+                    <a:noFill/>
+                    <a:ln w="9525">
+                      <a:noFill/>
+                      <a:headEnd/>
+                      <a:tailEnd/>
+                    </a:ln>
+                  </pic:spPr>
+                </pic:pic>
+              </a:graphicData>
+            </a:graphic>
+          </wp:inline>
+        </w:drawing>
+      </w:r>
+    </w:p>
+    <w:p>
+      <w:pPr>
+        <w:pStyle w:val="Fontedatabela"/>
+      </w:pPr>
+      <w:r>
+        <w:t xml:space="preserve">Fonte: dados fictícios do curso (2026).</w:t>
+      </w:r>
+    </w:p>
+    <w:p>
+      <w:pPr>
+        <w:pStyle w:val="BodyText"/>
+      </w:pPr>
+      <w:r>
+        <w:rPr>
+          <w:b/>
+          <w:bCs/>
+        </w:rPr>
         <w:t xml:space="preserve">Sombreamento dentro de Topázio:</w:t>
       </w:r>
       <w:r>
@@ -19296,8 +19686,8 @@
         <w:t xml:space="preserve">, porque ela testou a parcela com o erro errado. Isso faz o sombreamento parecer muito mais importante do que é. Esse é o tipo de erro que só quem confere percebe.</w:t>
       </w:r>
     </w:p>
-    <w:bookmarkEnd w:id="89"/>
-    <w:bookmarkStart w:id="93" w:name="Xbcfb084397d523a42e4491f566796f145181408"/>
+    <w:bookmarkEnd w:id="93"/>
+    <w:bookmarkStart w:id="97" w:name="Xbcfb084397d523a42e4491f566796f145181408"/>
     <w:p>
       <w:pPr>
         <w:pStyle w:val="Heading2"/>
@@ -20553,7 +20943,7 @@
         <w:pStyle w:val="Fontedatabela"/>
       </w:pPr>
       <w:r>
-        <w:t xml:space="preserve">Nota: Por ser um fator quantitativo, as doses não foram comparadas por teste de médias; a resposta está descrita pela equação de regressão (Figura 5).</w:t>
+        <w:t xml:space="preserve">Nota: Por ser um fator quantitativo, as doses não foram comparadas por teste de médias; a resposta está descrita pela equação de regressão (Figura 6).</w:t>
       </w:r>
     </w:p>
     <w:p>
@@ -20561,7 +20951,7 @@
         <w:pStyle w:val="TableCaption"/>
       </w:pPr>
       <w:r>
-        <w:t xml:space="preserve">Figura 5 – Volume de madeira de eucalipto (m³ ha⁻¹) em função da dose de nitrogênio em cobertura (kg ha⁻¹)</w:t>
+        <w:t xml:space="preserve">Figura 6 – Volume de madeira de eucalipto (m³ ha⁻¹) em função da dose de nitrogênio em cobertura (kg ha⁻¹)</w:t>
       </w:r>
     </w:p>
     <w:p>
@@ -20573,1710 +20963,12 @@
           <wp:inline>
             <wp:extent cx="5334000" cy="2998786"/>
             <wp:effectExtent b="0" l="0" r="0" t="0"/>
-            <wp:docPr descr="Gráfico de pontos das médias de volume por dose de N, com a curva quadrática ajustada e a linha da DMET" title="" id="91" name="Picture"/>
+            <wp:docPr descr="Gráfico de pontos das médias de volume por dose de N, com a curva quadrática ajustada e a linha da DMET" title="" id="95" name="Picture"/>
             <a:graphic>
               <a:graphicData uri="http://schemas.openxmlformats.org/drawingml/2006/picture">
                 <pic:pic>
                   <pic:nvPicPr>
-                    <pic:cNvPr descr="figuras/fig_doses.png" id="92" name="Picture"/>
-                    <pic:cNvPicPr>
-                      <a:picLocks noChangeArrowheads="1" noChangeAspect="1"/>
-                    </pic:cNvPicPr>
-                  </pic:nvPicPr>
-                  <pic:blipFill>
-                    <a:blip r:embed="rId90"/>
-                    <a:stretch>
-                      <a:fillRect/>
-                    </a:stretch>
-                  </pic:blipFill>
-                  <pic:spPr bwMode="auto">
-                    <a:xfrm>
-                      <a:off x="0" y="0"/>
-                      <a:ext cx="5334000" cy="2998786"/>
-                    </a:xfrm>
-                    <a:prstGeom prst="rect">
-                      <a:avLst/>
-                    </a:prstGeom>
-                    <a:noFill/>
-                    <a:ln w="9525">
-                      <a:noFill/>
-                      <a:headEnd/>
-                      <a:tailEnd/>
-                    </a:ln>
-                  </pic:spPr>
-                </pic:pic>
-              </a:graphicData>
-            </a:graphic>
-          </wp:inline>
-        </w:drawing>
-      </w:r>
-    </w:p>
-    <w:p>
-      <w:pPr>
-        <w:pStyle w:val="Fontedatabela"/>
-      </w:pPr>
-      <w:r>
-        <w:t xml:space="preserve">Fonte: dados fictícios do curso (2026).</w:t>
-      </w:r>
-    </w:p>
-    <w:p>
-      <w:pPr>
-        <w:pStyle w:val="BlockText"/>
-      </w:pPr>
-      <w:r>
-        <w:rPr>
-          <w:b/>
-          <w:bCs/>
-        </w:rPr>
-        <w:t xml:space="preserve">O que conferir no gráfico que a IA gerar:</w:t>
-      </w:r>
-      <w:r>
-        <w:t xml:space="preserve"> </w:t>
-      </w:r>
-      <w:r>
-        <w:t xml:space="preserve">os mesmos elementos da Figura 5: os 5 pontos das médias da Tabela 10 e a curva ajustada</w:t>
-      </w:r>
-      <w:r>
-        <w:t xml:space="preserve"> </w:t>
-      </w:r>
-      <w:r>
-        <w:rPr>
-          <w:b/>
-          <w:bCs/>
-        </w:rPr>
-        <w:t xml:space="preserve">ŷ = 41,16 + 0,2192x − 0,000639x²</w:t>
-      </w:r>
-      <w:r>
-        <w:t xml:space="preserve"> </w:t>
-      </w:r>
-      <w:r>
-        <w:t xml:space="preserve">(R² = 0,99), que sobe até a</w:t>
-      </w:r>
-      <w:r>
-        <w:t xml:space="preserve"> </w:t>
-      </w:r>
-      <w:r>
-        <w:rPr>
-          <w:b/>
-          <w:bCs/>
-        </w:rPr>
-        <w:t xml:space="preserve">DMET = 171,4 kg ha⁻¹</w:t>
-      </w:r>
-      <w:r>
-        <w:t xml:space="preserve"> </w:t>
-      </w:r>
-      <w:r>
-        <w:t xml:space="preserve">de N, onde o volume máximo estimado é</w:t>
-      </w:r>
-      <w:r>
-        <w:t xml:space="preserve"> </w:t>
-      </w:r>
-      <w:r>
-        <w:rPr>
-          <w:b/>
-          <w:bCs/>
-        </w:rPr>
-        <w:t xml:space="preserve">ŷmax ≈ 59,95 m³ ha⁻¹</w:t>
-      </w:r>
-      <w:r>
-        <w:t xml:space="preserve">, e cai levemente depois. Eixo x:</w:t>
-      </w:r>
-      <w:r>
-        <w:t xml:space="preserve"> </w:t>
-      </w:r>
-      <w:r>
-        <w:t xml:space="preserve">“Dose de N (kg ha⁻¹)”</w:t>
-      </w:r>
-      <w:r>
-        <w:t xml:space="preserve">; eixo y:</w:t>
-      </w:r>
-      <w:r>
-        <w:t xml:space="preserve"> </w:t>
-      </w:r>
-      <w:r>
-        <w:t xml:space="preserve">“Volume (m³ ha⁻¹)”</w:t>
-      </w:r>
-      <w:r>
-        <w:t xml:space="preserve">; equação e R² escritos dentro da área do gráfico. No padrão ABNT, o título vai</w:t>
-      </w:r>
-      <w:r>
-        <w:t xml:space="preserve"> </w:t>
-      </w:r>
-      <w:r>
-        <w:rPr>
-          <w:b/>
-          <w:bCs/>
-        </w:rPr>
-        <w:t xml:space="preserve">acima</w:t>
-      </w:r>
-      <w:r>
-        <w:t xml:space="preserve"> </w:t>
-      </w:r>
-      <w:r>
-        <w:t xml:space="preserve">da figura e</w:t>
-      </w:r>
-      <w:r>
-        <w:t xml:space="preserve"> </w:t>
-      </w:r>
-      <w:r>
-        <w:rPr>
-          <w:b/>
-          <w:bCs/>
-        </w:rPr>
-        <w:t xml:space="preserve">fora</w:t>
-      </w:r>
-      <w:r>
-        <w:t xml:space="preserve"> </w:t>
-      </w:r>
-      <w:r>
-        <w:t xml:space="preserve">da imagem, e a fonte vai abaixo.</w:t>
-      </w:r>
-    </w:p>
-    <w:p>
-      <w:pPr>
-        <w:pStyle w:val="Compact"/>
-        <w:numPr>
-          <w:ilvl w:val="0"/>
-          <w:numId w:val="1034"/>
-        </w:numPr>
-      </w:pPr>
-      <w:r>
-        <w:t xml:space="preserve">p-valor do F das doses = 3,1 × 10⁻⁷. Shapiro-Wilk p = 0,569 e Bartlett p = 0,563: pressupostos atendidos.</w:t>
-      </w:r>
-    </w:p>
-    <w:p>
-      <w:pPr>
-        <w:pStyle w:val="Compact"/>
-        <w:numPr>
-          <w:ilvl w:val="0"/>
-          <w:numId w:val="1034"/>
-        </w:numPr>
-      </w:pPr>
-      <w:r>
-        <w:t xml:space="preserve">O modelo linear sozinho é significativo, mas deixa um</w:t>
-      </w:r>
-      <w:r>
-        <w:t xml:space="preserve"> </w:t>
-      </w:r>
-      <w:r>
-        <w:rPr>
-          <w:b/>
-          <w:bCs/>
-        </w:rPr>
-        <w:t xml:space="preserve">desvio da regressão significativo</w:t>
-      </w:r>
-      <w:r>
-        <w:t xml:space="preserve"> </w:t>
-      </w:r>
-      <w:r>
-        <w:t xml:space="preserve">(p = 0,0045): a reta não basta.</w:t>
-      </w:r>
-    </w:p>
-    <w:p>
-      <w:pPr>
-        <w:pStyle w:val="Compact"/>
-        <w:numPr>
-          <w:ilvl w:val="0"/>
-          <w:numId w:val="1034"/>
-        </w:numPr>
-      </w:pPr>
-      <w:r>
-        <w:t xml:space="preserve">No quadrático, o termo quadrático é significativo e os desvios</w:t>
-      </w:r>
-      <w:r>
-        <w:t xml:space="preserve"> </w:t>
-      </w:r>
-      <w:r>
-        <w:rPr>
-          <w:b/>
-          <w:bCs/>
-        </w:rPr>
-        <w:t xml:space="preserve">não</w:t>
-      </w:r>
-      <w:r>
-        <w:t xml:space="preserve"> </w:t>
-      </w:r>
-      <w:r>
-        <w:t xml:space="preserve">são (Tabela 9):</w:t>
-      </w:r>
-      <w:r>
-        <w:t xml:space="preserve"> </w:t>
-      </w:r>
-      <w:r>
-        <w:rPr>
-          <w:b/>
-          <w:bCs/>
-        </w:rPr>
-        <w:t xml:space="preserve">o quadrático é o modelo adequado</w:t>
-      </w:r>
-      <w:r>
-        <w:t xml:space="preserve">. O cúbico não acrescenta nada (p = 0,49).</w:t>
-      </w:r>
-    </w:p>
-    <w:p>
-      <w:pPr>
-        <w:pStyle w:val="Compact"/>
-        <w:numPr>
-          <w:ilvl w:val="0"/>
-          <w:numId w:val="1034"/>
-        </w:numPr>
-      </w:pPr>
-      <w:r>
-        <w:t xml:space="preserve">Equação:</w:t>
-      </w:r>
-      <w:r>
-        <w:t xml:space="preserve"> </w:t>
-      </w:r>
-      <w:r>
-        <w:rPr>
-          <w:b/>
-          <w:bCs/>
-        </w:rPr>
-        <w:t xml:space="preserve">ŷ = 41,16 + 0,2192x − 0,000639x²</w:t>
-      </w:r>
-      <w:r>
-        <w:t xml:space="preserve"> </w:t>
-      </w:r>
-      <w:r>
-        <w:t xml:space="preserve">(R² = 0,99);</w:t>
-      </w:r>
-      <w:r>
-        <w:t xml:space="preserve"> </w:t>
-      </w:r>
-      <w:r>
-        <w:rPr>
-          <w:b/>
-          <w:bCs/>
-        </w:rPr>
-        <w:t xml:space="preserve">DMET</w:t>
-      </w:r>
-      <w:r>
-        <w:t xml:space="preserve"> </w:t>
-      </w:r>
-      <w:r>
-        <w:t xml:space="preserve">(dose de máxima eficiência técnica)</w:t>
-      </w:r>
-      <w:r>
-        <w:t xml:space="preserve"> </w:t>
-      </w:r>
-      <w:r>
-        <w:rPr>
-          <w:b/>
-          <w:bCs/>
-        </w:rPr>
-        <w:t xml:space="preserve">= 171,4 kg ha⁻¹</w:t>
-      </w:r>
-      <w:r>
-        <w:t xml:space="preserve"> </w:t>
-      </w:r>
-      <w:r>
-        <w:t xml:space="preserve">de N; volume máximo estimado</w:t>
-      </w:r>
-      <w:r>
-        <w:t xml:space="preserve"> </w:t>
-      </w:r>
-      <w:r>
-        <w:rPr>
-          <w:b/>
-          <w:bCs/>
-        </w:rPr>
-        <w:t xml:space="preserve">ŷmax ≈ 59,95 m³ ha⁻¹</w:t>
-      </w:r>
-      <w:r>
-        <w:t xml:space="preserve">.</w:t>
-      </w:r>
-    </w:p>
-    <w:p>
-      <w:pPr>
-        <w:pStyle w:val="FirstParagraph"/>
-      </w:pPr>
-      <w:r>
-        <w:rPr>
-          <w:b/>
-          <w:bCs/>
-        </w:rPr>
-        <w:t xml:space="preserve">Sobre o R²:</w:t>
-      </w:r>
-      <w:r>
-        <w:t xml:space="preserve"> </w:t>
-      </w:r>
-      <w:r>
-        <w:t xml:space="preserve">o</w:t>
-      </w:r>
-      <w:r>
-        <w:t xml:space="preserve"> </w:t>
-      </w:r>
-      <w:r>
-        <w:rPr>
-          <w:rStyle w:val="VerbatimChar"/>
-        </w:rPr>
-        <w:t xml:space="preserve">ExpDes.pt</w:t>
-      </w:r>
-      <w:r>
-        <w:t xml:space="preserve"> </w:t>
-      </w:r>
-      <w:r>
-        <w:t xml:space="preserve">calcula o R² sobre as</w:t>
-      </w:r>
-      <w:r>
-        <w:t xml:space="preserve"> </w:t>
-      </w:r>
-      <w:r>
-        <w:rPr>
-          <w:b/>
-          <w:bCs/>
-        </w:rPr>
-        <w:t xml:space="preserve">médias</w:t>
-      </w:r>
-      <w:r>
-        <w:t xml:space="preserve"> </w:t>
-      </w:r>
-      <w:r>
-        <w:t xml:space="preserve">dos tratamentos (R² = 0,99 no quadrático; 0,85 no linear). Se a IA ajustar a curva sobre as 20 parcelas individuais, o R² será menor (≈ 0,89), com a mesma equação. Os dois estão certos; só informe no relatório qual foi usado.</w:t>
-      </w:r>
-    </w:p>
-    <w:bookmarkEnd w:id="93"/>
-    <w:bookmarkStart w:id="97" w:name="X04b6682d4815a8e41541de2cdc2c617f2415daf"/>
-    <w:p>
-      <w:pPr>
-        <w:pStyle w:val="Heading2"/>
-      </w:pPr>
-      <w:r>
-        <w:rPr>
-          <w:rStyle w:val="SectionNumber"/>
-        </w:rPr>
-        <w:t xml:space="preserve">6.7</w:t>
-      </w:r>
-      <w:r>
-        <w:tab/>
-      </w:r>
-      <w:r>
-        <w:t xml:space="preserve">Exercício 6: contagem de pragas, quando os pressupostos falham</w:t>
-      </w:r>
-    </w:p>
-    <w:p>
-      <w:pPr>
-        <w:pStyle w:val="FirstParagraph"/>
-      </w:pPr>
-      <w:r>
-        <w:rPr>
-          <w:b/>
-          <w:bCs/>
-        </w:rPr>
-        <w:t xml:space="preserve">Arquivo:</w:t>
-      </w:r>
-      <w:r>
-        <w:t xml:space="preserve"> </w:t>
-      </w:r>
-      <w:r>
-        <w:rPr>
-          <w:rStyle w:val="VerbatimChar"/>
-        </w:rPr>
-        <w:t xml:space="preserve">dic_contagem_pragas.csv</w:t>
-      </w:r>
-      <w:r>
-        <w:t xml:space="preserve"> </w:t>
-      </w:r>
-      <w:r>
-        <w:t xml:space="preserve">(24 linhas)</w:t>
-      </w:r>
-    </w:p>
-    <w:p>
-      <w:pPr>
-        <w:pStyle w:val="BodyText"/>
-      </w:pPr>
-      <w:r>
-        <w:rPr>
-          <w:b/>
-          <w:bCs/>
-        </w:rPr>
-        <w:t xml:space="preserve">Como os dados chegam</w:t>
-      </w:r>
-      <w:r>
-        <w:t xml:space="preserve"> </w:t>
-      </w:r>
-      <w:r>
-        <w:t xml:space="preserve">(3 primeiras linhas do arquivo):</w:t>
-      </w:r>
-    </w:p>
-    <w:tbl>
-      <w:tblPr>
-        <w:tblStyle w:val="Table"/>
-        <w:tblW w:type="pct" w:w="5000"/>
-        <w:tblLayout w:type="fixed"/>
-        <w:tblLook w:firstRow="1" w:lastRow="0" w:firstColumn="0" w:lastColumn="0" w:noHBand="0" w:noVBand="0" w:val="0020"/>
-      </w:tblPr>
-      <w:tblGrid>
-        <w:gridCol w:w="2506"/>
-        <w:gridCol w:w="2305"/>
-        <w:gridCol w:w="3107"/>
-      </w:tblGrid>
-      <w:tr>
-        <w:trPr>
-          <w:cantSplit/>
-          <w:tblHeader w:val="on"/>
-        </w:trPr>
-        <w:tc>
-          <w:tcPr/>
-          <w:p>
-            <w:pPr>
-              <w:pStyle w:val="Compact"/>
-            </w:pPr>
-            <w:r>
-              <w:rPr>
-                <w:rStyle w:val="VerbatimChar"/>
-              </w:rPr>
-              <w:t xml:space="preserve">manejo</w:t>
-            </w:r>
-          </w:p>
-        </w:tc>
-        <w:tc>
-          <w:tcPr/>
-          <w:p>
-            <w:pPr>
-              <w:pStyle w:val="Compact"/>
-              <w:jc w:val="right"/>
-            </w:pPr>
-            <w:r>
-              <w:rPr>
-                <w:rStyle w:val="VerbatimChar"/>
-              </w:rPr>
-              <w:t xml:space="preserve">repeticao</w:t>
-            </w:r>
-          </w:p>
-        </w:tc>
-        <w:tc>
-          <w:tcPr/>
-          <w:p>
-            <w:pPr>
-              <w:pStyle w:val="Compact"/>
-              <w:jc w:val="right"/>
-            </w:pPr>
-            <w:r>
-              <w:rPr>
-                <w:rStyle w:val="VerbatimChar"/>
-              </w:rPr>
-              <w:t xml:space="preserve">insetos_praga</w:t>
-            </w:r>
-          </w:p>
-        </w:tc>
-      </w:tr>
-      <w:tr>
-        <w:trPr>
-          <w:cantSplit/>
-        </w:trPr>
-        <w:tc>
-          <w:tcPr/>
-          <w:p>
-            <w:pPr>
-              <w:pStyle w:val="Compact"/>
-            </w:pPr>
-            <w:r>
-              <w:t xml:space="preserve">convencional</w:t>
-            </w:r>
-          </w:p>
-        </w:tc>
-        <w:tc>
-          <w:tcPr/>
-          <w:p>
-            <w:pPr>
-              <w:pStyle w:val="Compact"/>
-              <w:jc w:val="right"/>
-            </w:pPr>
-            <w:r>
-              <w:t xml:space="preserve">1</w:t>
-            </w:r>
-          </w:p>
-        </w:tc>
-        <w:tc>
-          <w:tcPr/>
-          <w:p>
-            <w:pPr>
-              <w:pStyle w:val="Compact"/>
-              <w:jc w:val="right"/>
-            </w:pPr>
-            <w:r>
-              <w:t xml:space="preserve">9</w:t>
-            </w:r>
-          </w:p>
-        </w:tc>
-      </w:tr>
-      <w:tr>
-        <w:trPr>
-          <w:cantSplit/>
-        </w:trPr>
-        <w:tc>
-          <w:tcPr/>
-          <w:p>
-            <w:pPr>
-              <w:pStyle w:val="Compact"/>
-            </w:pPr>
-            <w:r>
-              <w:t xml:space="preserve">convencional</w:t>
-            </w:r>
-          </w:p>
-        </w:tc>
-        <w:tc>
-          <w:tcPr/>
-          <w:p>
-            <w:pPr>
-              <w:pStyle w:val="Compact"/>
-              <w:jc w:val="right"/>
-            </w:pPr>
-            <w:r>
-              <w:t xml:space="preserve">2</w:t>
-            </w:r>
-          </w:p>
-        </w:tc>
-        <w:tc>
-          <w:tcPr/>
-          <w:p>
-            <w:pPr>
-              <w:pStyle w:val="Compact"/>
-              <w:jc w:val="right"/>
-            </w:pPr>
-            <w:r>
-              <w:t xml:space="preserve">12</w:t>
-            </w:r>
-          </w:p>
-        </w:tc>
-      </w:tr>
-      <w:tr>
-        <w:trPr>
-          <w:cantSplit/>
-        </w:trPr>
-        <w:tc>
-          <w:tcPr/>
-          <w:p>
-            <w:pPr>
-              <w:pStyle w:val="Compact"/>
-            </w:pPr>
-            <w:r>
-              <w:t xml:space="preserve">convencional</w:t>
-            </w:r>
-          </w:p>
-        </w:tc>
-        <w:tc>
-          <w:tcPr/>
-          <w:p>
-            <w:pPr>
-              <w:pStyle w:val="Compact"/>
-              <w:jc w:val="right"/>
-            </w:pPr>
-            <w:r>
-              <w:t xml:space="preserve">3</w:t>
-            </w:r>
-          </w:p>
-        </w:tc>
-        <w:tc>
-          <w:tcPr/>
-          <w:p>
-            <w:pPr>
-              <w:pStyle w:val="Compact"/>
-              <w:jc w:val="right"/>
-            </w:pPr>
-            <w:r>
-              <w:t xml:space="preserve">33</w:t>
-            </w:r>
-          </w:p>
-        </w:tc>
-      </w:tr>
-    </w:tbl>
-    <w:p>
-      <w:pPr>
-        <w:pStyle w:val="BodyText"/>
-      </w:pPr>
-      <w:r>
-        <w:t xml:space="preserve">Dados de</w:t>
-      </w:r>
-      <w:r>
-        <w:t xml:space="preserve"> </w:t>
-      </w:r>
-      <w:r>
-        <w:rPr>
-          <w:b/>
-          <w:bCs/>
-        </w:rPr>
-        <w:t xml:space="preserve">contagem</w:t>
-      </w:r>
-      <w:r>
-        <w:t xml:space="preserve"> </w:t>
-      </w:r>
-      <w:r>
-        <w:t xml:space="preserve">(número de insetos) costumam ter variância que cresce com a média, o que viola a homogeneidade exigida pela ANOVA.</w:t>
-      </w:r>
-    </w:p>
-    <w:p>
-      <w:pPr>
-        <w:pStyle w:val="SourceCode"/>
-      </w:pPr>
-      <w:r>
-        <w:rPr>
-          <w:rStyle w:val="VerbatimChar"/>
-        </w:rPr>
-        <w:t xml:space="preserve">Atue como estatístico experimental em ciências agrárias.</w:t>
-      </w:r>
-      <w:r>
-        <w:br/>
-      </w:r>
-      <w:r>
-        <w:rPr>
-          <w:rStyle w:val="VerbatimChar"/>
-        </w:rPr>
-        <w:t xml:space="preserve">Contexto: experimento em DIC com 4 manejos (convencional, pousio,</w:t>
-      </w:r>
-      <w:r>
-        <w:br/>
-      </w:r>
-      <w:r>
-        <w:rPr>
-          <w:rStyle w:val="VerbatimChar"/>
-        </w:rPr>
-        <w:t xml:space="preserve">saf_simples, saf_biodiverso) e 6 repetições. Resposta: número de</w:t>
-      </w:r>
-      <w:r>
-        <w:br/>
-      </w:r>
-      <w:r>
-        <w:rPr>
-          <w:rStyle w:val="VerbatimChar"/>
-        </w:rPr>
-        <w:t xml:space="preserve">insetos-praga por armadilha (contagem).</w:t>
-      </w:r>
-      <w:r>
-        <w:br/>
-      </w:r>
-      <w:r>
-        <w:rPr>
-          <w:rStyle w:val="VerbatimChar"/>
-        </w:rPr>
-        <w:t xml:space="preserve">Dados: arquivo anexo dic_contagem_pragas.csv, colunas manejo,</w:t>
-      </w:r>
-      <w:r>
-        <w:br/>
-      </w:r>
-      <w:r>
-        <w:rPr>
-          <w:rStyle w:val="VerbatimChar"/>
-        </w:rPr>
-        <w:t xml:space="preserve">repeticao, insetos_praga.</w:t>
-      </w:r>
-      <w:r>
-        <w:br/>
-      </w:r>
-      <w:r>
-        <w:rPr>
-          <w:rStyle w:val="VerbatimChar"/>
-        </w:rPr>
-        <w:t xml:space="preserve">Tarefa: execute código em Python para:</w:t>
-      </w:r>
-      <w:r>
-        <w:br/>
-      </w:r>
-      <w:r>
-        <w:rPr>
-          <w:rStyle w:val="VerbatimChar"/>
-        </w:rPr>
-        <w:t xml:space="preserve">1. calcular média e variância por manejo;</w:t>
-      </w:r>
-      <w:r>
-        <w:br/>
-      </w:r>
-      <w:r>
-        <w:rPr>
-          <w:rStyle w:val="VerbatimChar"/>
-        </w:rPr>
-        <w:t xml:space="preserve">2. fazer a ANOVA e testar Shapiro-Wilk (resíduos) e Bartlett;</w:t>
-      </w:r>
-      <w:r>
-        <w:br/>
-      </w:r>
-      <w:r>
-        <w:rPr>
-          <w:rStyle w:val="VerbatimChar"/>
-        </w:rPr>
-        <w:t xml:space="preserve">3. se algum pressuposto falhar, refazer a análise com a transformação</w:t>
-      </w:r>
-      <w:r>
-        <w:br/>
-      </w:r>
-      <w:r>
-        <w:rPr>
-          <w:rStyle w:val="VerbatimChar"/>
-        </w:rPr>
-        <w:t xml:space="preserve">   raiz quadrada de (x + 0,5), testando os pressupostos de novo;</w:t>
-      </w:r>
-      <w:r>
-        <w:br/>
-      </w:r>
-      <w:r>
-        <w:rPr>
-          <w:rStyle w:val="VerbatimChar"/>
-        </w:rPr>
-        <w:t xml:space="preserve">4. fazer também o teste não paramétrico de Kruskal-Wallis;</w:t>
-      </w:r>
-      <w:r>
-        <w:br/>
-      </w:r>
-      <w:r>
-        <w:rPr>
-          <w:rStyle w:val="VerbatimChar"/>
-        </w:rPr>
-        <w:t xml:space="preserve">5. aplicar Tukey 5% na análise que for válida.</w:t>
-      </w:r>
-      <w:r>
-        <w:br/>
-      </w:r>
-      <w:r>
-        <w:rPr>
-          <w:rStyle w:val="VerbatimChar"/>
-        </w:rPr>
-        <w:t xml:space="preserve">Formato: tabelas, CV% de cada análise, e um parágrafo explicando qual</w:t>
-      </w:r>
-      <w:r>
-        <w:br/>
-      </w:r>
-      <w:r>
-        <w:rPr>
-          <w:rStyle w:val="VerbatimChar"/>
-        </w:rPr>
-        <w:t xml:space="preserve">análise deve ir para o relatório e por quê. Não invente valores;</w:t>
-      </w:r>
-      <w:r>
-        <w:br/>
-      </w:r>
-      <w:r>
-        <w:rPr>
-          <w:rStyle w:val="VerbatimChar"/>
-        </w:rPr>
-        <w:t xml:space="preserve">mostre o código.</w:t>
-      </w:r>
-    </w:p>
-    <w:p>
-      <w:pPr>
-        <w:pStyle w:val="FirstParagraph"/>
-      </w:pPr>
-      <w:r>
-        <w:rPr>
-          <w:b/>
-          <w:bCs/>
-        </w:rPr>
-        <w:t xml:space="preserve">O que esperar:</w:t>
-      </w:r>
-    </w:p>
-    <w:p>
-      <w:pPr>
-        <w:pStyle w:val="TableCaption"/>
-      </w:pPr>
-      <w:r>
-        <w:t xml:space="preserve">Tabela 11 – Análise de variância do número de insetos-praga por armadilha (dados originais), em função do manejo</w:t>
-      </w:r>
-    </w:p>
-    <w:tbl>
-      <w:tblPr>
-        <w:tblStyle w:val="Table"/>
-        <w:tblW w:type="pct" w:w="5000"/>
-        <w:tblBorders>
-          <w:top w:val="single" w:sz="8" w:space="0" w:color="000000"/>
-          <w:left w:val="nil"/>
-          <w:bottom w:val="single" w:sz="8" w:space="0" w:color="000000"/>
-          <w:right w:val="nil"/>
-          <w:insideH w:val="nil"/>
-          <w:insideV w:val="nil"/>
-        </w:tblBorders>
-        <w:tblLayout w:type="fixed"/>
-        <w:tblLook w:firstRow="1" w:lastRow="0" w:firstColumn="0" w:lastColumn="0" w:noHBand="0" w:noVBand="0" w:val="0020"/>
-        <w:tblCaption w:val="Tabela 11 – Análise de variância do número de insetos-praga por armadilha (dados originais), em função do manejo"/>
-      </w:tblPr>
-      <w:tblGrid>
-        <w:gridCol w:w="1624"/>
-        <w:gridCol w:w="1421"/>
-        <w:gridCol w:w="1624"/>
-        <w:gridCol w:w="1421"/>
-        <w:gridCol w:w="1827"/>
-      </w:tblGrid>
-      <w:tr>
-        <w:trPr>
-          <w:cantSplit/>
-          <w:tblHeader w:val="on"/>
-        </w:trPr>
-        <w:tc>
-          <w:tcPr>
-            <w:tcBorders>
-              <w:bottom w:val="single" w:sz="6" w:space="0" w:color="000000"/>
-            </w:tcBorders>
-            <w:shd w:val="clear" w:color="auto" w:fill="auto"/>
-          </w:tcPr>
-          <w:p>
-            <w:pPr>
-              <w:pStyle w:val="Compact"/>
-              <w:keepNext/>
-            </w:pPr>
-            <w:r>
-              <w:t xml:space="preserve">FV</w:t>
-            </w:r>
-          </w:p>
-        </w:tc>
-        <w:tc>
-          <w:tcPr>
-            <w:tcBorders>
-              <w:bottom w:val="single" w:sz="6" w:space="0" w:color="000000"/>
-            </w:tcBorders>
-            <w:shd w:val="clear" w:color="auto" w:fill="auto"/>
-          </w:tcPr>
-          <w:p>
-            <w:pPr>
-              <w:pStyle w:val="Compact"/>
-              <w:keepNext/>
-              <w:jc w:val="right"/>
-            </w:pPr>
-            <w:r>
-              <w:t xml:space="preserve">GL</w:t>
-            </w:r>
-          </w:p>
-        </w:tc>
-        <w:tc>
-          <w:tcPr>
-            <w:tcBorders>
-              <w:bottom w:val="single" w:sz="6" w:space="0" w:color="000000"/>
-            </w:tcBorders>
-            <w:shd w:val="clear" w:color="auto" w:fill="auto"/>
-          </w:tcPr>
-          <w:p>
-            <w:pPr>
-              <w:pStyle w:val="Compact"/>
-              <w:keepNext/>
-              <w:jc w:val="right"/>
-            </w:pPr>
-            <w:r>
-              <w:t xml:space="preserve">SQ</w:t>
-            </w:r>
-          </w:p>
-        </w:tc>
-        <w:tc>
-          <w:tcPr>
-            <w:tcBorders>
-              <w:bottom w:val="single" w:sz="6" w:space="0" w:color="000000"/>
-            </w:tcBorders>
-            <w:shd w:val="clear" w:color="auto" w:fill="auto"/>
-          </w:tcPr>
-          <w:p>
-            <w:pPr>
-              <w:pStyle w:val="Compact"/>
-              <w:keepNext/>
-              <w:jc w:val="right"/>
-            </w:pPr>
-            <w:r>
-              <w:t xml:space="preserve">QM</w:t>
-            </w:r>
-          </w:p>
-        </w:tc>
-        <w:tc>
-          <w:tcPr>
-            <w:tcBorders>
-              <w:bottom w:val="single" w:sz="6" w:space="0" w:color="000000"/>
-            </w:tcBorders>
-            <w:shd w:val="clear" w:color="auto" w:fill="auto"/>
-          </w:tcPr>
-          <w:p>
-            <w:pPr>
-              <w:pStyle w:val="Compact"/>
-              <w:keepNext/>
-              <w:jc w:val="right"/>
-            </w:pPr>
-            <w:r>
-              <w:t xml:space="preserve">F</w:t>
-            </w:r>
-          </w:p>
-        </w:tc>
-      </w:tr>
-      <w:tr>
-        <w:trPr>
-          <w:cantSplit/>
-        </w:trPr>
-        <w:tc>
-          <w:tcPr/>
-          <w:p>
-            <w:pPr>
-              <w:pStyle w:val="Compact"/>
-              <w:keepNext/>
-            </w:pPr>
-            <w:r>
-              <w:t xml:space="preserve">Manejo</w:t>
-            </w:r>
-          </w:p>
-        </w:tc>
-        <w:tc>
-          <w:tcPr/>
-          <w:p>
-            <w:pPr>
-              <w:pStyle w:val="Compact"/>
-              <w:keepNext/>
-              <w:jc w:val="right"/>
-            </w:pPr>
-            <w:r>
-              <w:t xml:space="preserve">3</w:t>
-            </w:r>
-          </w:p>
-        </w:tc>
-        <w:tc>
-          <w:tcPr/>
-          <w:p>
-            <w:pPr>
-              <w:pStyle w:val="Compact"/>
-              <w:keepNext/>
-              <w:jc w:val="right"/>
-            </w:pPr>
-            <w:r>
-              <w:t xml:space="preserve">1.093,3</w:t>
-            </w:r>
-          </w:p>
-        </w:tc>
-        <w:tc>
-          <w:tcPr/>
-          <w:p>
-            <w:pPr>
-              <w:pStyle w:val="Compact"/>
-              <w:keepNext/>
-              <w:jc w:val="right"/>
-            </w:pPr>
-            <w:r>
-              <w:t xml:space="preserve">364,44</w:t>
-            </w:r>
-          </w:p>
-        </w:tc>
-        <w:tc>
-          <w:tcPr/>
-          <w:p>
-            <w:pPr>
-              <w:pStyle w:val="Compact"/>
-              <w:keepNext/>
-              <w:jc w:val="right"/>
-            </w:pPr>
-            <w:r>
-              <w:t xml:space="preserve">9,62**</w:t>
-            </w:r>
-          </w:p>
-        </w:tc>
-      </w:tr>
-      <w:tr>
-        <w:trPr>
-          <w:cantSplit/>
-        </w:trPr>
-        <w:tc>
-          <w:tcPr/>
-          <w:p>
-            <w:pPr>
-              <w:pStyle w:val="Compact"/>
-              <w:keepNext/>
-            </w:pPr>
-            <w:r>
-              <w:t xml:space="preserve">Resíduo</w:t>
-            </w:r>
-          </w:p>
-        </w:tc>
-        <w:tc>
-          <w:tcPr/>
-          <w:p>
-            <w:pPr>
-              <w:pStyle w:val="Compact"/>
-              <w:keepNext/>
-              <w:jc w:val="right"/>
-            </w:pPr>
-            <w:r>
-              <w:t xml:space="preserve">20</w:t>
-            </w:r>
-          </w:p>
-        </w:tc>
-        <w:tc>
-          <w:tcPr/>
-          <w:p>
-            <w:pPr>
-              <w:pStyle w:val="Compact"/>
-              <w:keepNext/>
-              <w:jc w:val="right"/>
-            </w:pPr>
-            <w:r>
-              <w:t xml:space="preserve">758,0</w:t>
-            </w:r>
-          </w:p>
-        </w:tc>
-        <w:tc>
-          <w:tcPr/>
-          <w:p>
-            <w:pPr>
-              <w:pStyle w:val="Compact"/>
-              <w:keepNext/>
-              <w:jc w:val="right"/>
-            </w:pPr>
-            <w:r>
-              <w:t xml:space="preserve">37,90</w:t>
-            </w:r>
-          </w:p>
-        </w:tc>
-        <w:tc>
-          <w:tcPr/>
-          <w:p>
-            <w:pPr>
-              <w:pStyle w:val="Compact"/>
-              <w:keepNext/>
-            </w:pPr>
-          </w:p>
-        </w:tc>
-      </w:tr>
-      <w:tr>
-        <w:trPr>
-          <w:cantSplit/>
-        </w:trPr>
-        <w:tc>
-          <w:tcPr/>
-          <w:p>
-            <w:pPr>
-              <w:pStyle w:val="Compact"/>
-              <w:keepNext/>
-            </w:pPr>
-            <w:r>
-              <w:t xml:space="preserve">Total</w:t>
-            </w:r>
-          </w:p>
-        </w:tc>
-        <w:tc>
-          <w:tcPr/>
-          <w:p>
-            <w:pPr>
-              <w:pStyle w:val="Compact"/>
-              <w:keepNext/>
-              <w:jc w:val="right"/>
-            </w:pPr>
-            <w:r>
-              <w:t xml:space="preserve">23</w:t>
-            </w:r>
-          </w:p>
-        </w:tc>
-        <w:tc>
-          <w:tcPr/>
-          <w:p>
-            <w:pPr>
-              <w:pStyle w:val="Compact"/>
-              <w:keepNext/>
-              <w:jc w:val="right"/>
-            </w:pPr>
-            <w:r>
-              <w:t xml:space="preserve">1.851,3</w:t>
-            </w:r>
-          </w:p>
-        </w:tc>
-        <w:tc>
-          <w:tcPr/>
-          <w:p>
-            <w:pPr>
-              <w:pStyle w:val="Compact"/>
-              <w:keepNext/>
-            </w:pPr>
-          </w:p>
-        </w:tc>
-        <w:tc>
-          <w:tcPr/>
-          <w:p>
-            <w:pPr>
-              <w:pStyle w:val="Compact"/>
-              <w:keepNext/>
-            </w:pPr>
-          </w:p>
-        </w:tc>
-      </w:tr>
-    </w:tbl>
-    <w:p>
-      <w:pPr>
-        <w:pStyle w:val="Fontedatabela"/>
-      </w:pPr>
-      <w:r>
-        <w:t xml:space="preserve">Fonte: dados fictícios do curso (2026).</w:t>
-      </w:r>
-    </w:p>
-    <w:p>
-      <w:pPr>
-        <w:pStyle w:val="Fontedatabela"/>
-      </w:pPr>
-      <w:r>
-        <w:t xml:space="preserve">Nota: CV = 52,03 %. ** significativo a 1 % de probabilidade pelo teste F. Teste de Bartlett: p = 0,020 (variâncias heterogêneas; pressuposto violado).</w:t>
-      </w:r>
-    </w:p>
-    <w:p>
-      <w:pPr>
-        <w:pStyle w:val="TableCaption"/>
-      </w:pPr>
-      <w:r>
-        <w:t xml:space="preserve">Tabela 12 – Análise de variância do número de insetos-praga por armadilha, com os dados transformados em √(x + 0,5), em função do manejo</w:t>
-      </w:r>
-    </w:p>
-    <w:tbl>
-      <w:tblPr>
-        <w:tblStyle w:val="Table"/>
-        <w:tblW w:type="pct" w:w="5000"/>
-        <w:tblBorders>
-          <w:top w:val="single" w:sz="8" w:space="0" w:color="000000"/>
-          <w:left w:val="nil"/>
-          <w:bottom w:val="single" w:sz="8" w:space="0" w:color="000000"/>
-          <w:right w:val="nil"/>
-          <w:insideH w:val="nil"/>
-          <w:insideV w:val="nil"/>
-        </w:tblBorders>
-        <w:tblLayout w:type="fixed"/>
-        <w:tblLook w:firstRow="1" w:lastRow="0" w:firstColumn="0" w:lastColumn="0" w:noHBand="0" w:noVBand="0" w:val="0020"/>
-        <w:tblCaption w:val="Tabela 12 – Análise de variância do número de insetos-praga por armadilha, com os dados transformados em √(x + 0,5), em função do manejo"/>
-      </w:tblPr>
-      <w:tblGrid>
-        <w:gridCol w:w="1604"/>
-        <w:gridCol w:w="1403"/>
-        <w:gridCol w:w="1403"/>
-        <w:gridCol w:w="1403"/>
-        <w:gridCol w:w="2105"/>
-      </w:tblGrid>
-      <w:tr>
-        <w:trPr>
-          <w:cantSplit/>
-          <w:tblHeader w:val="on"/>
-        </w:trPr>
-        <w:tc>
-          <w:tcPr>
-            <w:tcBorders>
-              <w:bottom w:val="single" w:sz="6" w:space="0" w:color="000000"/>
-            </w:tcBorders>
-            <w:shd w:val="clear" w:color="auto" w:fill="auto"/>
-          </w:tcPr>
-          <w:p>
-            <w:pPr>
-              <w:pStyle w:val="Compact"/>
-              <w:keepNext/>
-            </w:pPr>
-            <w:r>
-              <w:t xml:space="preserve">FV</w:t>
-            </w:r>
-          </w:p>
-        </w:tc>
-        <w:tc>
-          <w:tcPr>
-            <w:tcBorders>
-              <w:bottom w:val="single" w:sz="6" w:space="0" w:color="000000"/>
-            </w:tcBorders>
-            <w:shd w:val="clear" w:color="auto" w:fill="auto"/>
-          </w:tcPr>
-          <w:p>
-            <w:pPr>
-              <w:pStyle w:val="Compact"/>
-              <w:keepNext/>
-              <w:jc w:val="right"/>
-            </w:pPr>
-            <w:r>
-              <w:t xml:space="preserve">GL</w:t>
-            </w:r>
-          </w:p>
-        </w:tc>
-        <w:tc>
-          <w:tcPr>
-            <w:tcBorders>
-              <w:bottom w:val="single" w:sz="6" w:space="0" w:color="000000"/>
-            </w:tcBorders>
-            <w:shd w:val="clear" w:color="auto" w:fill="auto"/>
-          </w:tcPr>
-          <w:p>
-            <w:pPr>
-              <w:pStyle w:val="Compact"/>
-              <w:keepNext/>
-              <w:jc w:val="right"/>
-            </w:pPr>
-            <w:r>
-              <w:t xml:space="preserve">SQ</w:t>
-            </w:r>
-          </w:p>
-        </w:tc>
-        <w:tc>
-          <w:tcPr>
-            <w:tcBorders>
-              <w:bottom w:val="single" w:sz="6" w:space="0" w:color="000000"/>
-            </w:tcBorders>
-            <w:shd w:val="clear" w:color="auto" w:fill="auto"/>
-          </w:tcPr>
-          <w:p>
-            <w:pPr>
-              <w:pStyle w:val="Compact"/>
-              <w:keepNext/>
-              <w:jc w:val="right"/>
-            </w:pPr>
-            <w:r>
-              <w:t xml:space="preserve">QM</w:t>
-            </w:r>
-          </w:p>
-        </w:tc>
-        <w:tc>
-          <w:tcPr>
-            <w:tcBorders>
-              <w:bottom w:val="single" w:sz="6" w:space="0" w:color="000000"/>
-            </w:tcBorders>
-            <w:shd w:val="clear" w:color="auto" w:fill="auto"/>
-          </w:tcPr>
-          <w:p>
-            <w:pPr>
-              <w:pStyle w:val="Compact"/>
-              <w:keepNext/>
-              <w:jc w:val="right"/>
-            </w:pPr>
-            <w:r>
-              <w:t xml:space="preserve">F</w:t>
-            </w:r>
-          </w:p>
-        </w:tc>
-      </w:tr>
-      <w:tr>
-        <w:trPr>
-          <w:cantSplit/>
-        </w:trPr>
-        <w:tc>
-          <w:tcPr/>
-          <w:p>
-            <w:pPr>
-              <w:pStyle w:val="Compact"/>
-              <w:keepNext/>
-            </w:pPr>
-            <w:r>
-              <w:t xml:space="preserve">Manejo</w:t>
-            </w:r>
-          </w:p>
-        </w:tc>
-        <w:tc>
-          <w:tcPr/>
-          <w:p>
-            <w:pPr>
-              <w:pStyle w:val="Compact"/>
-              <w:keepNext/>
-              <w:jc w:val="right"/>
-            </w:pPr>
-            <w:r>
-              <w:t xml:space="preserve">3</w:t>
-            </w:r>
-          </w:p>
-        </w:tc>
-        <w:tc>
-          <w:tcPr/>
-          <w:p>
-            <w:pPr>
-              <w:pStyle w:val="Compact"/>
-              <w:keepNext/>
-              <w:jc w:val="right"/>
-            </w:pPr>
-            <w:r>
-              <w:t xml:space="preserve">27,52</w:t>
-            </w:r>
-          </w:p>
-        </w:tc>
-        <w:tc>
-          <w:tcPr/>
-          <w:p>
-            <w:pPr>
-              <w:pStyle w:val="Compact"/>
-              <w:keepNext/>
-              <w:jc w:val="right"/>
-            </w:pPr>
-            <w:r>
-              <w:t xml:space="preserve">9,17</w:t>
-            </w:r>
-          </w:p>
-        </w:tc>
-        <w:tc>
-          <w:tcPr/>
-          <w:p>
-            <w:pPr>
-              <w:pStyle w:val="Compact"/>
-              <w:keepNext/>
-              <w:jc w:val="right"/>
-            </w:pPr>
-            <w:r>
-              <w:t xml:space="preserve">13,66**</w:t>
-            </w:r>
-          </w:p>
-        </w:tc>
-      </w:tr>
-      <w:tr>
-        <w:trPr>
-          <w:cantSplit/>
-        </w:trPr>
-        <w:tc>
-          <w:tcPr/>
-          <w:p>
-            <w:pPr>
-              <w:pStyle w:val="Compact"/>
-              <w:keepNext/>
-            </w:pPr>
-            <w:r>
-              <w:t xml:space="preserve">Resíduo</w:t>
-            </w:r>
-          </w:p>
-        </w:tc>
-        <w:tc>
-          <w:tcPr/>
-          <w:p>
-            <w:pPr>
-              <w:pStyle w:val="Compact"/>
-              <w:keepNext/>
-              <w:jc w:val="right"/>
-            </w:pPr>
-            <w:r>
-              <w:t xml:space="preserve">20</w:t>
-            </w:r>
-          </w:p>
-        </w:tc>
-        <w:tc>
-          <w:tcPr/>
-          <w:p>
-            <w:pPr>
-              <w:pStyle w:val="Compact"/>
-              <w:keepNext/>
-              <w:jc w:val="right"/>
-            </w:pPr>
-            <w:r>
-              <w:t xml:space="preserve">13,43</w:t>
-            </w:r>
-          </w:p>
-        </w:tc>
-        <w:tc>
-          <w:tcPr/>
-          <w:p>
-            <w:pPr>
-              <w:pStyle w:val="Compact"/>
-              <w:keepNext/>
-              <w:jc w:val="right"/>
-            </w:pPr>
-            <w:r>
-              <w:t xml:space="preserve">0,67</w:t>
-            </w:r>
-          </w:p>
-        </w:tc>
-        <w:tc>
-          <w:tcPr/>
-          <w:p>
-            <w:pPr>
-              <w:pStyle w:val="Compact"/>
-              <w:keepNext/>
-            </w:pPr>
-          </w:p>
-        </w:tc>
-      </w:tr>
-      <w:tr>
-        <w:trPr>
-          <w:cantSplit/>
-        </w:trPr>
-        <w:tc>
-          <w:tcPr/>
-          <w:p>
-            <w:pPr>
-              <w:pStyle w:val="Compact"/>
-              <w:keepNext/>
-            </w:pPr>
-            <w:r>
-              <w:t xml:space="preserve">Total</w:t>
-            </w:r>
-          </w:p>
-        </w:tc>
-        <w:tc>
-          <w:tcPr/>
-          <w:p>
-            <w:pPr>
-              <w:pStyle w:val="Compact"/>
-              <w:keepNext/>
-              <w:jc w:val="right"/>
-            </w:pPr>
-            <w:r>
-              <w:t xml:space="preserve">23</w:t>
-            </w:r>
-          </w:p>
-        </w:tc>
-        <w:tc>
-          <w:tcPr/>
-          <w:p>
-            <w:pPr>
-              <w:pStyle w:val="Compact"/>
-              <w:keepNext/>
-              <w:jc w:val="right"/>
-            </w:pPr>
-            <w:r>
-              <w:t xml:space="preserve">40,95</w:t>
-            </w:r>
-          </w:p>
-        </w:tc>
-        <w:tc>
-          <w:tcPr/>
-          <w:p>
-            <w:pPr>
-              <w:pStyle w:val="Compact"/>
-              <w:keepNext/>
-            </w:pPr>
-          </w:p>
-        </w:tc>
-        <w:tc>
-          <w:tcPr/>
-          <w:p>
-            <w:pPr>
-              <w:pStyle w:val="Compact"/>
-              <w:keepNext/>
-            </w:pPr>
-          </w:p>
-        </w:tc>
-      </w:tr>
-    </w:tbl>
-    <w:p>
-      <w:pPr>
-        <w:pStyle w:val="Fontedatabela"/>
-      </w:pPr>
-      <w:r>
-        <w:t xml:space="preserve">Fonte: dados fictícios do curso (2026).</w:t>
-      </w:r>
-    </w:p>
-    <w:p>
-      <w:pPr>
-        <w:pStyle w:val="Fontedatabela"/>
-      </w:pPr>
-      <w:r>
-        <w:t xml:space="preserve">Nota: CV = 25,14 %. ** significativo a 1 % de probabilidade pelo teste F. Teste de Bartlett: p = 0,497 (variâncias homogêneas).</w:t>
-      </w:r>
-    </w:p>
-    <w:p>
-      <w:pPr>
-        <w:pStyle w:val="TableCaption"/>
-      </w:pPr>
-      <w:r>
-        <w:t xml:space="preserve">Tabela 13 – Número médio de insetos-praga por armadilha, em função do manejo</w:t>
-      </w:r>
-    </w:p>
-    <w:tbl>
-      <w:tblPr>
-        <w:tblStyle w:val="Table"/>
-        <w:tblW w:type="pct" w:w="5000"/>
-        <w:tblBorders>
-          <w:top w:val="single" w:sz="8" w:space="0" w:color="000000"/>
-          <w:left w:val="nil"/>
-          <w:bottom w:val="single" w:sz="8" w:space="0" w:color="000000"/>
-          <w:right w:val="nil"/>
-          <w:insideH w:val="nil"/>
-          <w:insideV w:val="nil"/>
-        </w:tblBorders>
-        <w:tblLayout w:type="fixed"/>
-        <w:tblLook w:firstRow="1" w:lastRow="0" w:firstColumn="0" w:lastColumn="0" w:noHBand="0" w:noVBand="0" w:val="0020"/>
-        <w:tblCaption w:val="Tabela 13 – Número médio de insetos-praga por armadilha, em função do manejo"/>
-      </w:tblPr>
-      <w:tblGrid>
-        <w:gridCol w:w="2741"/>
-        <w:gridCol w:w="5178"/>
-      </w:tblGrid>
-      <w:tr>
-        <w:trPr>
-          <w:cantSplit/>
-          <w:tblHeader w:val="on"/>
-        </w:trPr>
-        <w:tc>
-          <w:tcPr>
-            <w:tcBorders>
-              <w:bottom w:val="single" w:sz="6" w:space="0" w:color="000000"/>
-            </w:tcBorders>
-            <w:shd w:val="clear" w:color="auto" w:fill="auto"/>
-          </w:tcPr>
-          <w:p>
-            <w:pPr>
-              <w:pStyle w:val="Compact"/>
-              <w:keepNext/>
-            </w:pPr>
-            <w:r>
-              <w:t xml:space="preserve">Manejo</w:t>
-            </w:r>
-          </w:p>
-        </w:tc>
-        <w:tc>
-          <w:tcPr>
-            <w:tcBorders>
-              <w:bottom w:val="single" w:sz="6" w:space="0" w:color="000000"/>
-            </w:tcBorders>
-            <w:shd w:val="clear" w:color="auto" w:fill="auto"/>
-          </w:tcPr>
-          <w:p>
-            <w:pPr>
-              <w:pStyle w:val="Compact"/>
-              <w:keepNext/>
-              <w:jc w:val="right"/>
-            </w:pPr>
-            <w:r>
-              <w:t xml:space="preserve">Insetos-praga por armadilha</w:t>
-            </w:r>
-          </w:p>
-        </w:tc>
-      </w:tr>
-      <w:tr>
-        <w:trPr>
-          <w:cantSplit/>
-        </w:trPr>
-        <w:tc>
-          <w:tcPr/>
-          <w:p>
-            <w:pPr>
-              <w:pStyle w:val="Compact"/>
-              <w:keepNext/>
-            </w:pPr>
-            <w:r>
-              <w:t xml:space="preserve">Convencional</w:t>
-            </w:r>
-          </w:p>
-        </w:tc>
-        <w:tc>
-          <w:tcPr/>
-          <w:p>
-            <w:pPr>
-              <w:pStyle w:val="Compact"/>
-              <w:keepNext/>
-              <w:jc w:val="right"/>
-            </w:pPr>
-            <w:r>
-              <w:t xml:space="preserve">21,17 a</w:t>
-            </w:r>
-          </w:p>
-        </w:tc>
-      </w:tr>
-      <w:tr>
-        <w:trPr>
-          <w:cantSplit/>
-        </w:trPr>
-        <w:tc>
-          <w:tcPr/>
-          <w:p>
-            <w:pPr>
-              <w:pStyle w:val="Compact"/>
-              <w:keepNext/>
-            </w:pPr>
-            <w:r>
-              <w:t xml:space="preserve">Pousio</w:t>
-            </w:r>
-          </w:p>
-        </w:tc>
-        <w:tc>
-          <w:tcPr/>
-          <w:p>
-            <w:pPr>
-              <w:pStyle w:val="Compact"/>
-              <w:keepNext/>
-              <w:jc w:val="right"/>
-            </w:pPr>
-            <w:r>
-              <w:t xml:space="preserve">13,83 ab</w:t>
-            </w:r>
-          </w:p>
-        </w:tc>
-      </w:tr>
-      <w:tr>
-        <w:trPr>
-          <w:cantSplit/>
-        </w:trPr>
-        <w:tc>
-          <w:tcPr/>
-          <w:p>
-            <w:pPr>
-              <w:pStyle w:val="Compact"/>
-              <w:keepNext/>
-            </w:pPr>
-            <w:r>
-              <w:t xml:space="preserve">SAF simples</w:t>
-            </w:r>
-          </w:p>
-        </w:tc>
-        <w:tc>
-          <w:tcPr/>
-          <w:p>
-            <w:pPr>
-              <w:pStyle w:val="Compact"/>
-              <w:keepNext/>
-              <w:jc w:val="right"/>
-            </w:pPr>
-            <w:r>
-              <w:t xml:space="preserve">9,83 b</w:t>
-            </w:r>
-          </w:p>
-        </w:tc>
-      </w:tr>
-      <w:tr>
-        <w:trPr>
-          <w:cantSplit/>
-        </w:trPr>
-        <w:tc>
-          <w:tcPr/>
-          <w:p>
-            <w:pPr>
-              <w:pStyle w:val="Compact"/>
-              <w:keepNext/>
-            </w:pPr>
-            <w:r>
-              <w:t xml:space="preserve">SAF biodiverso</w:t>
-            </w:r>
-          </w:p>
-        </w:tc>
-        <w:tc>
-          <w:tcPr/>
-          <w:p>
-            <w:pPr>
-              <w:pStyle w:val="Compact"/>
-              <w:keepNext/>
-              <w:jc w:val="right"/>
-            </w:pPr>
-            <w:r>
-              <w:t xml:space="preserve">2,50 c</w:t>
-            </w:r>
-          </w:p>
-        </w:tc>
-      </w:tr>
-    </w:tbl>
-    <w:p>
-      <w:pPr>
-        <w:pStyle w:val="Fontedatabela"/>
-      </w:pPr>
-      <w:r>
-        <w:t xml:space="preserve">Fonte: dados fictícios do curso (2026).</w:t>
-      </w:r>
-    </w:p>
-    <w:p>
-      <w:pPr>
-        <w:pStyle w:val="Fontedatabela"/>
-      </w:pPr>
-      <w:r>
-        <w:t xml:space="preserve">Nota: Médias originais (sem transformação). A análise foi feita com os dados transformados em √(x + 0,5); médias seguidas pela mesma letra na coluna não diferem entre si pelo teste de Tukey a 5 % de probabilidade, aplicado aos dados transformados.</w:t>
-      </w:r>
-    </w:p>
-    <w:p>
-      <w:pPr>
-        <w:pStyle w:val="BodyText"/>
-      </w:pPr>
-      <w:r>
-        <w:t xml:space="preserve">Na Figura 6, os dados originais de cada armadilha mostram a variância crescendo junto com a média.</w:t>
-      </w:r>
-    </w:p>
-    <w:p>
-      <w:pPr>
-        <w:pStyle w:val="TableCaption"/>
-      </w:pPr>
-      <w:r>
-        <w:t xml:space="preserve">Figura 6 – Número de insetos-praga por armadilha (dados originais), em função do manejo</w:t>
-      </w:r>
-    </w:p>
-    <w:p>
-      <w:pPr>
-        <w:pStyle w:val="Figure"/>
-      </w:pPr>
-      <w:r>
-        <w:drawing>
-          <wp:inline>
-            <wp:extent cx="5334000" cy="2998786"/>
-            <wp:effectExtent b="0" l="0" r="0" t="0"/>
-            <wp:docPr descr="Boxplots do número de insetos-praga por manejo, com os pontos de cada armadilha" title="" id="95" name="Picture"/>
-            <a:graphic>
-              <a:graphicData uri="http://schemas.openxmlformats.org/drawingml/2006/picture">
-                <pic:pic>
-                  <pic:nvPicPr>
-                    <pic:cNvPr descr="figuras/fig_pragas.png" id="96" name="Picture"/>
+                    <pic:cNvPr descr="figuras/fig_doses.png" id="96" name="Picture"/>
                     <pic:cNvPicPr>
                       <a:picLocks noChangeArrowheads="1" noChangeAspect="1"/>
                     </pic:cNvPicPr>
@@ -22319,6 +21011,1704 @@
     </w:p>
     <w:p>
       <w:pPr>
+        <w:pStyle w:val="BlockText"/>
+      </w:pPr>
+      <w:r>
+        <w:rPr>
+          <w:b/>
+          <w:bCs/>
+        </w:rPr>
+        <w:t xml:space="preserve">O que conferir no gráfico que a IA gerar:</w:t>
+      </w:r>
+      <w:r>
+        <w:t xml:space="preserve"> </w:t>
+      </w:r>
+      <w:r>
+        <w:t xml:space="preserve">os mesmos elementos da Figura 6: os 5 pontos das médias da Tabela 10 e a curva ajustada</w:t>
+      </w:r>
+      <w:r>
+        <w:t xml:space="preserve"> </w:t>
+      </w:r>
+      <w:r>
+        <w:rPr>
+          <w:b/>
+          <w:bCs/>
+        </w:rPr>
+        <w:t xml:space="preserve">ŷ = 41,16 + 0,2192x − 0,000639x²</w:t>
+      </w:r>
+      <w:r>
+        <w:t xml:space="preserve"> </w:t>
+      </w:r>
+      <w:r>
+        <w:t xml:space="preserve">(R² = 0,99), que sobe até a</w:t>
+      </w:r>
+      <w:r>
+        <w:t xml:space="preserve"> </w:t>
+      </w:r>
+      <w:r>
+        <w:rPr>
+          <w:b/>
+          <w:bCs/>
+        </w:rPr>
+        <w:t xml:space="preserve">DMET = 171,4 kg ha⁻¹</w:t>
+      </w:r>
+      <w:r>
+        <w:t xml:space="preserve"> </w:t>
+      </w:r>
+      <w:r>
+        <w:t xml:space="preserve">de N, onde o volume máximo estimado é</w:t>
+      </w:r>
+      <w:r>
+        <w:t xml:space="preserve"> </w:t>
+      </w:r>
+      <w:r>
+        <w:rPr>
+          <w:b/>
+          <w:bCs/>
+        </w:rPr>
+        <w:t xml:space="preserve">ŷmax ≈ 59,95 m³ ha⁻¹</w:t>
+      </w:r>
+      <w:r>
+        <w:t xml:space="preserve">, e cai levemente depois. Eixo x:</w:t>
+      </w:r>
+      <w:r>
+        <w:t xml:space="preserve"> </w:t>
+      </w:r>
+      <w:r>
+        <w:t xml:space="preserve">“Dose de N (kg ha⁻¹)”</w:t>
+      </w:r>
+      <w:r>
+        <w:t xml:space="preserve">; eixo y:</w:t>
+      </w:r>
+      <w:r>
+        <w:t xml:space="preserve"> </w:t>
+      </w:r>
+      <w:r>
+        <w:t xml:space="preserve">“Volume (m³ ha⁻¹)”</w:t>
+      </w:r>
+      <w:r>
+        <w:t xml:space="preserve">; equação e R² escritos dentro da área do gráfico. No padrão ABNT, o título vai</w:t>
+      </w:r>
+      <w:r>
+        <w:t xml:space="preserve"> </w:t>
+      </w:r>
+      <w:r>
+        <w:rPr>
+          <w:b/>
+          <w:bCs/>
+        </w:rPr>
+        <w:t xml:space="preserve">acima</w:t>
+      </w:r>
+      <w:r>
+        <w:t xml:space="preserve"> </w:t>
+      </w:r>
+      <w:r>
+        <w:t xml:space="preserve">da figura e</w:t>
+      </w:r>
+      <w:r>
+        <w:t xml:space="preserve"> </w:t>
+      </w:r>
+      <w:r>
+        <w:rPr>
+          <w:b/>
+          <w:bCs/>
+        </w:rPr>
+        <w:t xml:space="preserve">fora</w:t>
+      </w:r>
+      <w:r>
+        <w:t xml:space="preserve"> </w:t>
+      </w:r>
+      <w:r>
+        <w:t xml:space="preserve">da imagem, e a fonte vai abaixo.</w:t>
+      </w:r>
+    </w:p>
+    <w:p>
+      <w:pPr>
+        <w:pStyle w:val="Compact"/>
+        <w:numPr>
+          <w:ilvl w:val="0"/>
+          <w:numId w:val="1034"/>
+        </w:numPr>
+      </w:pPr>
+      <w:r>
+        <w:t xml:space="preserve">p-valor do F das doses = 3,1 × 10⁻⁷. Shapiro-Wilk p = 0,569 e Bartlett p = 0,563: pressupostos atendidos.</w:t>
+      </w:r>
+    </w:p>
+    <w:p>
+      <w:pPr>
+        <w:pStyle w:val="Compact"/>
+        <w:numPr>
+          <w:ilvl w:val="0"/>
+          <w:numId w:val="1034"/>
+        </w:numPr>
+      </w:pPr>
+      <w:r>
+        <w:t xml:space="preserve">O modelo linear sozinho é significativo, mas deixa um</w:t>
+      </w:r>
+      <w:r>
+        <w:t xml:space="preserve"> </w:t>
+      </w:r>
+      <w:r>
+        <w:rPr>
+          <w:b/>
+          <w:bCs/>
+        </w:rPr>
+        <w:t xml:space="preserve">desvio da regressão significativo</w:t>
+      </w:r>
+      <w:r>
+        <w:t xml:space="preserve"> </w:t>
+      </w:r>
+      <w:r>
+        <w:t xml:space="preserve">(p = 0,0045): a reta não basta.</w:t>
+      </w:r>
+    </w:p>
+    <w:p>
+      <w:pPr>
+        <w:pStyle w:val="Compact"/>
+        <w:numPr>
+          <w:ilvl w:val="0"/>
+          <w:numId w:val="1034"/>
+        </w:numPr>
+      </w:pPr>
+      <w:r>
+        <w:t xml:space="preserve">No quadrático, o termo quadrático é significativo e os desvios</w:t>
+      </w:r>
+      <w:r>
+        <w:t xml:space="preserve"> </w:t>
+      </w:r>
+      <w:r>
+        <w:rPr>
+          <w:b/>
+          <w:bCs/>
+        </w:rPr>
+        <w:t xml:space="preserve">não</w:t>
+      </w:r>
+      <w:r>
+        <w:t xml:space="preserve"> </w:t>
+      </w:r>
+      <w:r>
+        <w:t xml:space="preserve">são (Tabela 9):</w:t>
+      </w:r>
+      <w:r>
+        <w:t xml:space="preserve"> </w:t>
+      </w:r>
+      <w:r>
+        <w:rPr>
+          <w:b/>
+          <w:bCs/>
+        </w:rPr>
+        <w:t xml:space="preserve">o quadrático é o modelo adequado</w:t>
+      </w:r>
+      <w:r>
+        <w:t xml:space="preserve">. O cúbico não acrescenta nada (p = 0,49).</w:t>
+      </w:r>
+    </w:p>
+    <w:p>
+      <w:pPr>
+        <w:pStyle w:val="Compact"/>
+        <w:numPr>
+          <w:ilvl w:val="0"/>
+          <w:numId w:val="1034"/>
+        </w:numPr>
+      </w:pPr>
+      <w:r>
+        <w:t xml:space="preserve">Equação:</w:t>
+      </w:r>
+      <w:r>
+        <w:t xml:space="preserve"> </w:t>
+      </w:r>
+      <w:r>
+        <w:rPr>
+          <w:b/>
+          <w:bCs/>
+        </w:rPr>
+        <w:t xml:space="preserve">ŷ = 41,16 + 0,2192x − 0,000639x²</w:t>
+      </w:r>
+      <w:r>
+        <w:t xml:space="preserve"> </w:t>
+      </w:r>
+      <w:r>
+        <w:t xml:space="preserve">(R² = 0,99);</w:t>
+      </w:r>
+      <w:r>
+        <w:t xml:space="preserve"> </w:t>
+      </w:r>
+      <w:r>
+        <w:rPr>
+          <w:b/>
+          <w:bCs/>
+        </w:rPr>
+        <w:t xml:space="preserve">DMET</w:t>
+      </w:r>
+      <w:r>
+        <w:t xml:space="preserve"> </w:t>
+      </w:r>
+      <w:r>
+        <w:t xml:space="preserve">(dose de máxima eficiência técnica)</w:t>
+      </w:r>
+      <w:r>
+        <w:t xml:space="preserve"> </w:t>
+      </w:r>
+      <w:r>
+        <w:rPr>
+          <w:b/>
+          <w:bCs/>
+        </w:rPr>
+        <w:t xml:space="preserve">= 171,4 kg ha⁻¹</w:t>
+      </w:r>
+      <w:r>
+        <w:t xml:space="preserve"> </w:t>
+      </w:r>
+      <w:r>
+        <w:t xml:space="preserve">de N; volume máximo estimado</w:t>
+      </w:r>
+      <w:r>
+        <w:t xml:space="preserve"> </w:t>
+      </w:r>
+      <w:r>
+        <w:rPr>
+          <w:b/>
+          <w:bCs/>
+        </w:rPr>
+        <w:t xml:space="preserve">ŷmax ≈ 59,95 m³ ha⁻¹</w:t>
+      </w:r>
+      <w:r>
+        <w:t xml:space="preserve">.</w:t>
+      </w:r>
+    </w:p>
+    <w:p>
+      <w:pPr>
+        <w:pStyle w:val="FirstParagraph"/>
+      </w:pPr>
+      <w:r>
+        <w:rPr>
+          <w:b/>
+          <w:bCs/>
+        </w:rPr>
+        <w:t xml:space="preserve">Sobre o R²:</w:t>
+      </w:r>
+      <w:r>
+        <w:t xml:space="preserve"> </w:t>
+      </w:r>
+      <w:r>
+        <w:t xml:space="preserve">o</w:t>
+      </w:r>
+      <w:r>
+        <w:t xml:space="preserve"> </w:t>
+      </w:r>
+      <w:r>
+        <w:rPr>
+          <w:rStyle w:val="VerbatimChar"/>
+        </w:rPr>
+        <w:t xml:space="preserve">ExpDes.pt</w:t>
+      </w:r>
+      <w:r>
+        <w:t xml:space="preserve"> </w:t>
+      </w:r>
+      <w:r>
+        <w:t xml:space="preserve">calcula o R² sobre as</w:t>
+      </w:r>
+      <w:r>
+        <w:t xml:space="preserve"> </w:t>
+      </w:r>
+      <w:r>
+        <w:rPr>
+          <w:b/>
+          <w:bCs/>
+        </w:rPr>
+        <w:t xml:space="preserve">médias</w:t>
+      </w:r>
+      <w:r>
+        <w:t xml:space="preserve"> </w:t>
+      </w:r>
+      <w:r>
+        <w:t xml:space="preserve">dos tratamentos (R² = 0,99 no quadrático; 0,85 no linear). Se a IA ajustar a curva sobre as 20 parcelas individuais, o R² será menor (≈ 0,89), com a mesma equação. Os dois estão certos; só informe no relatório qual foi usado.</w:t>
+      </w:r>
+    </w:p>
+    <w:bookmarkEnd w:id="97"/>
+    <w:bookmarkStart w:id="101" w:name="X04b6682d4815a8e41541de2cdc2c617f2415daf"/>
+    <w:p>
+      <w:pPr>
+        <w:pStyle w:val="Heading2"/>
+      </w:pPr>
+      <w:r>
+        <w:rPr>
+          <w:rStyle w:val="SectionNumber"/>
+        </w:rPr>
+        <w:t xml:space="preserve">6.7</w:t>
+      </w:r>
+      <w:r>
+        <w:tab/>
+      </w:r>
+      <w:r>
+        <w:t xml:space="preserve">Exercício 6: contagem de pragas, quando os pressupostos falham</w:t>
+      </w:r>
+    </w:p>
+    <w:p>
+      <w:pPr>
+        <w:pStyle w:val="FirstParagraph"/>
+      </w:pPr>
+      <w:r>
+        <w:rPr>
+          <w:b/>
+          <w:bCs/>
+        </w:rPr>
+        <w:t xml:space="preserve">Arquivo:</w:t>
+      </w:r>
+      <w:r>
+        <w:t xml:space="preserve"> </w:t>
+      </w:r>
+      <w:r>
+        <w:rPr>
+          <w:rStyle w:val="VerbatimChar"/>
+        </w:rPr>
+        <w:t xml:space="preserve">dic_contagem_pragas.csv</w:t>
+      </w:r>
+      <w:r>
+        <w:t xml:space="preserve"> </w:t>
+      </w:r>
+      <w:r>
+        <w:t xml:space="preserve">(24 linhas)</w:t>
+      </w:r>
+    </w:p>
+    <w:p>
+      <w:pPr>
+        <w:pStyle w:val="BodyText"/>
+      </w:pPr>
+      <w:r>
+        <w:rPr>
+          <w:b/>
+          <w:bCs/>
+        </w:rPr>
+        <w:t xml:space="preserve">Como os dados chegam</w:t>
+      </w:r>
+      <w:r>
+        <w:t xml:space="preserve"> </w:t>
+      </w:r>
+      <w:r>
+        <w:t xml:space="preserve">(3 primeiras linhas do arquivo):</w:t>
+      </w:r>
+    </w:p>
+    <w:tbl>
+      <w:tblPr>
+        <w:tblStyle w:val="Table"/>
+        <w:tblW w:type="pct" w:w="5000"/>
+        <w:tblLayout w:type="fixed"/>
+        <w:tblLook w:firstRow="1" w:lastRow="0" w:firstColumn="0" w:lastColumn="0" w:noHBand="0" w:noVBand="0" w:val="0020"/>
+      </w:tblPr>
+      <w:tblGrid>
+        <w:gridCol w:w="2506"/>
+        <w:gridCol w:w="2305"/>
+        <w:gridCol w:w="3107"/>
+      </w:tblGrid>
+      <w:tr>
+        <w:trPr>
+          <w:cantSplit/>
+          <w:tblHeader w:val="on"/>
+        </w:trPr>
+        <w:tc>
+          <w:tcPr/>
+          <w:p>
+            <w:pPr>
+              <w:pStyle w:val="Compact"/>
+            </w:pPr>
+            <w:r>
+              <w:rPr>
+                <w:rStyle w:val="VerbatimChar"/>
+              </w:rPr>
+              <w:t xml:space="preserve">manejo</w:t>
+            </w:r>
+          </w:p>
+        </w:tc>
+        <w:tc>
+          <w:tcPr/>
+          <w:p>
+            <w:pPr>
+              <w:pStyle w:val="Compact"/>
+              <w:jc w:val="right"/>
+            </w:pPr>
+            <w:r>
+              <w:rPr>
+                <w:rStyle w:val="VerbatimChar"/>
+              </w:rPr>
+              <w:t xml:space="preserve">repeticao</w:t>
+            </w:r>
+          </w:p>
+        </w:tc>
+        <w:tc>
+          <w:tcPr/>
+          <w:p>
+            <w:pPr>
+              <w:pStyle w:val="Compact"/>
+              <w:jc w:val="right"/>
+            </w:pPr>
+            <w:r>
+              <w:rPr>
+                <w:rStyle w:val="VerbatimChar"/>
+              </w:rPr>
+              <w:t xml:space="preserve">insetos_praga</w:t>
+            </w:r>
+          </w:p>
+        </w:tc>
+      </w:tr>
+      <w:tr>
+        <w:trPr>
+          <w:cantSplit/>
+        </w:trPr>
+        <w:tc>
+          <w:tcPr/>
+          <w:p>
+            <w:pPr>
+              <w:pStyle w:val="Compact"/>
+            </w:pPr>
+            <w:r>
+              <w:t xml:space="preserve">convencional</w:t>
+            </w:r>
+          </w:p>
+        </w:tc>
+        <w:tc>
+          <w:tcPr/>
+          <w:p>
+            <w:pPr>
+              <w:pStyle w:val="Compact"/>
+              <w:jc w:val="right"/>
+            </w:pPr>
+            <w:r>
+              <w:t xml:space="preserve">1</w:t>
+            </w:r>
+          </w:p>
+        </w:tc>
+        <w:tc>
+          <w:tcPr/>
+          <w:p>
+            <w:pPr>
+              <w:pStyle w:val="Compact"/>
+              <w:jc w:val="right"/>
+            </w:pPr>
+            <w:r>
+              <w:t xml:space="preserve">9</w:t>
+            </w:r>
+          </w:p>
+        </w:tc>
+      </w:tr>
+      <w:tr>
+        <w:trPr>
+          <w:cantSplit/>
+        </w:trPr>
+        <w:tc>
+          <w:tcPr/>
+          <w:p>
+            <w:pPr>
+              <w:pStyle w:val="Compact"/>
+            </w:pPr>
+            <w:r>
+              <w:t xml:space="preserve">convencional</w:t>
+            </w:r>
+          </w:p>
+        </w:tc>
+        <w:tc>
+          <w:tcPr/>
+          <w:p>
+            <w:pPr>
+              <w:pStyle w:val="Compact"/>
+              <w:jc w:val="right"/>
+            </w:pPr>
+            <w:r>
+              <w:t xml:space="preserve">2</w:t>
+            </w:r>
+          </w:p>
+        </w:tc>
+        <w:tc>
+          <w:tcPr/>
+          <w:p>
+            <w:pPr>
+              <w:pStyle w:val="Compact"/>
+              <w:jc w:val="right"/>
+            </w:pPr>
+            <w:r>
+              <w:t xml:space="preserve">12</w:t>
+            </w:r>
+          </w:p>
+        </w:tc>
+      </w:tr>
+      <w:tr>
+        <w:trPr>
+          <w:cantSplit/>
+        </w:trPr>
+        <w:tc>
+          <w:tcPr/>
+          <w:p>
+            <w:pPr>
+              <w:pStyle w:val="Compact"/>
+            </w:pPr>
+            <w:r>
+              <w:t xml:space="preserve">convencional</w:t>
+            </w:r>
+          </w:p>
+        </w:tc>
+        <w:tc>
+          <w:tcPr/>
+          <w:p>
+            <w:pPr>
+              <w:pStyle w:val="Compact"/>
+              <w:jc w:val="right"/>
+            </w:pPr>
+            <w:r>
+              <w:t xml:space="preserve">3</w:t>
+            </w:r>
+          </w:p>
+        </w:tc>
+        <w:tc>
+          <w:tcPr/>
+          <w:p>
+            <w:pPr>
+              <w:pStyle w:val="Compact"/>
+              <w:jc w:val="right"/>
+            </w:pPr>
+            <w:r>
+              <w:t xml:space="preserve">33</w:t>
+            </w:r>
+          </w:p>
+        </w:tc>
+      </w:tr>
+    </w:tbl>
+    <w:p>
+      <w:pPr>
+        <w:pStyle w:val="BodyText"/>
+      </w:pPr>
+      <w:r>
+        <w:t xml:space="preserve">Dados de</w:t>
+      </w:r>
+      <w:r>
+        <w:t xml:space="preserve"> </w:t>
+      </w:r>
+      <w:r>
+        <w:rPr>
+          <w:b/>
+          <w:bCs/>
+        </w:rPr>
+        <w:t xml:space="preserve">contagem</w:t>
+      </w:r>
+      <w:r>
+        <w:t xml:space="preserve"> </w:t>
+      </w:r>
+      <w:r>
+        <w:t xml:space="preserve">(número de insetos) costumam ter variância que cresce com a média, o que viola a homogeneidade exigida pela ANOVA.</w:t>
+      </w:r>
+    </w:p>
+    <w:p>
+      <w:pPr>
+        <w:pStyle w:val="SourceCode"/>
+      </w:pPr>
+      <w:r>
+        <w:rPr>
+          <w:rStyle w:val="VerbatimChar"/>
+        </w:rPr>
+        <w:t xml:space="preserve">Atue como estatístico experimental em ciências agrárias.</w:t>
+      </w:r>
+      <w:r>
+        <w:br/>
+      </w:r>
+      <w:r>
+        <w:rPr>
+          <w:rStyle w:val="VerbatimChar"/>
+        </w:rPr>
+        <w:t xml:space="preserve">Contexto: experimento em DIC com 4 manejos (convencional, pousio,</w:t>
+      </w:r>
+      <w:r>
+        <w:br/>
+      </w:r>
+      <w:r>
+        <w:rPr>
+          <w:rStyle w:val="VerbatimChar"/>
+        </w:rPr>
+        <w:t xml:space="preserve">saf_simples, saf_biodiverso) e 6 repetições. Resposta: número de</w:t>
+      </w:r>
+      <w:r>
+        <w:br/>
+      </w:r>
+      <w:r>
+        <w:rPr>
+          <w:rStyle w:val="VerbatimChar"/>
+        </w:rPr>
+        <w:t xml:space="preserve">insetos-praga por armadilha (contagem).</w:t>
+      </w:r>
+      <w:r>
+        <w:br/>
+      </w:r>
+      <w:r>
+        <w:rPr>
+          <w:rStyle w:val="VerbatimChar"/>
+        </w:rPr>
+        <w:t xml:space="preserve">Dados: arquivo anexo dic_contagem_pragas.csv, colunas manejo,</w:t>
+      </w:r>
+      <w:r>
+        <w:br/>
+      </w:r>
+      <w:r>
+        <w:rPr>
+          <w:rStyle w:val="VerbatimChar"/>
+        </w:rPr>
+        <w:t xml:space="preserve">repeticao, insetos_praga.</w:t>
+      </w:r>
+      <w:r>
+        <w:br/>
+      </w:r>
+      <w:r>
+        <w:rPr>
+          <w:rStyle w:val="VerbatimChar"/>
+        </w:rPr>
+        <w:t xml:space="preserve">Tarefa: execute código em Python para:</w:t>
+      </w:r>
+      <w:r>
+        <w:br/>
+      </w:r>
+      <w:r>
+        <w:rPr>
+          <w:rStyle w:val="VerbatimChar"/>
+        </w:rPr>
+        <w:t xml:space="preserve">1. calcular média e variância por manejo;</w:t>
+      </w:r>
+      <w:r>
+        <w:br/>
+      </w:r>
+      <w:r>
+        <w:rPr>
+          <w:rStyle w:val="VerbatimChar"/>
+        </w:rPr>
+        <w:t xml:space="preserve">2. fazer a ANOVA e testar Shapiro-Wilk (resíduos) e Bartlett;</w:t>
+      </w:r>
+      <w:r>
+        <w:br/>
+      </w:r>
+      <w:r>
+        <w:rPr>
+          <w:rStyle w:val="VerbatimChar"/>
+        </w:rPr>
+        <w:t xml:space="preserve">3. se algum pressuposto falhar, refazer a análise com a transformação</w:t>
+      </w:r>
+      <w:r>
+        <w:br/>
+      </w:r>
+      <w:r>
+        <w:rPr>
+          <w:rStyle w:val="VerbatimChar"/>
+        </w:rPr>
+        <w:t xml:space="preserve">   raiz quadrada de (x + 0,5), testando os pressupostos de novo;</w:t>
+      </w:r>
+      <w:r>
+        <w:br/>
+      </w:r>
+      <w:r>
+        <w:rPr>
+          <w:rStyle w:val="VerbatimChar"/>
+        </w:rPr>
+        <w:t xml:space="preserve">4. fazer também o teste não paramétrico de Kruskal-Wallis;</w:t>
+      </w:r>
+      <w:r>
+        <w:br/>
+      </w:r>
+      <w:r>
+        <w:rPr>
+          <w:rStyle w:val="VerbatimChar"/>
+        </w:rPr>
+        <w:t xml:space="preserve">5. aplicar Tukey 5% na análise que for válida.</w:t>
+      </w:r>
+      <w:r>
+        <w:br/>
+      </w:r>
+      <w:r>
+        <w:rPr>
+          <w:rStyle w:val="VerbatimChar"/>
+        </w:rPr>
+        <w:t xml:space="preserve">Formato: tabelas, CV% de cada análise, e um parágrafo explicando qual</w:t>
+      </w:r>
+      <w:r>
+        <w:br/>
+      </w:r>
+      <w:r>
+        <w:rPr>
+          <w:rStyle w:val="VerbatimChar"/>
+        </w:rPr>
+        <w:t xml:space="preserve">análise deve ir para o relatório e por quê. Não invente valores;</w:t>
+      </w:r>
+      <w:r>
+        <w:br/>
+      </w:r>
+      <w:r>
+        <w:rPr>
+          <w:rStyle w:val="VerbatimChar"/>
+        </w:rPr>
+        <w:t xml:space="preserve">mostre o código.</w:t>
+      </w:r>
+    </w:p>
+    <w:p>
+      <w:pPr>
+        <w:pStyle w:val="FirstParagraph"/>
+      </w:pPr>
+      <w:r>
+        <w:rPr>
+          <w:b/>
+          <w:bCs/>
+        </w:rPr>
+        <w:t xml:space="preserve">O que esperar:</w:t>
+      </w:r>
+    </w:p>
+    <w:p>
+      <w:pPr>
+        <w:pStyle w:val="TableCaption"/>
+      </w:pPr>
+      <w:r>
+        <w:t xml:space="preserve">Tabela 11 – Análise de variância do número de insetos-praga por armadilha (dados originais), em função do manejo</w:t>
+      </w:r>
+    </w:p>
+    <w:tbl>
+      <w:tblPr>
+        <w:tblStyle w:val="Table"/>
+        <w:tblW w:type="pct" w:w="5000"/>
+        <w:tblBorders>
+          <w:top w:val="single" w:sz="8" w:space="0" w:color="000000"/>
+          <w:left w:val="nil"/>
+          <w:bottom w:val="single" w:sz="8" w:space="0" w:color="000000"/>
+          <w:right w:val="nil"/>
+          <w:insideH w:val="nil"/>
+          <w:insideV w:val="nil"/>
+        </w:tblBorders>
+        <w:tblLayout w:type="fixed"/>
+        <w:tblLook w:firstRow="1" w:lastRow="0" w:firstColumn="0" w:lastColumn="0" w:noHBand="0" w:noVBand="0" w:val="0020"/>
+        <w:tblCaption w:val="Tabela 11 – Análise de variância do número de insetos-praga por armadilha (dados originais), em função do manejo"/>
+      </w:tblPr>
+      <w:tblGrid>
+        <w:gridCol w:w="1624"/>
+        <w:gridCol w:w="1421"/>
+        <w:gridCol w:w="1624"/>
+        <w:gridCol w:w="1421"/>
+        <w:gridCol w:w="1827"/>
+      </w:tblGrid>
+      <w:tr>
+        <w:trPr>
+          <w:cantSplit/>
+          <w:tblHeader w:val="on"/>
+        </w:trPr>
+        <w:tc>
+          <w:tcPr>
+            <w:tcBorders>
+              <w:bottom w:val="single" w:sz="6" w:space="0" w:color="000000"/>
+            </w:tcBorders>
+            <w:shd w:val="clear" w:color="auto" w:fill="auto"/>
+          </w:tcPr>
+          <w:p>
+            <w:pPr>
+              <w:pStyle w:val="Compact"/>
+              <w:keepNext/>
+            </w:pPr>
+            <w:r>
+              <w:t xml:space="preserve">FV</w:t>
+            </w:r>
+          </w:p>
+        </w:tc>
+        <w:tc>
+          <w:tcPr>
+            <w:tcBorders>
+              <w:bottom w:val="single" w:sz="6" w:space="0" w:color="000000"/>
+            </w:tcBorders>
+            <w:shd w:val="clear" w:color="auto" w:fill="auto"/>
+          </w:tcPr>
+          <w:p>
+            <w:pPr>
+              <w:pStyle w:val="Compact"/>
+              <w:keepNext/>
+              <w:jc w:val="right"/>
+            </w:pPr>
+            <w:r>
+              <w:t xml:space="preserve">GL</w:t>
+            </w:r>
+          </w:p>
+        </w:tc>
+        <w:tc>
+          <w:tcPr>
+            <w:tcBorders>
+              <w:bottom w:val="single" w:sz="6" w:space="0" w:color="000000"/>
+            </w:tcBorders>
+            <w:shd w:val="clear" w:color="auto" w:fill="auto"/>
+          </w:tcPr>
+          <w:p>
+            <w:pPr>
+              <w:pStyle w:val="Compact"/>
+              <w:keepNext/>
+              <w:jc w:val="right"/>
+            </w:pPr>
+            <w:r>
+              <w:t xml:space="preserve">SQ</w:t>
+            </w:r>
+          </w:p>
+        </w:tc>
+        <w:tc>
+          <w:tcPr>
+            <w:tcBorders>
+              <w:bottom w:val="single" w:sz="6" w:space="0" w:color="000000"/>
+            </w:tcBorders>
+            <w:shd w:val="clear" w:color="auto" w:fill="auto"/>
+          </w:tcPr>
+          <w:p>
+            <w:pPr>
+              <w:pStyle w:val="Compact"/>
+              <w:keepNext/>
+              <w:jc w:val="right"/>
+            </w:pPr>
+            <w:r>
+              <w:t xml:space="preserve">QM</w:t>
+            </w:r>
+          </w:p>
+        </w:tc>
+        <w:tc>
+          <w:tcPr>
+            <w:tcBorders>
+              <w:bottom w:val="single" w:sz="6" w:space="0" w:color="000000"/>
+            </w:tcBorders>
+            <w:shd w:val="clear" w:color="auto" w:fill="auto"/>
+          </w:tcPr>
+          <w:p>
+            <w:pPr>
+              <w:pStyle w:val="Compact"/>
+              <w:keepNext/>
+              <w:jc w:val="right"/>
+            </w:pPr>
+            <w:r>
+              <w:t xml:space="preserve">F</w:t>
+            </w:r>
+          </w:p>
+        </w:tc>
+      </w:tr>
+      <w:tr>
+        <w:trPr>
+          <w:cantSplit/>
+        </w:trPr>
+        <w:tc>
+          <w:tcPr/>
+          <w:p>
+            <w:pPr>
+              <w:pStyle w:val="Compact"/>
+              <w:keepNext/>
+            </w:pPr>
+            <w:r>
+              <w:t xml:space="preserve">Manejo</w:t>
+            </w:r>
+          </w:p>
+        </w:tc>
+        <w:tc>
+          <w:tcPr/>
+          <w:p>
+            <w:pPr>
+              <w:pStyle w:val="Compact"/>
+              <w:keepNext/>
+              <w:jc w:val="right"/>
+            </w:pPr>
+            <w:r>
+              <w:t xml:space="preserve">3</w:t>
+            </w:r>
+          </w:p>
+        </w:tc>
+        <w:tc>
+          <w:tcPr/>
+          <w:p>
+            <w:pPr>
+              <w:pStyle w:val="Compact"/>
+              <w:keepNext/>
+              <w:jc w:val="right"/>
+            </w:pPr>
+            <w:r>
+              <w:t xml:space="preserve">1.093,3</w:t>
+            </w:r>
+          </w:p>
+        </w:tc>
+        <w:tc>
+          <w:tcPr/>
+          <w:p>
+            <w:pPr>
+              <w:pStyle w:val="Compact"/>
+              <w:keepNext/>
+              <w:jc w:val="right"/>
+            </w:pPr>
+            <w:r>
+              <w:t xml:space="preserve">364,44</w:t>
+            </w:r>
+          </w:p>
+        </w:tc>
+        <w:tc>
+          <w:tcPr/>
+          <w:p>
+            <w:pPr>
+              <w:pStyle w:val="Compact"/>
+              <w:keepNext/>
+              <w:jc w:val="right"/>
+            </w:pPr>
+            <w:r>
+              <w:t xml:space="preserve">9,62**</w:t>
+            </w:r>
+          </w:p>
+        </w:tc>
+      </w:tr>
+      <w:tr>
+        <w:trPr>
+          <w:cantSplit/>
+        </w:trPr>
+        <w:tc>
+          <w:tcPr/>
+          <w:p>
+            <w:pPr>
+              <w:pStyle w:val="Compact"/>
+              <w:keepNext/>
+            </w:pPr>
+            <w:r>
+              <w:t xml:space="preserve">Resíduo</w:t>
+            </w:r>
+          </w:p>
+        </w:tc>
+        <w:tc>
+          <w:tcPr/>
+          <w:p>
+            <w:pPr>
+              <w:pStyle w:val="Compact"/>
+              <w:keepNext/>
+              <w:jc w:val="right"/>
+            </w:pPr>
+            <w:r>
+              <w:t xml:space="preserve">20</w:t>
+            </w:r>
+          </w:p>
+        </w:tc>
+        <w:tc>
+          <w:tcPr/>
+          <w:p>
+            <w:pPr>
+              <w:pStyle w:val="Compact"/>
+              <w:keepNext/>
+              <w:jc w:val="right"/>
+            </w:pPr>
+            <w:r>
+              <w:t xml:space="preserve">758,0</w:t>
+            </w:r>
+          </w:p>
+        </w:tc>
+        <w:tc>
+          <w:tcPr/>
+          <w:p>
+            <w:pPr>
+              <w:pStyle w:val="Compact"/>
+              <w:keepNext/>
+              <w:jc w:val="right"/>
+            </w:pPr>
+            <w:r>
+              <w:t xml:space="preserve">37,90</w:t>
+            </w:r>
+          </w:p>
+        </w:tc>
+        <w:tc>
+          <w:tcPr/>
+          <w:p>
+            <w:pPr>
+              <w:pStyle w:val="Compact"/>
+              <w:keepNext/>
+            </w:pPr>
+          </w:p>
+        </w:tc>
+      </w:tr>
+      <w:tr>
+        <w:trPr>
+          <w:cantSplit/>
+        </w:trPr>
+        <w:tc>
+          <w:tcPr/>
+          <w:p>
+            <w:pPr>
+              <w:pStyle w:val="Compact"/>
+              <w:keepNext/>
+            </w:pPr>
+            <w:r>
+              <w:t xml:space="preserve">Total</w:t>
+            </w:r>
+          </w:p>
+        </w:tc>
+        <w:tc>
+          <w:tcPr/>
+          <w:p>
+            <w:pPr>
+              <w:pStyle w:val="Compact"/>
+              <w:keepNext/>
+              <w:jc w:val="right"/>
+            </w:pPr>
+            <w:r>
+              <w:t xml:space="preserve">23</w:t>
+            </w:r>
+          </w:p>
+        </w:tc>
+        <w:tc>
+          <w:tcPr/>
+          <w:p>
+            <w:pPr>
+              <w:pStyle w:val="Compact"/>
+              <w:keepNext/>
+              <w:jc w:val="right"/>
+            </w:pPr>
+            <w:r>
+              <w:t xml:space="preserve">1.851,3</w:t>
+            </w:r>
+          </w:p>
+        </w:tc>
+        <w:tc>
+          <w:tcPr/>
+          <w:p>
+            <w:pPr>
+              <w:pStyle w:val="Compact"/>
+              <w:keepNext/>
+            </w:pPr>
+          </w:p>
+        </w:tc>
+        <w:tc>
+          <w:tcPr/>
+          <w:p>
+            <w:pPr>
+              <w:pStyle w:val="Compact"/>
+              <w:keepNext/>
+            </w:pPr>
+          </w:p>
+        </w:tc>
+      </w:tr>
+    </w:tbl>
+    <w:p>
+      <w:pPr>
+        <w:pStyle w:val="Fontedatabela"/>
+      </w:pPr>
+      <w:r>
+        <w:t xml:space="preserve">Fonte: dados fictícios do curso (2026).</w:t>
+      </w:r>
+    </w:p>
+    <w:p>
+      <w:pPr>
+        <w:pStyle w:val="Fontedatabela"/>
+      </w:pPr>
+      <w:r>
+        <w:t xml:space="preserve">Nota: CV = 52,03 %. ** significativo a 1 % de probabilidade pelo teste F. Teste de Bartlett: p = 0,020 (variâncias heterogêneas; pressuposto violado).</w:t>
+      </w:r>
+    </w:p>
+    <w:p>
+      <w:pPr>
+        <w:pStyle w:val="TableCaption"/>
+      </w:pPr>
+      <w:r>
+        <w:t xml:space="preserve">Tabela 12 – Análise de variância do número de insetos-praga por armadilha, com os dados transformados em √(x + 0,5), em função do manejo</w:t>
+      </w:r>
+    </w:p>
+    <w:tbl>
+      <w:tblPr>
+        <w:tblStyle w:val="Table"/>
+        <w:tblW w:type="pct" w:w="5000"/>
+        <w:tblBorders>
+          <w:top w:val="single" w:sz="8" w:space="0" w:color="000000"/>
+          <w:left w:val="nil"/>
+          <w:bottom w:val="single" w:sz="8" w:space="0" w:color="000000"/>
+          <w:right w:val="nil"/>
+          <w:insideH w:val="nil"/>
+          <w:insideV w:val="nil"/>
+        </w:tblBorders>
+        <w:tblLayout w:type="fixed"/>
+        <w:tblLook w:firstRow="1" w:lastRow="0" w:firstColumn="0" w:lastColumn="0" w:noHBand="0" w:noVBand="0" w:val="0020"/>
+        <w:tblCaption w:val="Tabela 12 – Análise de variância do número de insetos-praga por armadilha, com os dados transformados em √(x + 0,5), em função do manejo"/>
+      </w:tblPr>
+      <w:tblGrid>
+        <w:gridCol w:w="1604"/>
+        <w:gridCol w:w="1403"/>
+        <w:gridCol w:w="1403"/>
+        <w:gridCol w:w="1403"/>
+        <w:gridCol w:w="2105"/>
+      </w:tblGrid>
+      <w:tr>
+        <w:trPr>
+          <w:cantSplit/>
+          <w:tblHeader w:val="on"/>
+        </w:trPr>
+        <w:tc>
+          <w:tcPr>
+            <w:tcBorders>
+              <w:bottom w:val="single" w:sz="6" w:space="0" w:color="000000"/>
+            </w:tcBorders>
+            <w:shd w:val="clear" w:color="auto" w:fill="auto"/>
+          </w:tcPr>
+          <w:p>
+            <w:pPr>
+              <w:pStyle w:val="Compact"/>
+              <w:keepNext/>
+            </w:pPr>
+            <w:r>
+              <w:t xml:space="preserve">FV</w:t>
+            </w:r>
+          </w:p>
+        </w:tc>
+        <w:tc>
+          <w:tcPr>
+            <w:tcBorders>
+              <w:bottom w:val="single" w:sz="6" w:space="0" w:color="000000"/>
+            </w:tcBorders>
+            <w:shd w:val="clear" w:color="auto" w:fill="auto"/>
+          </w:tcPr>
+          <w:p>
+            <w:pPr>
+              <w:pStyle w:val="Compact"/>
+              <w:keepNext/>
+              <w:jc w:val="right"/>
+            </w:pPr>
+            <w:r>
+              <w:t xml:space="preserve">GL</w:t>
+            </w:r>
+          </w:p>
+        </w:tc>
+        <w:tc>
+          <w:tcPr>
+            <w:tcBorders>
+              <w:bottom w:val="single" w:sz="6" w:space="0" w:color="000000"/>
+            </w:tcBorders>
+            <w:shd w:val="clear" w:color="auto" w:fill="auto"/>
+          </w:tcPr>
+          <w:p>
+            <w:pPr>
+              <w:pStyle w:val="Compact"/>
+              <w:keepNext/>
+              <w:jc w:val="right"/>
+            </w:pPr>
+            <w:r>
+              <w:t xml:space="preserve">SQ</w:t>
+            </w:r>
+          </w:p>
+        </w:tc>
+        <w:tc>
+          <w:tcPr>
+            <w:tcBorders>
+              <w:bottom w:val="single" w:sz="6" w:space="0" w:color="000000"/>
+            </w:tcBorders>
+            <w:shd w:val="clear" w:color="auto" w:fill="auto"/>
+          </w:tcPr>
+          <w:p>
+            <w:pPr>
+              <w:pStyle w:val="Compact"/>
+              <w:keepNext/>
+              <w:jc w:val="right"/>
+            </w:pPr>
+            <w:r>
+              <w:t xml:space="preserve">QM</w:t>
+            </w:r>
+          </w:p>
+        </w:tc>
+        <w:tc>
+          <w:tcPr>
+            <w:tcBorders>
+              <w:bottom w:val="single" w:sz="6" w:space="0" w:color="000000"/>
+            </w:tcBorders>
+            <w:shd w:val="clear" w:color="auto" w:fill="auto"/>
+          </w:tcPr>
+          <w:p>
+            <w:pPr>
+              <w:pStyle w:val="Compact"/>
+              <w:keepNext/>
+              <w:jc w:val="right"/>
+            </w:pPr>
+            <w:r>
+              <w:t xml:space="preserve">F</w:t>
+            </w:r>
+          </w:p>
+        </w:tc>
+      </w:tr>
+      <w:tr>
+        <w:trPr>
+          <w:cantSplit/>
+        </w:trPr>
+        <w:tc>
+          <w:tcPr/>
+          <w:p>
+            <w:pPr>
+              <w:pStyle w:val="Compact"/>
+              <w:keepNext/>
+            </w:pPr>
+            <w:r>
+              <w:t xml:space="preserve">Manejo</w:t>
+            </w:r>
+          </w:p>
+        </w:tc>
+        <w:tc>
+          <w:tcPr/>
+          <w:p>
+            <w:pPr>
+              <w:pStyle w:val="Compact"/>
+              <w:keepNext/>
+              <w:jc w:val="right"/>
+            </w:pPr>
+            <w:r>
+              <w:t xml:space="preserve">3</w:t>
+            </w:r>
+          </w:p>
+        </w:tc>
+        <w:tc>
+          <w:tcPr/>
+          <w:p>
+            <w:pPr>
+              <w:pStyle w:val="Compact"/>
+              <w:keepNext/>
+              <w:jc w:val="right"/>
+            </w:pPr>
+            <w:r>
+              <w:t xml:space="preserve">27,52</w:t>
+            </w:r>
+          </w:p>
+        </w:tc>
+        <w:tc>
+          <w:tcPr/>
+          <w:p>
+            <w:pPr>
+              <w:pStyle w:val="Compact"/>
+              <w:keepNext/>
+              <w:jc w:val="right"/>
+            </w:pPr>
+            <w:r>
+              <w:t xml:space="preserve">9,17</w:t>
+            </w:r>
+          </w:p>
+        </w:tc>
+        <w:tc>
+          <w:tcPr/>
+          <w:p>
+            <w:pPr>
+              <w:pStyle w:val="Compact"/>
+              <w:keepNext/>
+              <w:jc w:val="right"/>
+            </w:pPr>
+            <w:r>
+              <w:t xml:space="preserve">13,66**</w:t>
+            </w:r>
+          </w:p>
+        </w:tc>
+      </w:tr>
+      <w:tr>
+        <w:trPr>
+          <w:cantSplit/>
+        </w:trPr>
+        <w:tc>
+          <w:tcPr/>
+          <w:p>
+            <w:pPr>
+              <w:pStyle w:val="Compact"/>
+              <w:keepNext/>
+            </w:pPr>
+            <w:r>
+              <w:t xml:space="preserve">Resíduo</w:t>
+            </w:r>
+          </w:p>
+        </w:tc>
+        <w:tc>
+          <w:tcPr/>
+          <w:p>
+            <w:pPr>
+              <w:pStyle w:val="Compact"/>
+              <w:keepNext/>
+              <w:jc w:val="right"/>
+            </w:pPr>
+            <w:r>
+              <w:t xml:space="preserve">20</w:t>
+            </w:r>
+          </w:p>
+        </w:tc>
+        <w:tc>
+          <w:tcPr/>
+          <w:p>
+            <w:pPr>
+              <w:pStyle w:val="Compact"/>
+              <w:keepNext/>
+              <w:jc w:val="right"/>
+            </w:pPr>
+            <w:r>
+              <w:t xml:space="preserve">13,43</w:t>
+            </w:r>
+          </w:p>
+        </w:tc>
+        <w:tc>
+          <w:tcPr/>
+          <w:p>
+            <w:pPr>
+              <w:pStyle w:val="Compact"/>
+              <w:keepNext/>
+              <w:jc w:val="right"/>
+            </w:pPr>
+            <w:r>
+              <w:t xml:space="preserve">0,67</w:t>
+            </w:r>
+          </w:p>
+        </w:tc>
+        <w:tc>
+          <w:tcPr/>
+          <w:p>
+            <w:pPr>
+              <w:pStyle w:val="Compact"/>
+              <w:keepNext/>
+            </w:pPr>
+          </w:p>
+        </w:tc>
+      </w:tr>
+      <w:tr>
+        <w:trPr>
+          <w:cantSplit/>
+        </w:trPr>
+        <w:tc>
+          <w:tcPr/>
+          <w:p>
+            <w:pPr>
+              <w:pStyle w:val="Compact"/>
+              <w:keepNext/>
+            </w:pPr>
+            <w:r>
+              <w:t xml:space="preserve">Total</w:t>
+            </w:r>
+          </w:p>
+        </w:tc>
+        <w:tc>
+          <w:tcPr/>
+          <w:p>
+            <w:pPr>
+              <w:pStyle w:val="Compact"/>
+              <w:keepNext/>
+              <w:jc w:val="right"/>
+            </w:pPr>
+            <w:r>
+              <w:t xml:space="preserve">23</w:t>
+            </w:r>
+          </w:p>
+        </w:tc>
+        <w:tc>
+          <w:tcPr/>
+          <w:p>
+            <w:pPr>
+              <w:pStyle w:val="Compact"/>
+              <w:keepNext/>
+              <w:jc w:val="right"/>
+            </w:pPr>
+            <w:r>
+              <w:t xml:space="preserve">40,95</w:t>
+            </w:r>
+          </w:p>
+        </w:tc>
+        <w:tc>
+          <w:tcPr/>
+          <w:p>
+            <w:pPr>
+              <w:pStyle w:val="Compact"/>
+              <w:keepNext/>
+            </w:pPr>
+          </w:p>
+        </w:tc>
+        <w:tc>
+          <w:tcPr/>
+          <w:p>
+            <w:pPr>
+              <w:pStyle w:val="Compact"/>
+              <w:keepNext/>
+            </w:pPr>
+          </w:p>
+        </w:tc>
+      </w:tr>
+    </w:tbl>
+    <w:p>
+      <w:pPr>
+        <w:pStyle w:val="Fontedatabela"/>
+      </w:pPr>
+      <w:r>
+        <w:t xml:space="preserve">Fonte: dados fictícios do curso (2026).</w:t>
+      </w:r>
+    </w:p>
+    <w:p>
+      <w:pPr>
+        <w:pStyle w:val="Fontedatabela"/>
+      </w:pPr>
+      <w:r>
+        <w:t xml:space="preserve">Nota: CV = 25,14 %. ** significativo a 1 % de probabilidade pelo teste F. Teste de Bartlett: p = 0,497 (variâncias homogêneas).</w:t>
+      </w:r>
+    </w:p>
+    <w:p>
+      <w:pPr>
+        <w:pStyle w:val="TableCaption"/>
+      </w:pPr>
+      <w:r>
+        <w:t xml:space="preserve">Tabela 13 – Número médio de insetos-praga por armadilha, em função do manejo</w:t>
+      </w:r>
+    </w:p>
+    <w:tbl>
+      <w:tblPr>
+        <w:tblStyle w:val="Table"/>
+        <w:tblW w:type="pct" w:w="5000"/>
+        <w:tblBorders>
+          <w:top w:val="single" w:sz="8" w:space="0" w:color="000000"/>
+          <w:left w:val="nil"/>
+          <w:bottom w:val="single" w:sz="8" w:space="0" w:color="000000"/>
+          <w:right w:val="nil"/>
+          <w:insideH w:val="nil"/>
+          <w:insideV w:val="nil"/>
+        </w:tblBorders>
+        <w:tblLayout w:type="fixed"/>
+        <w:tblLook w:firstRow="1" w:lastRow="0" w:firstColumn="0" w:lastColumn="0" w:noHBand="0" w:noVBand="0" w:val="0020"/>
+        <w:tblCaption w:val="Tabela 13 – Número médio de insetos-praga por armadilha, em função do manejo"/>
+      </w:tblPr>
+      <w:tblGrid>
+        <w:gridCol w:w="2741"/>
+        <w:gridCol w:w="5178"/>
+      </w:tblGrid>
+      <w:tr>
+        <w:trPr>
+          <w:cantSplit/>
+          <w:tblHeader w:val="on"/>
+        </w:trPr>
+        <w:tc>
+          <w:tcPr>
+            <w:tcBorders>
+              <w:bottom w:val="single" w:sz="6" w:space="0" w:color="000000"/>
+            </w:tcBorders>
+            <w:shd w:val="clear" w:color="auto" w:fill="auto"/>
+          </w:tcPr>
+          <w:p>
+            <w:pPr>
+              <w:pStyle w:val="Compact"/>
+              <w:keepNext/>
+            </w:pPr>
+            <w:r>
+              <w:t xml:space="preserve">Manejo</w:t>
+            </w:r>
+          </w:p>
+        </w:tc>
+        <w:tc>
+          <w:tcPr>
+            <w:tcBorders>
+              <w:bottom w:val="single" w:sz="6" w:space="0" w:color="000000"/>
+            </w:tcBorders>
+            <w:shd w:val="clear" w:color="auto" w:fill="auto"/>
+          </w:tcPr>
+          <w:p>
+            <w:pPr>
+              <w:pStyle w:val="Compact"/>
+              <w:keepNext/>
+              <w:jc w:val="right"/>
+            </w:pPr>
+            <w:r>
+              <w:t xml:space="preserve">Insetos-praga por armadilha</w:t>
+            </w:r>
+          </w:p>
+        </w:tc>
+      </w:tr>
+      <w:tr>
+        <w:trPr>
+          <w:cantSplit/>
+        </w:trPr>
+        <w:tc>
+          <w:tcPr/>
+          <w:p>
+            <w:pPr>
+              <w:pStyle w:val="Compact"/>
+              <w:keepNext/>
+            </w:pPr>
+            <w:r>
+              <w:t xml:space="preserve">Convencional</w:t>
+            </w:r>
+          </w:p>
+        </w:tc>
+        <w:tc>
+          <w:tcPr/>
+          <w:p>
+            <w:pPr>
+              <w:pStyle w:val="Compact"/>
+              <w:keepNext/>
+              <w:jc w:val="right"/>
+            </w:pPr>
+            <w:r>
+              <w:t xml:space="preserve">21,17 a</w:t>
+            </w:r>
+          </w:p>
+        </w:tc>
+      </w:tr>
+      <w:tr>
+        <w:trPr>
+          <w:cantSplit/>
+        </w:trPr>
+        <w:tc>
+          <w:tcPr/>
+          <w:p>
+            <w:pPr>
+              <w:pStyle w:val="Compact"/>
+              <w:keepNext/>
+            </w:pPr>
+            <w:r>
+              <w:t xml:space="preserve">Pousio</w:t>
+            </w:r>
+          </w:p>
+        </w:tc>
+        <w:tc>
+          <w:tcPr/>
+          <w:p>
+            <w:pPr>
+              <w:pStyle w:val="Compact"/>
+              <w:keepNext/>
+              <w:jc w:val="right"/>
+            </w:pPr>
+            <w:r>
+              <w:t xml:space="preserve">13,83 ab</w:t>
+            </w:r>
+          </w:p>
+        </w:tc>
+      </w:tr>
+      <w:tr>
+        <w:trPr>
+          <w:cantSplit/>
+        </w:trPr>
+        <w:tc>
+          <w:tcPr/>
+          <w:p>
+            <w:pPr>
+              <w:pStyle w:val="Compact"/>
+              <w:keepNext/>
+            </w:pPr>
+            <w:r>
+              <w:t xml:space="preserve">SAF simples</w:t>
+            </w:r>
+          </w:p>
+        </w:tc>
+        <w:tc>
+          <w:tcPr/>
+          <w:p>
+            <w:pPr>
+              <w:pStyle w:val="Compact"/>
+              <w:keepNext/>
+              <w:jc w:val="right"/>
+            </w:pPr>
+            <w:r>
+              <w:t xml:space="preserve">9,83 b</w:t>
+            </w:r>
+          </w:p>
+        </w:tc>
+      </w:tr>
+      <w:tr>
+        <w:trPr>
+          <w:cantSplit/>
+        </w:trPr>
+        <w:tc>
+          <w:tcPr/>
+          <w:p>
+            <w:pPr>
+              <w:pStyle w:val="Compact"/>
+              <w:keepNext/>
+            </w:pPr>
+            <w:r>
+              <w:t xml:space="preserve">SAF biodiverso</w:t>
+            </w:r>
+          </w:p>
+        </w:tc>
+        <w:tc>
+          <w:tcPr/>
+          <w:p>
+            <w:pPr>
+              <w:pStyle w:val="Compact"/>
+              <w:keepNext/>
+              <w:jc w:val="right"/>
+            </w:pPr>
+            <w:r>
+              <w:t xml:space="preserve">2,50 c</w:t>
+            </w:r>
+          </w:p>
+        </w:tc>
+      </w:tr>
+    </w:tbl>
+    <w:p>
+      <w:pPr>
+        <w:pStyle w:val="Fontedatabela"/>
+      </w:pPr>
+      <w:r>
+        <w:t xml:space="preserve">Fonte: dados fictícios do curso (2026).</w:t>
+      </w:r>
+    </w:p>
+    <w:p>
+      <w:pPr>
+        <w:pStyle w:val="Fontedatabela"/>
+      </w:pPr>
+      <w:r>
+        <w:t xml:space="preserve">Nota: Médias originais (sem transformação). A análise foi feita com os dados transformados em √(x + 0,5); médias seguidas pela mesma letra na coluna não diferem entre si pelo teste de Tukey a 5 % de probabilidade, aplicado aos dados transformados.</w:t>
+      </w:r>
+    </w:p>
+    <w:p>
+      <w:pPr>
+        <w:pStyle w:val="BodyText"/>
+      </w:pPr>
+      <w:r>
+        <w:t xml:space="preserve">Na Figura 7, os dados originais de cada armadilha mostram a variância crescendo junto com a média.</w:t>
+      </w:r>
+    </w:p>
+    <w:p>
+      <w:pPr>
+        <w:pStyle w:val="TableCaption"/>
+      </w:pPr>
+      <w:r>
+        <w:t xml:space="preserve">Figura 7 – Número de insetos-praga por armadilha (dados originais), em função do manejo</w:t>
+      </w:r>
+    </w:p>
+    <w:p>
+      <w:pPr>
+        <w:pStyle w:val="Figure"/>
+      </w:pPr>
+      <w:r>
+        <w:drawing>
+          <wp:inline>
+            <wp:extent cx="5334000" cy="2998786"/>
+            <wp:effectExtent b="0" l="0" r="0" t="0"/>
+            <wp:docPr descr="Boxplots do número de insetos-praga por manejo, com os pontos de cada armadilha" title="" id="99" name="Picture"/>
+            <a:graphic>
+              <a:graphicData uri="http://schemas.openxmlformats.org/drawingml/2006/picture">
+                <pic:pic>
+                  <pic:nvPicPr>
+                    <pic:cNvPr descr="figuras/fig_pragas.png" id="100" name="Picture"/>
+                    <pic:cNvPicPr>
+                      <a:picLocks noChangeArrowheads="1" noChangeAspect="1"/>
+                    </pic:cNvPicPr>
+                  </pic:nvPicPr>
+                  <pic:blipFill>
+                    <a:blip r:embed="rId98"/>
+                    <a:stretch>
+                      <a:fillRect/>
+                    </a:stretch>
+                  </pic:blipFill>
+                  <pic:spPr bwMode="auto">
+                    <a:xfrm>
+                      <a:off x="0" y="0"/>
+                      <a:ext cx="5334000" cy="2998786"/>
+                    </a:xfrm>
+                    <a:prstGeom prst="rect">
+                      <a:avLst/>
+                    </a:prstGeom>
+                    <a:noFill/>
+                    <a:ln w="9525">
+                      <a:noFill/>
+                      <a:headEnd/>
+                      <a:tailEnd/>
+                    </a:ln>
+                  </pic:spPr>
+                </pic:pic>
+              </a:graphicData>
+            </a:graphic>
+          </wp:inline>
+        </w:drawing>
+      </w:r>
+    </w:p>
+    <w:p>
+      <w:pPr>
+        <w:pStyle w:val="Fontedatabela"/>
+      </w:pPr>
+      <w:r>
+        <w:t xml:space="preserve">Fonte: dados fictícios do curso (2026).</w:t>
+      </w:r>
+    </w:p>
+    <w:p>
+      <w:pPr>
         <w:pStyle w:val="Compact"/>
         <w:numPr>
           <w:ilvl w:val="0"/>
@@ -22481,8 +22871,8 @@
         <w:t xml:space="preserve">que o pressuposto falhou. Se ela fizer a ANOVA nos dados originais e seguir em frente sem comentar o Bartlett, isso é sinal de que você precisa conferir com mais cuidado.</w:t>
       </w:r>
     </w:p>
-    <w:bookmarkEnd w:id="97"/>
-    <w:bookmarkStart w:id="98" w:name="X5582746ecc728a1ed04a4892e05210e5c999e9b"/>
+    <w:bookmarkEnd w:id="101"/>
+    <w:bookmarkStart w:id="102" w:name="X5582746ecc728a1ed04a4892e05210e5c999e9b"/>
     <w:p>
       <w:pPr>
         <w:pStyle w:val="Heading2"/>
@@ -22895,9 +23285,9 @@
         <w:br w:type="page"/>
       </w:r>
     </w:p>
-    <w:bookmarkEnd w:id="98"/>
-    <w:bookmarkEnd w:id="99"/>
-    <w:bookmarkStart w:id="105" w:name="ética-e-boas-práticas"/>
+    <w:bookmarkEnd w:id="102"/>
+    <w:bookmarkEnd w:id="103"/>
+    <w:bookmarkStart w:id="109" w:name="ética-e-boas-práticas"/>
     <w:p>
       <w:pPr>
         <w:pStyle w:val="Heading1"/>
@@ -22915,7 +23305,7 @@
         <w:t xml:space="preserve">Ética e boas práticas</w:t>
       </w:r>
     </w:p>
-    <w:bookmarkStart w:id="100" w:name="nunca-invente-dados"/>
+    <w:bookmarkStart w:id="104" w:name="nunca-invente-dados"/>
     <w:p>
       <w:pPr>
         <w:pStyle w:val="Heading2"/>
@@ -23083,8 +23473,8 @@
         <w:t xml:space="preserve">dados até dar significativo.</w:t>
       </w:r>
     </w:p>
-    <w:bookmarkEnd w:id="100"/>
-    <w:bookmarkStart w:id="101" w:name="confira-cada-resultado"/>
+    <w:bookmarkEnd w:id="104"/>
+    <w:bookmarkStart w:id="105" w:name="confira-cada-resultado"/>
     <w:p>
       <w:pPr>
         <w:pStyle w:val="Heading2"/>
@@ -23208,8 +23598,8 @@
         <w:t xml:space="preserve">sugeridas pela IA, uma por uma.</w:t>
       </w:r>
     </w:p>
-    <w:bookmarkEnd w:id="101"/>
-    <w:bookmarkStart w:id="102" w:name="declare-o-uso-de-ia"/>
+    <w:bookmarkEnd w:id="105"/>
+    <w:bookmarkStart w:id="106" w:name="declare-o-uso-de-ia"/>
     <w:p>
       <w:pPr>
         <w:pStyle w:val="Heading2"/>
@@ -23298,8 +23688,8 @@
         <w:t xml:space="preserve">, isso também deve ser declarado (geralmente nos agradecimentos ou numa nota), conforme a norma da revista.</w:t>
       </w:r>
     </w:p>
-    <w:bookmarkEnd w:id="102"/>
-    <w:bookmarkStart w:id="103" w:name="privacidade-e-proteção-de-dados"/>
+    <w:bookmarkEnd w:id="106"/>
+    <w:bookmarkStart w:id="107" w:name="privacidade-e-proteção-de-dados"/>
     <w:p>
       <w:pPr>
         <w:pStyle w:val="Heading2"/>
@@ -23451,8 +23841,8 @@
         <w:t xml:space="preserve">e o comitê de ética, quando houver pessoas envolvidas na pesquisa (entrevistas, questionários).</w:t>
       </w:r>
     </w:p>
-    <w:bookmarkEnd w:id="103"/>
-    <w:bookmarkStart w:id="104" w:name="resumo-das-boas-práticas"/>
+    <w:bookmarkEnd w:id="107"/>
+    <w:bookmarkStart w:id="108" w:name="resumo-das-boas-práticas"/>
     <w:p>
       <w:pPr>
         <w:pStyle w:val="Heading2"/>
@@ -23588,14 +23978,64 @@
         <w:br w:type="page"/>
       </w:r>
     </w:p>
-    <w:bookmarkEnd w:id="104"/>
-    <w:bookmarkEnd w:id="105"/>
-    <w:bookmarkStart w:id="106" w:name="apêndice-a-glossário"/>
+    <w:bookmarkEnd w:id="108"/>
+    <w:bookmarkEnd w:id="109"/>
+    <w:bookmarkStart w:id="111" w:name="referências"/>
     <w:p>
       <w:pPr>
         <w:pStyle w:val="Heading1"/>
       </w:pPr>
       <w:r>
+        <w:t xml:space="preserve">Referências</w:t>
+      </w:r>
+    </w:p>
+    <w:p>
+      <w:pPr>
+        <w:pStyle w:val="FirstParagraph"/>
+      </w:pPr>
+      <w:r>
+        <w:t xml:space="preserve">PENG, S.; KALLIAMVAKOU, E.; CIHON, P.; DEMIRER, M.</w:t>
+      </w:r>
+      <w:r>
+        <w:t xml:space="preserve"> </w:t>
+      </w:r>
+      <w:r>
+        <w:rPr>
+          <w:b/>
+          <w:bCs/>
+        </w:rPr>
+        <w:t xml:space="preserve">The impact of AI on developer productivity</w:t>
+      </w:r>
+      <w:r>
+        <w:t xml:space="preserve">: evidence from GitHub Copilot. arXiv, 2023. Disponível em:</w:t>
+      </w:r>
+      <w:r>
+        <w:t xml:space="preserve"> </w:t>
+      </w:r>
+      <w:hyperlink r:id="rId110">
+        <w:r>
+          <w:rPr>
+            <w:rStyle w:val="Hyperlink"/>
+          </w:rPr>
+          <w:t xml:space="preserve">https://arxiv.org/abs/2302.06590</w:t>
+        </w:r>
+      </w:hyperlink>
+      <w:r>
+        <w:t xml:space="preserve">. Acesso em: 22 out. 2026.</w:t>
+      </w:r>
+    </w:p>
+    <w:p>
+      <w:r>
+        <w:br w:type="page"/>
+      </w:r>
+    </w:p>
+    <w:bookmarkEnd w:id="111"/>
+    <w:bookmarkStart w:id="112" w:name="apêndice-a-glossário"/>
+    <w:p>
+      <w:pPr>
+        <w:pStyle w:val="Heading1"/>
+      </w:pPr>
+      <w:r>
         <w:t xml:space="preserve">Apêndice A: Glossário</w:t>
       </w:r>
     </w:p>
@@ -24124,8 +24564,8 @@
         <w:br w:type="page"/>
       </w:r>
     </w:p>
-    <w:bookmarkEnd w:id="106"/>
-    <w:bookmarkStart w:id="107" w:name="X8cf3477aa510de75e702a2d676f685a4cf09716"/>
+    <w:bookmarkEnd w:id="112"/>
+    <w:bookmarkStart w:id="113" w:name="X8cf3477aa510de75e702a2d676f685a4cf09716"/>
     <w:p>
       <w:pPr>
         <w:pStyle w:val="Heading1"/>
@@ -24388,8 +24828,8 @@
         <w:br w:type="page"/>
       </w:r>
     </w:p>
-    <w:bookmarkEnd w:id="107"/>
-    <w:bookmarkStart w:id="112" w:name="apêndice-c-gabarito-dos-exercícios"/>
+    <w:bookmarkEnd w:id="113"/>
+    <w:bookmarkStart w:id="118" w:name="apêndice-c-gabarito-dos-exercícios"/>
     <w:p>
       <w:pPr>
         <w:pStyle w:val="Heading1"/>
@@ -24521,7 +24961,7 @@
               <w:pStyle w:val="Compact"/>
             </w:pPr>
             <w:r>
-              <w:t xml:space="preserve">Tabela 1 (ANOVA), Tabela 2 (Tukey) e Figura 1</w:t>
+              <w:t xml:space="preserve">Tabela 1 (ANOVA), Tabela 2 (Tukey) e Figura 2</w:t>
             </w:r>
           </w:p>
         </w:tc>
@@ -24548,7 +24988,7 @@
               <w:pStyle w:val="Compact"/>
             </w:pPr>
             <w:r>
-              <w:t xml:space="preserve">Tabela 3 (ANOVA), Tabela 4 (Tukey) e Figura 2</w:t>
+              <w:t xml:space="preserve">Tabela 3 (ANOVA), Tabela 4 (Tukey) e Figura 3</w:t>
             </w:r>
           </w:p>
         </w:tc>
@@ -24575,7 +25015,7 @@
               <w:pStyle w:val="Compact"/>
             </w:pPr>
             <w:r>
-              <w:t xml:space="preserve">Tabela 5 (ANOVA), Tabela 6 (desdobramento) e Figura 3</w:t>
+              <w:t xml:space="preserve">Tabela 5 (ANOVA), Tabela 6 (desdobramento) e Figura 4</w:t>
             </w:r>
           </w:p>
         </w:tc>
@@ -24602,7 +25042,7 @@
               <w:pStyle w:val="Compact"/>
             </w:pPr>
             <w:r>
-              <w:t xml:space="preserve">Tabela 7 (ANOVA), Tabela 8 (cultivares em cada sombreamento) e Figura 4</w:t>
+              <w:t xml:space="preserve">Tabela 7 (ANOVA), Tabela 8 (cultivares em cada sombreamento) e Figura 5</w:t>
             </w:r>
           </w:p>
         </w:tc>
@@ -24629,7 +25069,7 @@
               <w:pStyle w:val="Compact"/>
             </w:pPr>
             <w:r>
-              <w:t xml:space="preserve">Tabela 9 (ANOVA com regressão), Tabela 10 (médias) e Figura 5</w:t>
+              <w:t xml:space="preserve">Tabela 9 (ANOVA com regressão), Tabela 10 (médias) e Figura 6</w:t>
             </w:r>
           </w:p>
         </w:tc>
@@ -24656,7 +25096,7 @@
               <w:pStyle w:val="Compact"/>
             </w:pPr>
             <w:r>
-              <w:t xml:space="preserve">Tabelas 11 e 12 (ANOVA original e transformada), Tabela 13 (médias) e Figura 6</w:t>
+              <w:t xml:space="preserve">Tabelas 11 e 12 (ANOVA original e transformada), Tabela 13 (médias) e Figura 7</w:t>
             </w:r>
           </w:p>
         </w:tc>
@@ -24670,7 +25110,7 @@
         <w:t xml:space="preserve">Este apêndice traz os detalhes que não cabem nas tabelas: p-valores exatos, pressupostos e modelos de regressão.</w:t>
       </w:r>
     </w:p>
-    <w:bookmarkStart w:id="108" w:name="p-valores-do-teste-f"/>
+    <w:bookmarkStart w:id="114" w:name="p-valores-do-teste-f"/>
     <w:p>
       <w:pPr>
         <w:pStyle w:val="Heading2"/>
@@ -25529,8 +25969,8 @@
         <w:t xml:space="preserve">para o fatorial, a coluna QM aparece com valores incorretos de exibição (4, 2, 5, 3); os QM corretos (SQ/GL) estão na Tabela 5 e conferem com o F mostrado.</w:t>
       </w:r>
     </w:p>
-    <w:bookmarkEnd w:id="108"/>
-    <w:bookmarkStart w:id="109" w:name="pressupostos"/>
+    <w:bookmarkEnd w:id="114"/>
+    <w:bookmarkStart w:id="115" w:name="pressupostos"/>
     <w:p>
       <w:pPr>
         <w:pStyle w:val="Heading2"/>
@@ -25919,8 +26359,8 @@
         </w:tc>
       </w:tr>
     </w:tbl>
-    <w:bookmarkEnd w:id="109"/>
-    <w:bookmarkStart w:id="110" w:name="detalhes-dos-testes-de-médias"/>
+    <w:bookmarkEnd w:id="115"/>
+    <w:bookmarkStart w:id="116" w:name="detalhes-dos-testes-de-médias"/>
     <w:p>
       <w:pPr>
         <w:pStyle w:val="Heading2"/>
@@ -26010,8 +26450,8 @@
         <w:t xml:space="preserve">.</w:t>
       </w:r>
     </w:p>
-    <w:bookmarkEnd w:id="110"/>
-    <w:bookmarkStart w:id="111" w:name="regressão-exercício-5"/>
+    <w:bookmarkEnd w:id="116"/>
+    <w:bookmarkStart w:id="117" w:name="regressão-exercício-5"/>
     <w:p>
       <w:pPr>
         <w:pStyle w:val="Heading2"/>
@@ -26351,8 +26791,8 @@
         <w:t xml:space="preserve">Bom trabalho e bons experimentos!</w:t>
       </w:r>
     </w:p>
-    <w:bookmarkEnd w:id="111"/>
-    <w:bookmarkEnd w:id="112"/>
+    <w:bookmarkEnd w:id="117"/>
+    <w:bookmarkEnd w:id="118"/>
     <w:sectPr>
       <w:footnotePr>
         <w:numRestart w:val="eachSect"/>
